--- a/luaran/Laporan Kemajuan Malaria.docx
+++ b/luaran/Laporan Kemajuan Malaria.docx
@@ -4312,7 +4312,7 @@
           <w:lang w:val="en-ID"/>
         </w:rPr>
         <w:drawing>
-          <wp:inline distT="0" distB="0" distL="0" distR="0" wp14:anchorId="596576BD" wp14:editId="18416283">
+          <wp:inline distT="0" distB="0" distL="0" distR="0" wp14:anchorId="596576BD" wp14:editId="7CFA03C1">
             <wp:extent cx="2593439" cy="1944000"/>
             <wp:effectExtent l="0" t="0" r="0" b="0"/>
             <wp:docPr id="9" name="Picture 9"/>
@@ -4371,7 +4371,7 @@
           <w:lang w:val="en-ID"/>
         </w:rPr>
         <w:drawing>
-          <wp:inline distT="0" distB="0" distL="0" distR="0" wp14:anchorId="69AB0996" wp14:editId="7BD43D52">
+          <wp:inline distT="0" distB="0" distL="0" distR="0" wp14:anchorId="69AB0996" wp14:editId="62C364AC">
             <wp:extent cx="2593437" cy="1944000"/>
             <wp:effectExtent l="0" t="0" r="0" b="0"/>
             <wp:docPr id="8" name="Picture 8"/>
@@ -17141,7 +17141,7 @@
           <w:lang w:val="en-ID"/>
         </w:rPr>
         <w:drawing>
-          <wp:inline distT="0" distB="0" distL="0" distR="0" wp14:anchorId="7EE9A3D7" wp14:editId="1BDB8F26">
+          <wp:inline distT="0" distB="0" distL="0" distR="0" wp14:anchorId="7EE9A3D7" wp14:editId="0A807283">
             <wp:extent cx="2593438" cy="1944000"/>
             <wp:effectExtent l="0" t="0" r="0" b="0"/>
             <wp:docPr id="11" name="Picture 11"/>
@@ -17198,7 +17198,7 @@
           <w:lang w:val="en-ID"/>
         </w:rPr>
         <w:drawing>
-          <wp:inline distT="0" distB="0" distL="0" distR="0" wp14:anchorId="6C7C8057" wp14:editId="01AE6EC1">
+          <wp:inline distT="0" distB="0" distL="0" distR="0" wp14:anchorId="6C7C8057" wp14:editId="179A0362">
             <wp:extent cx="2593438" cy="1944000"/>
             <wp:effectExtent l="0" t="0" r="0" b="0"/>
             <wp:docPr id="10" name="Picture 10"/>
@@ -18045,24 +18045,641 @@
     </w:p>
     <w:p>
       <w:pPr>
-        <w:rPr>
-          <w:rFonts w:ascii="Times New Roman" w:hAnsi="Times New Roman" w:cs="Times New Roman"/>
-          <w:noProof/>
-          <w:sz w:val="20"/>
-          <w:szCs w:val="20"/>
-          <w:lang w:val="id-ID"/>
+        <w:spacing w:after="0" w:line="285" w:lineRule="atLeast"/>
+        <w:jc w:val="left"/>
+        <w:rPr>
+          <w:rFonts w:ascii="Times New Roman" w:eastAsia="Times New Roman" w:hAnsi="Times New Roman" w:cs="Times New Roman"/>
+          <w:sz w:val="20"/>
+          <w:szCs w:val="20"/>
+          <w:lang w:val="en-ID" w:eastAsia="en-ID"/>
         </w:rPr>
       </w:pPr>
       <w:permStart w:id="361708070" w:edGrp="everyone"/>
       <w:r>
         <w:rPr>
-          <w:rFonts w:ascii="Times New Roman" w:hAnsi="Times New Roman" w:cs="Times New Roman"/>
-          <w:noProof/>
-          <w:sz w:val="20"/>
-          <w:szCs w:val="20"/>
-          <w:lang w:val="id-ID"/>
-        </w:rPr>
-        <w:t>………………………………………………………………………………………………………………………………………………………………………………………………………………………………………………………………………………………………………………………………………………………………………………………………………………………………………………………………………………………………………………………………………………………………………………………………………………………</w:t>
+          <w:rFonts w:ascii="Times New Roman" w:eastAsia="Times New Roman" w:hAnsi="Times New Roman" w:cs="Times New Roman"/>
+          <w:sz w:val="20"/>
+          <w:szCs w:val="20"/>
+          <w:lang w:val="en-ID" w:eastAsia="en-ID"/>
+        </w:rPr>
+        <w:t>Luaran Wajib</w:t>
+      </w:r>
+    </w:p>
+    <w:p>
+      <w:pPr>
+        <w:spacing w:after="0" w:line="285" w:lineRule="atLeast"/>
+        <w:jc w:val="left"/>
+        <w:rPr>
+          <w:rFonts w:ascii="Times New Roman" w:eastAsia="Times New Roman" w:hAnsi="Times New Roman" w:cs="Times New Roman"/>
+          <w:sz w:val="20"/>
+          <w:szCs w:val="20"/>
+          <w:lang w:val="en-ID" w:eastAsia="en-ID"/>
+        </w:rPr>
+      </w:pPr>
+    </w:p>
+    <w:p>
+      <w:pPr>
+        <w:spacing w:after="0" w:line="285" w:lineRule="atLeast"/>
+        <w:rPr>
+          <w:rFonts w:ascii="Times New Roman" w:eastAsia="Times New Roman" w:hAnsi="Times New Roman" w:cs="Times New Roman"/>
+          <w:sz w:val="20"/>
+          <w:szCs w:val="20"/>
+          <w:lang w:val="en-ID" w:eastAsia="en-ID"/>
+        </w:rPr>
+      </w:pPr>
+      <w:r>
+        <w:rPr>
+          <w:rFonts w:ascii="Times New Roman" w:eastAsia="Times New Roman" w:hAnsi="Times New Roman" w:cs="Times New Roman"/>
+          <w:sz w:val="20"/>
+          <w:szCs w:val="20"/>
+          <w:lang w:val="en-ID" w:eastAsia="en-ID"/>
+        </w:rPr>
+        <w:t xml:space="preserve">1. Publikasi Prosiding Konferensi Internasional (Status: </w:t>
+      </w:r>
+      <w:r>
+        <w:rPr>
+          <w:rFonts w:ascii="Times New Roman" w:eastAsia="Times New Roman" w:hAnsi="Times New Roman" w:cs="Times New Roman"/>
+          <w:b/>
+          <w:bCs/>
+          <w:sz w:val="20"/>
+          <w:szCs w:val="20"/>
+          <w:lang w:val="en-ID" w:eastAsia="en-ID"/>
+        </w:rPr>
+        <w:t>Abstract Diterima, Full Paper dalam Progres 70%</w:t>
+      </w:r>
+      <w:r>
+        <w:rPr>
+          <w:rFonts w:ascii="Times New Roman" w:eastAsia="Times New Roman" w:hAnsi="Times New Roman" w:cs="Times New Roman"/>
+          <w:sz w:val="20"/>
+          <w:szCs w:val="20"/>
+          <w:lang w:val="en-ID" w:eastAsia="en-ID"/>
+        </w:rPr>
+        <w:t>)</w:t>
+      </w:r>
+    </w:p>
+    <w:p>
+      <w:pPr>
+        <w:spacing w:after="0" w:line="285" w:lineRule="atLeast"/>
+        <w:rPr>
+          <w:rFonts w:ascii="Times New Roman" w:eastAsia="Times New Roman" w:hAnsi="Times New Roman" w:cs="Times New Roman"/>
+          <w:sz w:val="20"/>
+          <w:szCs w:val="20"/>
+          <w:lang w:val="en-ID" w:eastAsia="en-ID"/>
+        </w:rPr>
+      </w:pPr>
+      <w:r>
+        <w:rPr>
+          <w:rFonts w:ascii="Times New Roman" w:eastAsia="Times New Roman" w:hAnsi="Times New Roman" w:cs="Times New Roman"/>
+          <w:sz w:val="20"/>
+          <w:szCs w:val="20"/>
+          <w:lang w:val="en-ID" w:eastAsia="en-ID"/>
+        </w:rPr>
+        <w:t xml:space="preserve">Abstract telah diterima pada </w:t>
+      </w:r>
+      <w:r>
+        <w:rPr>
+          <w:rFonts w:ascii="Times New Roman" w:eastAsia="Times New Roman" w:hAnsi="Times New Roman" w:cs="Times New Roman"/>
+          <w:b/>
+          <w:bCs/>
+          <w:sz w:val="20"/>
+          <w:szCs w:val="20"/>
+          <w:lang w:val="en-ID" w:eastAsia="en-ID"/>
+        </w:rPr>
+        <w:t>Jambi International Conference on Engineering, Science, and Technology (JICEST)</w:t>
+      </w:r>
+      <w:r>
+        <w:rPr>
+          <w:rFonts w:ascii="Times New Roman" w:eastAsia="Times New Roman" w:hAnsi="Times New Roman" w:cs="Times New Roman"/>
+          <w:sz w:val="20"/>
+          <w:szCs w:val="20"/>
+          <w:lang w:val="en-ID" w:eastAsia="en-ID"/>
+        </w:rPr>
+        <w:t xml:space="preserve"> yang diselenggarakan di Universitas Jambi, Indonesia, pada tanggal 28 November 2025. Full paper berfokus pada arsitektur klasifikasi bersama dengan manfaat signifikan: reduksi penyimpanan 70% dan reduksi waktu pelatihan 60% dibandingkan pendekatan tradisional.</w:t>
+      </w:r>
+    </w:p>
+    <w:p>
+      <w:pPr>
+        <w:spacing w:after="0" w:line="285" w:lineRule="atLeast"/>
+        <w:rPr>
+          <w:rFonts w:ascii="Times New Roman" w:eastAsia="Times New Roman" w:hAnsi="Times New Roman" w:cs="Times New Roman"/>
+          <w:sz w:val="20"/>
+          <w:szCs w:val="20"/>
+          <w:lang w:val="en-ID" w:eastAsia="en-ID"/>
+        </w:rPr>
+      </w:pPr>
+    </w:p>
+    <w:p>
+      <w:pPr>
+        <w:spacing w:after="0" w:line="285" w:lineRule="atLeast"/>
+        <w:rPr>
+          <w:rFonts w:ascii="Times New Roman" w:eastAsia="Times New Roman" w:hAnsi="Times New Roman" w:cs="Times New Roman"/>
+          <w:sz w:val="20"/>
+          <w:szCs w:val="20"/>
+          <w:lang w:val="en-ID" w:eastAsia="en-ID"/>
+        </w:rPr>
+      </w:pPr>
+      <w:r>
+        <w:rPr>
+          <w:rFonts w:ascii="Times New Roman" w:eastAsia="Times New Roman" w:hAnsi="Times New Roman" w:cs="Times New Roman"/>
+          <w:sz w:val="20"/>
+          <w:szCs w:val="20"/>
+          <w:lang w:val="en-ID" w:eastAsia="en-ID"/>
+        </w:rPr>
+        <w:t>Judul: "Shared Classification Architecture for Multi-Model Malaria Detection: Efficiency Analysis"</w:t>
+      </w:r>
+    </w:p>
+    <w:p>
+      <w:pPr>
+        <w:spacing w:after="0" w:line="285" w:lineRule="atLeast"/>
+        <w:rPr>
+          <w:rFonts w:ascii="Times New Roman" w:eastAsia="Times New Roman" w:hAnsi="Times New Roman" w:cs="Times New Roman"/>
+          <w:sz w:val="20"/>
+          <w:szCs w:val="20"/>
+          <w:lang w:val="en-ID" w:eastAsia="en-ID"/>
+        </w:rPr>
+      </w:pPr>
+      <w:r>
+        <w:rPr>
+          <w:rFonts w:ascii="Times New Roman" w:eastAsia="Times New Roman" w:hAnsi="Times New Roman" w:cs="Times New Roman"/>
+          <w:sz w:val="20"/>
+          <w:szCs w:val="20"/>
+          <w:lang w:val="en-ID" w:eastAsia="en-ID"/>
+        </w:rPr>
+        <w:t>Status: Abstract diterima, full paper dalam penyelesaian</w:t>
+      </w:r>
+    </w:p>
+    <w:p>
+      <w:pPr>
+        <w:spacing w:after="0" w:line="285" w:lineRule="atLeast"/>
+        <w:rPr>
+          <w:rFonts w:ascii="Times New Roman" w:eastAsia="Times New Roman" w:hAnsi="Times New Roman" w:cs="Times New Roman"/>
+          <w:sz w:val="20"/>
+          <w:szCs w:val="20"/>
+          <w:lang w:val="en-ID" w:eastAsia="en-ID"/>
+        </w:rPr>
+      </w:pPr>
+      <w:r>
+        <w:rPr>
+          <w:rFonts w:ascii="Times New Roman" w:eastAsia="Times New Roman" w:hAnsi="Times New Roman" w:cs="Times New Roman"/>
+          <w:sz w:val="20"/>
+          <w:szCs w:val="20"/>
+          <w:lang w:val="en-ID" w:eastAsia="en-ID"/>
+        </w:rPr>
+        <w:t>Deadline Submission Full Pape</w:t>
+      </w:r>
+      <w:r>
+        <w:rPr>
+          <w:rFonts w:ascii="Times New Roman" w:eastAsia="Times New Roman" w:hAnsi="Times New Roman" w:cs="Times New Roman"/>
+          <w:sz w:val="20"/>
+          <w:szCs w:val="20"/>
+          <w:lang w:val="en-ID" w:eastAsia="en-ID"/>
+        </w:rPr>
+        <w:t>r</w:t>
+      </w:r>
+      <w:r>
+        <w:rPr>
+          <w:rFonts w:ascii="Times New Roman" w:eastAsia="Times New Roman" w:hAnsi="Times New Roman" w:cs="Times New Roman"/>
+          <w:sz w:val="20"/>
+          <w:szCs w:val="20"/>
+          <w:lang w:val="en-ID" w:eastAsia="en-ID"/>
+        </w:rPr>
+        <w:t>: November 2025</w:t>
+      </w:r>
+    </w:p>
+    <w:p>
+      <w:pPr>
+        <w:spacing w:after="0" w:line="285" w:lineRule="atLeast"/>
+        <w:rPr>
+          <w:rFonts w:ascii="Times New Roman" w:eastAsia="Times New Roman" w:hAnsi="Times New Roman" w:cs="Times New Roman"/>
+          <w:sz w:val="20"/>
+          <w:szCs w:val="20"/>
+          <w:lang w:val="en-ID" w:eastAsia="en-ID"/>
+        </w:rPr>
+      </w:pPr>
+      <w:r>
+        <w:rPr>
+          <w:rFonts w:ascii="Times New Roman" w:eastAsia="Times New Roman" w:hAnsi="Times New Roman" w:cs="Times New Roman"/>
+          <w:sz w:val="20"/>
+          <w:szCs w:val="20"/>
+          <w:lang w:val="en-ID" w:eastAsia="en-ID"/>
+        </w:rPr>
+        <w:t>Tanggal Konferensi: 28 November 2025</w:t>
+      </w:r>
+    </w:p>
+    <w:p>
+      <w:pPr>
+        <w:spacing w:after="0" w:line="285" w:lineRule="atLeast"/>
+        <w:rPr>
+          <w:rFonts w:ascii="Times New Roman" w:eastAsia="Times New Roman" w:hAnsi="Times New Roman" w:cs="Times New Roman"/>
+          <w:sz w:val="20"/>
+          <w:szCs w:val="20"/>
+          <w:lang w:val="en-ID" w:eastAsia="en-ID"/>
+        </w:rPr>
+      </w:pPr>
+      <w:r>
+        <w:rPr>
+          <w:rFonts w:ascii="Times New Roman" w:eastAsia="Times New Roman" w:hAnsi="Times New Roman" w:cs="Times New Roman"/>
+          <w:sz w:val="20"/>
+          <w:szCs w:val="20"/>
+          <w:lang w:val="en-ID" w:eastAsia="en-ID"/>
+        </w:rPr>
+        <w:t>Lokasi: Universitas Jambi, Indonesia</w:t>
+      </w:r>
+    </w:p>
+    <w:p>
+      <w:pPr>
+        <w:spacing w:after="0" w:line="285" w:lineRule="atLeast"/>
+        <w:rPr>
+          <w:rFonts w:ascii="Times New Roman" w:eastAsia="Times New Roman" w:hAnsi="Times New Roman" w:cs="Times New Roman"/>
+          <w:sz w:val="20"/>
+          <w:szCs w:val="20"/>
+          <w:lang w:val="en-ID" w:eastAsia="en-ID"/>
+        </w:rPr>
+      </w:pPr>
+    </w:p>
+    <w:p>
+      <w:pPr>
+        <w:spacing w:after="0" w:line="285" w:lineRule="atLeast"/>
+        <w:rPr>
+          <w:rFonts w:ascii="Times New Roman" w:eastAsia="Times New Roman" w:hAnsi="Times New Roman" w:cs="Times New Roman"/>
+          <w:sz w:val="20"/>
+          <w:szCs w:val="20"/>
+          <w:lang w:val="en-ID" w:eastAsia="en-ID"/>
+        </w:rPr>
+      </w:pPr>
+      <w:r>
+        <w:rPr>
+          <w:rFonts w:ascii="Times New Roman" w:eastAsia="Times New Roman" w:hAnsi="Times New Roman" w:cs="Times New Roman"/>
+          <w:sz w:val="20"/>
+          <w:szCs w:val="20"/>
+          <w:lang w:val="en-ID" w:eastAsia="en-ID"/>
+        </w:rPr>
+        <w:lastRenderedPageBreak/>
+        <w:t>2. Publikasi Jurnal Nasional Terakreditasi Sinta** (Target: Sinta 3, Status: **Draft dalam Progres 60%**)</w:t>
+      </w:r>
+    </w:p>
+    <w:p>
+      <w:pPr>
+        <w:spacing w:after="0" w:line="285" w:lineRule="atLeast"/>
+        <w:rPr>
+          <w:rFonts w:ascii="Times New Roman" w:eastAsia="Times New Roman" w:hAnsi="Times New Roman" w:cs="Times New Roman"/>
+          <w:sz w:val="20"/>
+          <w:szCs w:val="20"/>
+          <w:lang w:val="en-ID" w:eastAsia="en-ID"/>
+        </w:rPr>
+      </w:pPr>
+      <w:r>
+        <w:rPr>
+          <w:rFonts w:ascii="Times New Roman" w:eastAsia="Times New Roman" w:hAnsi="Times New Roman" w:cs="Times New Roman"/>
+          <w:sz w:val="20"/>
+          <w:szCs w:val="20"/>
+          <w:lang w:val="en-ID" w:eastAsia="en-ID"/>
+        </w:rPr>
+        <w:t>Draft artikel berjudul "Parameter-Efficient Deep Learning Models Outperform Larger Architectures on Small Medical Imaging Datasets: A Malaria Detection Case Study" sedang dikembangkan untuk submission ke Journal of Applied Informatics and Computing (JAIC)</w:t>
+      </w:r>
+      <w:r>
+        <w:rPr>
+          <w:rFonts w:ascii="Times New Roman" w:eastAsia="Times New Roman" w:hAnsi="Times New Roman" w:cs="Times New Roman"/>
+          <w:sz w:val="20"/>
+          <w:szCs w:val="20"/>
+          <w:lang w:val="en-ID" w:eastAsia="en-ID"/>
+        </w:rPr>
+        <w:t xml:space="preserve"> </w:t>
+      </w:r>
+      <w:r>
+        <w:rPr>
+          <w:rFonts w:ascii="Times New Roman" w:eastAsia="Times New Roman" w:hAnsi="Times New Roman" w:cs="Times New Roman"/>
+          <w:sz w:val="20"/>
+          <w:szCs w:val="20"/>
+          <w:lang w:eastAsia="en-ID"/>
+        </w:rPr>
+        <w:t>Politeknik Negeri Batam</w:t>
+      </w:r>
+      <w:r>
+        <w:rPr>
+          <w:rFonts w:ascii="Times New Roman" w:eastAsia="Times New Roman" w:hAnsi="Times New Roman" w:cs="Times New Roman"/>
+          <w:sz w:val="20"/>
+          <w:szCs w:val="20"/>
+          <w:lang w:val="en-ID" w:eastAsia="en-ID"/>
+        </w:rPr>
+        <w:t xml:space="preserve"> yang terindeks Sinta 3</w:t>
+      </w:r>
+      <w:r>
+        <w:rPr>
+          <w:rFonts w:ascii="Times New Roman" w:eastAsia="Times New Roman" w:hAnsi="Times New Roman" w:cs="Times New Roman"/>
+          <w:sz w:val="20"/>
+          <w:szCs w:val="20"/>
+          <w:lang w:val="en-ID" w:eastAsia="en-ID"/>
+        </w:rPr>
+        <w:t xml:space="preserve"> </w:t>
+      </w:r>
+      <w:r>
+        <w:rPr>
+          <w:rFonts w:ascii="Times New Roman" w:eastAsia="Times New Roman" w:hAnsi="Times New Roman" w:cs="Times New Roman"/>
+          <w:sz w:val="20"/>
+          <w:szCs w:val="20"/>
+          <w:lang w:val="en-ID" w:eastAsia="en-ID"/>
+        </w:rPr>
+        <w:t>(https://jurnal.polibatam.ac.id/index.php/JAIC/index). Artikel mencakup evaluasi komprehensif pada 2 dataset ×</w:t>
+      </w:r>
+      <w:r>
+        <w:rPr>
+          <w:rFonts w:ascii="Times New Roman" w:eastAsia="Times New Roman" w:hAnsi="Times New Roman" w:cs="Times New Roman"/>
+          <w:sz w:val="20"/>
+          <w:szCs w:val="20"/>
+          <w:lang w:val="en-ID" w:eastAsia="en-ID"/>
+        </w:rPr>
+        <w:t xml:space="preserve"> </w:t>
+      </w:r>
+      <w:r>
+        <w:rPr>
+          <w:rFonts w:ascii="Times New Roman" w:eastAsia="Times New Roman" w:hAnsi="Times New Roman" w:cs="Times New Roman"/>
+          <w:sz w:val="20"/>
+          <w:szCs w:val="20"/>
+          <w:lang w:val="en-ID" w:eastAsia="en-ID"/>
+        </w:rPr>
+        <w:t>3 model deteksi × 6 model klasifikasi = 36 kombinasi model, mendemonstrasikan bahwa model EfficientNet</w:t>
+      </w:r>
+      <w:r>
+        <w:rPr>
+          <w:rFonts w:ascii="Times New Roman" w:eastAsia="Times New Roman" w:hAnsi="Times New Roman" w:cs="Times New Roman"/>
+          <w:sz w:val="20"/>
+          <w:szCs w:val="20"/>
+          <w:lang w:val="en-ID" w:eastAsia="en-ID"/>
+        </w:rPr>
+        <w:t xml:space="preserve"> </w:t>
+      </w:r>
+      <w:r>
+        <w:rPr>
+          <w:rFonts w:ascii="Times New Roman" w:eastAsia="Times New Roman" w:hAnsi="Times New Roman" w:cs="Times New Roman"/>
+          <w:sz w:val="20"/>
+          <w:szCs w:val="20"/>
+          <w:lang w:val="en-ID" w:eastAsia="en-ID"/>
+        </w:rPr>
+        <w:t>lebih kecil (5,3-7,8M parameter) secara konsisten mengungguli varian ResNet lebih besar (25,6-44,5M</w:t>
+      </w:r>
+      <w:r>
+        <w:rPr>
+          <w:rFonts w:ascii="Times New Roman" w:eastAsia="Times New Roman" w:hAnsi="Times New Roman" w:cs="Times New Roman"/>
+          <w:sz w:val="20"/>
+          <w:szCs w:val="20"/>
+          <w:lang w:val="en-ID" w:eastAsia="en-ID"/>
+        </w:rPr>
+        <w:t xml:space="preserve"> </w:t>
+      </w:r>
+      <w:r>
+        <w:rPr>
+          <w:rFonts w:ascii="Times New Roman" w:eastAsia="Times New Roman" w:hAnsi="Times New Roman" w:cs="Times New Roman"/>
+          <w:sz w:val="20"/>
+          <w:szCs w:val="20"/>
+          <w:lang w:val="en-ID" w:eastAsia="en-ID"/>
+        </w:rPr>
+        <w:t>parameter) sebesar 5-10% pada dataset medis kecil [8,9].</w:t>
+      </w:r>
+    </w:p>
+    <w:p>
+      <w:pPr>
+        <w:spacing w:after="0" w:line="285" w:lineRule="atLeast"/>
+        <w:rPr>
+          <w:rFonts w:ascii="Times New Roman" w:eastAsia="Times New Roman" w:hAnsi="Times New Roman" w:cs="Times New Roman"/>
+          <w:sz w:val="20"/>
+          <w:szCs w:val="20"/>
+          <w:lang w:val="en-ID" w:eastAsia="en-ID"/>
+        </w:rPr>
+      </w:pPr>
+    </w:p>
+    <w:p>
+      <w:pPr>
+        <w:spacing w:after="0" w:line="285" w:lineRule="atLeast"/>
+        <w:rPr>
+          <w:rFonts w:ascii="Times New Roman" w:eastAsia="Times New Roman" w:hAnsi="Times New Roman" w:cs="Times New Roman"/>
+          <w:sz w:val="20"/>
+          <w:szCs w:val="20"/>
+          <w:lang w:val="en-ID" w:eastAsia="en-ID"/>
+        </w:rPr>
+      </w:pPr>
+      <w:r>
+        <w:rPr>
+          <w:rFonts w:ascii="Times New Roman" w:eastAsia="Times New Roman" w:hAnsi="Times New Roman" w:cs="Times New Roman"/>
+          <w:sz w:val="20"/>
+          <w:szCs w:val="20"/>
+          <w:lang w:val="en-ID" w:eastAsia="en-ID"/>
+        </w:rPr>
+        <w:t>Struktur artikel: (1) Pendahuluan dengan tinjauan pustaka tentang AI medis dan deteksi objek</w:t>
+      </w:r>
+      <w:r>
+        <w:rPr>
+          <w:rFonts w:ascii="Times New Roman" w:eastAsia="Times New Roman" w:hAnsi="Times New Roman" w:cs="Times New Roman"/>
+          <w:sz w:val="20"/>
+          <w:szCs w:val="20"/>
+          <w:lang w:val="en-ID" w:eastAsia="en-ID"/>
+        </w:rPr>
+        <w:t xml:space="preserve"> </w:t>
+      </w:r>
+      <w:r>
+        <w:rPr>
+          <w:rFonts w:ascii="Times New Roman" w:eastAsia="Times New Roman" w:hAnsi="Times New Roman" w:cs="Times New Roman"/>
+          <w:sz w:val="20"/>
+          <w:szCs w:val="20"/>
+          <w:lang w:val="en-ID" w:eastAsia="en-ID"/>
+        </w:rPr>
+        <w:t>[28,29,30,31,32,14], (2) Metode yang mendeskripsikan arsitektur klasifikasi bersama dan pengaturan eksperimen, (3) Hasil yang menyajikan performa deteksi [5,6], metrik klasifikasi dengan rincian per-kelas, dan analisis efisiensi [7,8,9,11], (4) Pembahasan yang menganalisis temuan dalam konteks implementasi klinis [13,15,19], dan (5) Kesimpulan dengan arah masa depan [20,21,23,24].</w:t>
+      </w:r>
+      <w:r>
+        <w:rPr>
+          <w:rFonts w:ascii="Times New Roman" w:eastAsia="Times New Roman" w:hAnsi="Times New Roman" w:cs="Times New Roman"/>
+          <w:sz w:val="20"/>
+          <w:szCs w:val="20"/>
+          <w:lang w:val="en-ID" w:eastAsia="en-ID"/>
+        </w:rPr>
+        <w:t xml:space="preserve"> </w:t>
+      </w:r>
+      <w:r>
+        <w:rPr>
+          <w:rFonts w:ascii="Times New Roman" w:eastAsia="Times New Roman" w:hAnsi="Times New Roman" w:cs="Times New Roman"/>
+          <w:sz w:val="20"/>
+          <w:szCs w:val="20"/>
+          <w:lang w:val="en-ID" w:eastAsia="en-ID"/>
+        </w:rPr>
+        <w:t xml:space="preserve">Target </w:t>
+      </w:r>
+      <w:proofErr w:type="gramStart"/>
+      <w:r>
+        <w:rPr>
+          <w:rFonts w:ascii="Times New Roman" w:eastAsia="Times New Roman" w:hAnsi="Times New Roman" w:cs="Times New Roman"/>
+          <w:sz w:val="20"/>
+          <w:szCs w:val="20"/>
+          <w:lang w:val="en-ID" w:eastAsia="en-ID"/>
+        </w:rPr>
+        <w:t>Submission</w:t>
+      </w:r>
+      <w:r>
+        <w:rPr>
+          <w:rFonts w:ascii="Times New Roman" w:eastAsia="Times New Roman" w:hAnsi="Times New Roman" w:cs="Times New Roman"/>
+          <w:sz w:val="20"/>
+          <w:szCs w:val="20"/>
+          <w:lang w:val="en-ID" w:eastAsia="en-ID"/>
+        </w:rPr>
+        <w:t xml:space="preserve"> </w:t>
+      </w:r>
+      <w:r>
+        <w:rPr>
+          <w:rFonts w:ascii="Times New Roman" w:eastAsia="Times New Roman" w:hAnsi="Times New Roman" w:cs="Times New Roman"/>
+          <w:sz w:val="20"/>
+          <w:szCs w:val="20"/>
+          <w:lang w:val="en-ID" w:eastAsia="en-ID"/>
+        </w:rPr>
+        <w:t>:</w:t>
+      </w:r>
+      <w:proofErr w:type="gramEnd"/>
+      <w:r>
+        <w:rPr>
+          <w:rFonts w:ascii="Times New Roman" w:eastAsia="Times New Roman" w:hAnsi="Times New Roman" w:cs="Times New Roman"/>
+          <w:sz w:val="20"/>
+          <w:szCs w:val="20"/>
+          <w:lang w:val="en-ID" w:eastAsia="en-ID"/>
+        </w:rPr>
+        <w:t xml:space="preserve"> November 2025</w:t>
+      </w:r>
+    </w:p>
+    <w:p>
+      <w:pPr>
+        <w:spacing w:after="0" w:line="285" w:lineRule="atLeast"/>
+        <w:rPr>
+          <w:rFonts w:ascii="Times New Roman" w:eastAsia="Times New Roman" w:hAnsi="Times New Roman" w:cs="Times New Roman"/>
+          <w:sz w:val="20"/>
+          <w:szCs w:val="20"/>
+          <w:lang w:val="en-ID" w:eastAsia="en-ID"/>
+        </w:rPr>
+      </w:pPr>
+    </w:p>
+    <w:p>
+      <w:pPr>
+        <w:spacing w:after="0" w:line="285" w:lineRule="atLeast"/>
+        <w:rPr>
+          <w:rFonts w:ascii="Times New Roman" w:eastAsia="Times New Roman" w:hAnsi="Times New Roman" w:cs="Times New Roman"/>
+          <w:sz w:val="20"/>
+          <w:szCs w:val="20"/>
+          <w:lang w:val="en-ID" w:eastAsia="en-ID"/>
+        </w:rPr>
+      </w:pPr>
+      <w:r>
+        <w:rPr>
+          <w:rFonts w:ascii="Times New Roman" w:eastAsia="Times New Roman" w:hAnsi="Times New Roman" w:cs="Times New Roman"/>
+          <w:sz w:val="20"/>
+          <w:szCs w:val="20"/>
+          <w:lang w:val="en-ID" w:eastAsia="en-ID"/>
+        </w:rPr>
+        <w:t>Luaran Tambahan</w:t>
+      </w:r>
+    </w:p>
+    <w:p>
+      <w:pPr>
+        <w:spacing w:after="0" w:line="285" w:lineRule="atLeast"/>
+        <w:rPr>
+          <w:rFonts w:ascii="Times New Roman" w:eastAsia="Times New Roman" w:hAnsi="Times New Roman" w:cs="Times New Roman"/>
+          <w:sz w:val="20"/>
+          <w:szCs w:val="20"/>
+          <w:lang w:val="en-ID" w:eastAsia="en-ID"/>
+        </w:rPr>
+      </w:pPr>
+      <w:r>
+        <w:rPr>
+          <w:rFonts w:ascii="Times New Roman" w:eastAsia="Times New Roman" w:hAnsi="Times New Roman" w:cs="Times New Roman"/>
+          <w:sz w:val="20"/>
+          <w:szCs w:val="20"/>
+          <w:lang w:val="en-ID" w:eastAsia="en-ID"/>
+        </w:rPr>
+        <w:t>1. Implementasi Open-Source</w:t>
+      </w:r>
+      <w:r>
+        <w:rPr>
+          <w:rFonts w:ascii="Times New Roman" w:eastAsia="Times New Roman" w:hAnsi="Times New Roman" w:cs="Times New Roman"/>
+          <w:sz w:val="20"/>
+          <w:szCs w:val="20"/>
+          <w:lang w:val="en-ID" w:eastAsia="en-ID"/>
+        </w:rPr>
+        <w:t xml:space="preserve"> </w:t>
+      </w:r>
+    </w:p>
+    <w:p>
+      <w:pPr>
+        <w:spacing w:after="0" w:line="285" w:lineRule="atLeast"/>
+        <w:rPr>
+          <w:rFonts w:ascii="Times New Roman" w:eastAsia="Times New Roman" w:hAnsi="Times New Roman" w:cs="Times New Roman"/>
+          <w:sz w:val="20"/>
+          <w:szCs w:val="20"/>
+          <w:lang w:val="en-ID" w:eastAsia="en-ID"/>
+        </w:rPr>
+      </w:pPr>
+      <w:r>
+        <w:rPr>
+          <w:rFonts w:ascii="Times New Roman" w:eastAsia="Times New Roman" w:hAnsi="Times New Roman" w:cs="Times New Roman"/>
+          <w:sz w:val="20"/>
+          <w:szCs w:val="20"/>
+          <w:lang w:val="en-ID" w:eastAsia="en-ID"/>
+        </w:rPr>
+        <w:t>Codebase lengkap dengan 12 skrip Python untuk persiapan data, pelatihan, evaluasi, dan visualisasi telah dikembangkan dan siap untuk dipublikasikan di repository GitHub. Publikasi akan dilakukan setelah artikel jurnal diterbitkan untuk memastikan prioritas publikasi dan melindungi klaim kontribusi ilmiah.</w:t>
+      </w:r>
+    </w:p>
+    <w:p>
+      <w:pPr>
+        <w:spacing w:after="0" w:line="285" w:lineRule="atLeast"/>
+        <w:rPr>
+          <w:rFonts w:ascii="Times New Roman" w:eastAsia="Times New Roman" w:hAnsi="Times New Roman" w:cs="Times New Roman"/>
+          <w:sz w:val="20"/>
+          <w:szCs w:val="20"/>
+          <w:lang w:val="en-ID" w:eastAsia="en-ID"/>
+        </w:rPr>
+      </w:pPr>
+      <w:r>
+        <w:rPr>
+          <w:rFonts w:ascii="Times New Roman" w:eastAsia="Times New Roman" w:hAnsi="Times New Roman" w:cs="Times New Roman"/>
+          <w:sz w:val="20"/>
+          <w:szCs w:val="20"/>
+          <w:lang w:val="en-ID" w:eastAsia="en-ID"/>
+        </w:rPr>
+        <w:t>Repository: https://github.com/akhiyarwaladi/hello_world</w:t>
+      </w:r>
+    </w:p>
+    <w:p>
+      <w:pPr>
+        <w:spacing w:after="0" w:line="285" w:lineRule="atLeast"/>
+        <w:rPr>
+          <w:rFonts w:ascii="Times New Roman" w:eastAsia="Times New Roman" w:hAnsi="Times New Roman" w:cs="Times New Roman"/>
+          <w:sz w:val="20"/>
+          <w:szCs w:val="20"/>
+          <w:lang w:val="en-ID" w:eastAsia="en-ID"/>
+        </w:rPr>
+      </w:pPr>
+      <w:r>
+        <w:rPr>
+          <w:rFonts w:ascii="Times New Roman" w:eastAsia="Times New Roman" w:hAnsi="Times New Roman" w:cs="Times New Roman"/>
+          <w:sz w:val="20"/>
+          <w:szCs w:val="20"/>
+          <w:lang w:val="en-ID" w:eastAsia="en-ID"/>
+        </w:rPr>
+        <w:t>Status: Private - akan dipublikasikan setelah artikel jurnal diterbitkan</w:t>
+      </w:r>
+    </w:p>
+    <w:p>
+      <w:pPr>
+        <w:spacing w:after="0" w:line="285" w:lineRule="atLeast"/>
+        <w:rPr>
+          <w:rFonts w:ascii="Times New Roman" w:eastAsia="Times New Roman" w:hAnsi="Times New Roman" w:cs="Times New Roman"/>
+          <w:sz w:val="20"/>
+          <w:szCs w:val="20"/>
+          <w:lang w:val="en-ID" w:eastAsia="en-ID"/>
+        </w:rPr>
+      </w:pPr>
+      <w:r>
+        <w:rPr>
+          <w:rFonts w:ascii="Times New Roman" w:eastAsia="Times New Roman" w:hAnsi="Times New Roman" w:cs="Times New Roman"/>
+          <w:sz w:val="20"/>
+          <w:szCs w:val="20"/>
+          <w:lang w:val="en-ID" w:eastAsia="en-ID"/>
+        </w:rPr>
+        <w:t>Alasan: Memastikan prioritas publikasi dan melindungi klaim ilmiah sebelum dipublikasikan secara luas</w:t>
       </w:r>
     </w:p>
     <w:permEnd w:id="361708070"/>
@@ -18316,7 +18933,6 @@
           <w:szCs w:val="20"/>
           <w:lang w:val="id-ID"/>
         </w:rPr>
-        <w:lastRenderedPageBreak/>
         <w:t>………………………………………………………………………………………………………………………………………………………………………………………………………………………………………………………………………………………………………………………………………………………………………………………………………………………………………………………………………………………………………………………………………………………………………………………………………………………</w:t>
       </w:r>
       <w:permEnd w:id="138624273"/>
@@ -18519,7 +19135,18 @@
                 <w:szCs w:val="20"/>
                 <w:lang w:val="id-ID"/>
               </w:rPr>
-              <w:t xml:space="preserve">penelitian selanjutnya berdasarkan indikator luaran yang telah dicapai, rencana realisasi luaran wajib yang dijanjikan dan tambahan (jika ada) di tahun berikutnya serta </w:t>
+              <w:t xml:space="preserve">penelitian selanjutnya berdasarkan indikator luaran yang telah dicapai, rencana realisasi luaran wajib yang dijanjikan dan </w:t>
+            </w:r>
+            <w:r>
+              <w:rPr>
+                <w:rFonts w:ascii="Times New Roman" w:hAnsi="Times New Roman" w:cs="Times New Roman"/>
+                <w:noProof/>
+                <w:sz w:val="20"/>
+                <w:szCs w:val="20"/>
+                <w:lang w:val="id-ID"/>
+              </w:rPr>
+              <w:lastRenderedPageBreak/>
+              <w:t xml:space="preserve">tambahan (jika ada) di tahun berikutnya serta </w:t>
             </w:r>
             <w:r>
               <w:rPr>
@@ -19555,7 +20182,6 @@
   <w:style w:type="character" w:default="1" w:styleId="DefaultParagraphFont">
     <w:name w:val="Default Paragraph Font"/>
     <w:uiPriority w:val="1"/>
-    <w:semiHidden/>
     <w:unhideWhenUsed/>
   </w:style>
   <w:style w:type="table" w:default="1" w:styleId="TableNormal">

--- a/luaran/Laporan Kemajuan Malaria.docx
+++ b/luaran/Laporan Kemajuan Malaria.docx
@@ -18049,26 +18049,894 @@
         <w:jc w:val="left"/>
         <w:rPr>
           <w:rFonts w:ascii="Times New Roman" w:eastAsia="Times New Roman" w:hAnsi="Times New Roman" w:cs="Times New Roman"/>
+          <w:b/>
+          <w:bCs/>
           <w:sz w:val="20"/>
           <w:szCs w:val="20"/>
           <w:lang w:val="en-ID" w:eastAsia="en-ID"/>
         </w:rPr>
       </w:pPr>
       <w:permStart w:id="361708070" w:edGrp="everyone"/>
-      <w:r>
-        <w:rPr>
-          <w:rFonts w:ascii="Times New Roman" w:eastAsia="Times New Roman" w:hAnsi="Times New Roman" w:cs="Times New Roman"/>
-          <w:sz w:val="20"/>
-          <w:szCs w:val="20"/>
-          <w:lang w:val="en-ID" w:eastAsia="en-ID"/>
-        </w:rPr>
-        <w:t>Luaran Wajib</w:t>
-      </w:r>
+      <w:proofErr w:type="spellStart"/>
+      <w:r>
+        <w:rPr>
+          <w:rFonts w:ascii="Times New Roman" w:eastAsia="Times New Roman" w:hAnsi="Times New Roman" w:cs="Times New Roman"/>
+          <w:b/>
+          <w:bCs/>
+          <w:sz w:val="20"/>
+          <w:szCs w:val="20"/>
+          <w:lang w:val="en-ID" w:eastAsia="en-ID"/>
+        </w:rPr>
+        <w:t>Luaran</w:t>
+      </w:r>
+      <w:proofErr w:type="spellEnd"/>
+      <w:r>
+        <w:rPr>
+          <w:rFonts w:ascii="Times New Roman" w:eastAsia="Times New Roman" w:hAnsi="Times New Roman" w:cs="Times New Roman"/>
+          <w:b/>
+          <w:bCs/>
+          <w:sz w:val="20"/>
+          <w:szCs w:val="20"/>
+          <w:lang w:val="en-ID" w:eastAsia="en-ID"/>
+        </w:rPr>
+        <w:t xml:space="preserve"> </w:t>
+      </w:r>
+      <w:proofErr w:type="spellStart"/>
+      <w:r>
+        <w:rPr>
+          <w:rFonts w:ascii="Times New Roman" w:eastAsia="Times New Roman" w:hAnsi="Times New Roman" w:cs="Times New Roman"/>
+          <w:b/>
+          <w:bCs/>
+          <w:sz w:val="20"/>
+          <w:szCs w:val="20"/>
+          <w:lang w:val="en-ID" w:eastAsia="en-ID"/>
+        </w:rPr>
+        <w:t>Wajib</w:t>
+      </w:r>
+      <w:proofErr w:type="spellEnd"/>
     </w:p>
     <w:p>
       <w:pPr>
         <w:spacing w:after="0" w:line="285" w:lineRule="atLeast"/>
-        <w:jc w:val="left"/>
+        <w:rPr>
+          <w:rFonts w:ascii="Times New Roman" w:eastAsia="Times New Roman" w:hAnsi="Times New Roman" w:cs="Times New Roman"/>
+          <w:sz w:val="20"/>
+          <w:szCs w:val="20"/>
+          <w:lang w:val="en-ID" w:eastAsia="en-ID"/>
+        </w:rPr>
+      </w:pPr>
+      <w:proofErr w:type="spellStart"/>
+      <w:r>
+        <w:rPr>
+          <w:rFonts w:ascii="Times New Roman" w:eastAsia="Times New Roman" w:hAnsi="Times New Roman" w:cs="Times New Roman"/>
+          <w:sz w:val="20"/>
+          <w:szCs w:val="20"/>
+          <w:lang w:val="en-ID" w:eastAsia="en-ID"/>
+        </w:rPr>
+        <w:t>Publikasi</w:t>
+      </w:r>
+      <w:proofErr w:type="spellEnd"/>
+      <w:r>
+        <w:rPr>
+          <w:rFonts w:ascii="Times New Roman" w:eastAsia="Times New Roman" w:hAnsi="Times New Roman" w:cs="Times New Roman"/>
+          <w:sz w:val="20"/>
+          <w:szCs w:val="20"/>
+          <w:lang w:val="en-ID" w:eastAsia="en-ID"/>
+        </w:rPr>
+        <w:t xml:space="preserve"> </w:t>
+      </w:r>
+      <w:proofErr w:type="spellStart"/>
+      <w:r>
+        <w:rPr>
+          <w:rFonts w:ascii="Times New Roman" w:eastAsia="Times New Roman" w:hAnsi="Times New Roman" w:cs="Times New Roman"/>
+          <w:sz w:val="20"/>
+          <w:szCs w:val="20"/>
+          <w:lang w:val="en-ID" w:eastAsia="en-ID"/>
+        </w:rPr>
+        <w:t>Prosiding</w:t>
+      </w:r>
+      <w:proofErr w:type="spellEnd"/>
+      <w:r>
+        <w:rPr>
+          <w:rFonts w:ascii="Times New Roman" w:eastAsia="Times New Roman" w:hAnsi="Times New Roman" w:cs="Times New Roman"/>
+          <w:sz w:val="20"/>
+          <w:szCs w:val="20"/>
+          <w:lang w:val="en-ID" w:eastAsia="en-ID"/>
+        </w:rPr>
+        <w:t xml:space="preserve"> </w:t>
+      </w:r>
+      <w:proofErr w:type="spellStart"/>
+      <w:r>
+        <w:rPr>
+          <w:rFonts w:ascii="Times New Roman" w:eastAsia="Times New Roman" w:hAnsi="Times New Roman" w:cs="Times New Roman"/>
+          <w:sz w:val="20"/>
+          <w:szCs w:val="20"/>
+          <w:lang w:val="en-ID" w:eastAsia="en-ID"/>
+        </w:rPr>
+        <w:t>Konferensi</w:t>
+      </w:r>
+      <w:proofErr w:type="spellEnd"/>
+      <w:r>
+        <w:rPr>
+          <w:rFonts w:ascii="Times New Roman" w:eastAsia="Times New Roman" w:hAnsi="Times New Roman" w:cs="Times New Roman"/>
+          <w:sz w:val="20"/>
+          <w:szCs w:val="20"/>
+          <w:lang w:val="en-ID" w:eastAsia="en-ID"/>
+        </w:rPr>
+        <w:t xml:space="preserve"> </w:t>
+      </w:r>
+      <w:r>
+        <w:rPr>
+          <w:rFonts w:ascii="Times New Roman" w:eastAsia="Times New Roman" w:hAnsi="Times New Roman" w:cs="Times New Roman"/>
+          <w:sz w:val="20"/>
+          <w:szCs w:val="20"/>
+          <w:lang w:val="en-ID" w:eastAsia="en-ID"/>
+        </w:rPr>
+        <w:t xml:space="preserve">Nasional / </w:t>
+      </w:r>
+      <w:proofErr w:type="spellStart"/>
+      <w:r>
+        <w:rPr>
+          <w:rFonts w:ascii="Times New Roman" w:eastAsia="Times New Roman" w:hAnsi="Times New Roman" w:cs="Times New Roman"/>
+          <w:sz w:val="20"/>
+          <w:szCs w:val="20"/>
+          <w:lang w:val="en-ID" w:eastAsia="en-ID"/>
+        </w:rPr>
+        <w:t>Internasional</w:t>
+      </w:r>
+      <w:proofErr w:type="spellEnd"/>
+      <w:r>
+        <w:rPr>
+          <w:rFonts w:ascii="Times New Roman" w:eastAsia="Times New Roman" w:hAnsi="Times New Roman" w:cs="Times New Roman"/>
+          <w:sz w:val="20"/>
+          <w:szCs w:val="20"/>
+          <w:lang w:val="en-ID" w:eastAsia="en-ID"/>
+        </w:rPr>
+        <w:t xml:space="preserve"> (Status: </w:t>
+      </w:r>
+      <w:r>
+        <w:rPr>
+          <w:rFonts w:ascii="Times New Roman" w:eastAsia="Times New Roman" w:hAnsi="Times New Roman" w:cs="Times New Roman"/>
+          <w:b/>
+          <w:bCs/>
+          <w:sz w:val="20"/>
+          <w:szCs w:val="20"/>
+          <w:lang w:val="en-ID" w:eastAsia="en-ID"/>
+        </w:rPr>
+        <w:t xml:space="preserve">Abstract </w:t>
+      </w:r>
+      <w:proofErr w:type="spellStart"/>
+      <w:r>
+        <w:rPr>
+          <w:rFonts w:ascii="Times New Roman" w:eastAsia="Times New Roman" w:hAnsi="Times New Roman" w:cs="Times New Roman"/>
+          <w:b/>
+          <w:bCs/>
+          <w:sz w:val="20"/>
+          <w:szCs w:val="20"/>
+          <w:lang w:val="en-ID" w:eastAsia="en-ID"/>
+        </w:rPr>
+        <w:t>Diterima</w:t>
+      </w:r>
+      <w:proofErr w:type="spellEnd"/>
+      <w:r>
+        <w:rPr>
+          <w:rFonts w:ascii="Times New Roman" w:eastAsia="Times New Roman" w:hAnsi="Times New Roman" w:cs="Times New Roman"/>
+          <w:b/>
+          <w:bCs/>
+          <w:sz w:val="20"/>
+          <w:szCs w:val="20"/>
+          <w:lang w:val="en-ID" w:eastAsia="en-ID"/>
+        </w:rPr>
+        <w:t xml:space="preserve">, Full Paper </w:t>
+      </w:r>
+      <w:proofErr w:type="spellStart"/>
+      <w:r>
+        <w:rPr>
+          <w:rFonts w:ascii="Times New Roman" w:eastAsia="Times New Roman" w:hAnsi="Times New Roman" w:cs="Times New Roman"/>
+          <w:b/>
+          <w:bCs/>
+          <w:sz w:val="20"/>
+          <w:szCs w:val="20"/>
+          <w:lang w:val="en-ID" w:eastAsia="en-ID"/>
+        </w:rPr>
+        <w:t>dalam</w:t>
+      </w:r>
+      <w:proofErr w:type="spellEnd"/>
+      <w:r>
+        <w:rPr>
+          <w:rFonts w:ascii="Times New Roman" w:eastAsia="Times New Roman" w:hAnsi="Times New Roman" w:cs="Times New Roman"/>
+          <w:b/>
+          <w:bCs/>
+          <w:sz w:val="20"/>
+          <w:szCs w:val="20"/>
+          <w:lang w:val="en-ID" w:eastAsia="en-ID"/>
+        </w:rPr>
+        <w:t xml:space="preserve"> </w:t>
+      </w:r>
+      <w:proofErr w:type="spellStart"/>
+      <w:r>
+        <w:rPr>
+          <w:rFonts w:ascii="Times New Roman" w:eastAsia="Times New Roman" w:hAnsi="Times New Roman" w:cs="Times New Roman"/>
+          <w:b/>
+          <w:bCs/>
+          <w:sz w:val="20"/>
+          <w:szCs w:val="20"/>
+          <w:lang w:val="en-ID" w:eastAsia="en-ID"/>
+        </w:rPr>
+        <w:t>Progres</w:t>
+      </w:r>
+      <w:proofErr w:type="spellEnd"/>
+      <w:r>
+        <w:rPr>
+          <w:rFonts w:ascii="Times New Roman" w:eastAsia="Times New Roman" w:hAnsi="Times New Roman" w:cs="Times New Roman"/>
+          <w:b/>
+          <w:bCs/>
+          <w:sz w:val="20"/>
+          <w:szCs w:val="20"/>
+          <w:lang w:val="en-ID" w:eastAsia="en-ID"/>
+        </w:rPr>
+        <w:t xml:space="preserve"> 70%</w:t>
+      </w:r>
+      <w:r>
+        <w:rPr>
+          <w:rFonts w:ascii="Times New Roman" w:eastAsia="Times New Roman" w:hAnsi="Times New Roman" w:cs="Times New Roman"/>
+          <w:sz w:val="20"/>
+          <w:szCs w:val="20"/>
+          <w:lang w:val="en-ID" w:eastAsia="en-ID"/>
+        </w:rPr>
+        <w:t>)</w:t>
+      </w:r>
+      <w:r>
+        <w:rPr>
+          <w:rFonts w:ascii="Times New Roman" w:eastAsia="Times New Roman" w:hAnsi="Times New Roman" w:cs="Times New Roman"/>
+          <w:sz w:val="20"/>
+          <w:szCs w:val="20"/>
+          <w:lang w:val="en-ID" w:eastAsia="en-ID"/>
+        </w:rPr>
+        <w:t xml:space="preserve">. </w:t>
+      </w:r>
+      <w:r>
+        <w:rPr>
+          <w:rFonts w:ascii="Times New Roman" w:eastAsia="Times New Roman" w:hAnsi="Times New Roman" w:cs="Times New Roman"/>
+          <w:sz w:val="20"/>
+          <w:szCs w:val="20"/>
+          <w:lang w:val="en-ID" w:eastAsia="en-ID"/>
+        </w:rPr>
+        <w:t xml:space="preserve">Abstract </w:t>
+      </w:r>
+      <w:proofErr w:type="spellStart"/>
+      <w:r>
+        <w:rPr>
+          <w:rFonts w:ascii="Times New Roman" w:eastAsia="Times New Roman" w:hAnsi="Times New Roman" w:cs="Times New Roman"/>
+          <w:sz w:val="20"/>
+          <w:szCs w:val="20"/>
+          <w:lang w:val="en-ID" w:eastAsia="en-ID"/>
+        </w:rPr>
+        <w:t>telah</w:t>
+      </w:r>
+      <w:proofErr w:type="spellEnd"/>
+      <w:r>
+        <w:rPr>
+          <w:rFonts w:ascii="Times New Roman" w:eastAsia="Times New Roman" w:hAnsi="Times New Roman" w:cs="Times New Roman"/>
+          <w:sz w:val="20"/>
+          <w:szCs w:val="20"/>
+          <w:lang w:val="en-ID" w:eastAsia="en-ID"/>
+        </w:rPr>
+        <w:t xml:space="preserve"> </w:t>
+      </w:r>
+      <w:proofErr w:type="spellStart"/>
+      <w:r>
+        <w:rPr>
+          <w:rFonts w:ascii="Times New Roman" w:eastAsia="Times New Roman" w:hAnsi="Times New Roman" w:cs="Times New Roman"/>
+          <w:sz w:val="20"/>
+          <w:szCs w:val="20"/>
+          <w:lang w:val="en-ID" w:eastAsia="en-ID"/>
+        </w:rPr>
+        <w:t>diterima</w:t>
+      </w:r>
+      <w:proofErr w:type="spellEnd"/>
+      <w:r>
+        <w:rPr>
+          <w:rFonts w:ascii="Times New Roman" w:eastAsia="Times New Roman" w:hAnsi="Times New Roman" w:cs="Times New Roman"/>
+          <w:sz w:val="20"/>
+          <w:szCs w:val="20"/>
+          <w:lang w:val="en-ID" w:eastAsia="en-ID"/>
+        </w:rPr>
+        <w:t xml:space="preserve"> pada </w:t>
+      </w:r>
+      <w:r>
+        <w:rPr>
+          <w:rFonts w:ascii="Times New Roman" w:eastAsia="Times New Roman" w:hAnsi="Times New Roman" w:cs="Times New Roman"/>
+          <w:b/>
+          <w:bCs/>
+          <w:sz w:val="20"/>
+          <w:szCs w:val="20"/>
+          <w:lang w:val="en-ID" w:eastAsia="en-ID"/>
+        </w:rPr>
+        <w:t>Jambi International Conference on Engineering, Science, and Technology (JICEST)</w:t>
+      </w:r>
+      <w:r>
+        <w:rPr>
+          <w:rFonts w:ascii="Times New Roman" w:eastAsia="Times New Roman" w:hAnsi="Times New Roman" w:cs="Times New Roman"/>
+          <w:sz w:val="20"/>
+          <w:szCs w:val="20"/>
+          <w:lang w:val="en-ID" w:eastAsia="en-ID"/>
+        </w:rPr>
+        <w:t xml:space="preserve"> yang </w:t>
+      </w:r>
+      <w:proofErr w:type="spellStart"/>
+      <w:r>
+        <w:rPr>
+          <w:rFonts w:ascii="Times New Roman" w:eastAsia="Times New Roman" w:hAnsi="Times New Roman" w:cs="Times New Roman"/>
+          <w:sz w:val="20"/>
+          <w:szCs w:val="20"/>
+          <w:lang w:val="en-ID" w:eastAsia="en-ID"/>
+        </w:rPr>
+        <w:t>diselenggarakan</w:t>
+      </w:r>
+      <w:proofErr w:type="spellEnd"/>
+      <w:r>
+        <w:rPr>
+          <w:rFonts w:ascii="Times New Roman" w:eastAsia="Times New Roman" w:hAnsi="Times New Roman" w:cs="Times New Roman"/>
+          <w:sz w:val="20"/>
+          <w:szCs w:val="20"/>
+          <w:lang w:val="en-ID" w:eastAsia="en-ID"/>
+        </w:rPr>
+        <w:t xml:space="preserve"> di Universitas Jambi, Indonesia, pada </w:t>
+      </w:r>
+      <w:proofErr w:type="spellStart"/>
+      <w:r>
+        <w:rPr>
+          <w:rFonts w:ascii="Times New Roman" w:eastAsia="Times New Roman" w:hAnsi="Times New Roman" w:cs="Times New Roman"/>
+          <w:sz w:val="20"/>
+          <w:szCs w:val="20"/>
+          <w:lang w:val="en-ID" w:eastAsia="en-ID"/>
+        </w:rPr>
+        <w:t>tanggal</w:t>
+      </w:r>
+      <w:proofErr w:type="spellEnd"/>
+      <w:r>
+        <w:rPr>
+          <w:rFonts w:ascii="Times New Roman" w:eastAsia="Times New Roman" w:hAnsi="Times New Roman" w:cs="Times New Roman"/>
+          <w:sz w:val="20"/>
+          <w:szCs w:val="20"/>
+          <w:lang w:val="en-ID" w:eastAsia="en-ID"/>
+        </w:rPr>
+        <w:t xml:space="preserve"> 28 November 2025. Full paper </w:t>
+      </w:r>
+      <w:proofErr w:type="spellStart"/>
+      <w:r>
+        <w:rPr>
+          <w:rFonts w:ascii="Times New Roman" w:eastAsia="Times New Roman" w:hAnsi="Times New Roman" w:cs="Times New Roman"/>
+          <w:sz w:val="20"/>
+          <w:szCs w:val="20"/>
+          <w:lang w:val="en-ID" w:eastAsia="en-ID"/>
+        </w:rPr>
+        <w:t>berfokus</w:t>
+      </w:r>
+      <w:proofErr w:type="spellEnd"/>
+      <w:r>
+        <w:rPr>
+          <w:rFonts w:ascii="Times New Roman" w:eastAsia="Times New Roman" w:hAnsi="Times New Roman" w:cs="Times New Roman"/>
+          <w:sz w:val="20"/>
+          <w:szCs w:val="20"/>
+          <w:lang w:val="en-ID" w:eastAsia="en-ID"/>
+        </w:rPr>
+        <w:t xml:space="preserve"> pada </w:t>
+      </w:r>
+      <w:proofErr w:type="spellStart"/>
+      <w:r>
+        <w:rPr>
+          <w:rFonts w:ascii="Times New Roman" w:eastAsia="Times New Roman" w:hAnsi="Times New Roman" w:cs="Times New Roman"/>
+          <w:sz w:val="20"/>
+          <w:szCs w:val="20"/>
+          <w:lang w:val="en-ID" w:eastAsia="en-ID"/>
+        </w:rPr>
+        <w:t>arsitektur</w:t>
+      </w:r>
+      <w:proofErr w:type="spellEnd"/>
+      <w:r>
+        <w:rPr>
+          <w:rFonts w:ascii="Times New Roman" w:eastAsia="Times New Roman" w:hAnsi="Times New Roman" w:cs="Times New Roman"/>
+          <w:sz w:val="20"/>
+          <w:szCs w:val="20"/>
+          <w:lang w:val="en-ID" w:eastAsia="en-ID"/>
+        </w:rPr>
+        <w:t xml:space="preserve"> </w:t>
+      </w:r>
+      <w:proofErr w:type="spellStart"/>
+      <w:r>
+        <w:rPr>
+          <w:rFonts w:ascii="Times New Roman" w:eastAsia="Times New Roman" w:hAnsi="Times New Roman" w:cs="Times New Roman"/>
+          <w:sz w:val="20"/>
+          <w:szCs w:val="20"/>
+          <w:lang w:val="en-ID" w:eastAsia="en-ID"/>
+        </w:rPr>
+        <w:t>klasifikasi</w:t>
+      </w:r>
+      <w:proofErr w:type="spellEnd"/>
+      <w:r>
+        <w:rPr>
+          <w:rFonts w:ascii="Times New Roman" w:eastAsia="Times New Roman" w:hAnsi="Times New Roman" w:cs="Times New Roman"/>
+          <w:sz w:val="20"/>
+          <w:szCs w:val="20"/>
+          <w:lang w:val="en-ID" w:eastAsia="en-ID"/>
+        </w:rPr>
+        <w:t xml:space="preserve"> </w:t>
+      </w:r>
+      <w:proofErr w:type="spellStart"/>
+      <w:r>
+        <w:rPr>
+          <w:rFonts w:ascii="Times New Roman" w:eastAsia="Times New Roman" w:hAnsi="Times New Roman" w:cs="Times New Roman"/>
+          <w:sz w:val="20"/>
+          <w:szCs w:val="20"/>
+          <w:lang w:val="en-ID" w:eastAsia="en-ID"/>
+        </w:rPr>
+        <w:t>bersama</w:t>
+      </w:r>
+      <w:proofErr w:type="spellEnd"/>
+      <w:r>
+        <w:rPr>
+          <w:rFonts w:ascii="Times New Roman" w:eastAsia="Times New Roman" w:hAnsi="Times New Roman" w:cs="Times New Roman"/>
+          <w:sz w:val="20"/>
+          <w:szCs w:val="20"/>
+          <w:lang w:val="en-ID" w:eastAsia="en-ID"/>
+        </w:rPr>
+        <w:t xml:space="preserve"> </w:t>
+      </w:r>
+      <w:proofErr w:type="spellStart"/>
+      <w:r>
+        <w:rPr>
+          <w:rFonts w:ascii="Times New Roman" w:eastAsia="Times New Roman" w:hAnsi="Times New Roman" w:cs="Times New Roman"/>
+          <w:sz w:val="20"/>
+          <w:szCs w:val="20"/>
+          <w:lang w:val="en-ID" w:eastAsia="en-ID"/>
+        </w:rPr>
+        <w:t>dengan</w:t>
+      </w:r>
+      <w:proofErr w:type="spellEnd"/>
+      <w:r>
+        <w:rPr>
+          <w:rFonts w:ascii="Times New Roman" w:eastAsia="Times New Roman" w:hAnsi="Times New Roman" w:cs="Times New Roman"/>
+          <w:sz w:val="20"/>
+          <w:szCs w:val="20"/>
+          <w:lang w:val="en-ID" w:eastAsia="en-ID"/>
+        </w:rPr>
+        <w:t xml:space="preserve"> </w:t>
+      </w:r>
+      <w:proofErr w:type="spellStart"/>
+      <w:r>
+        <w:rPr>
+          <w:rFonts w:ascii="Times New Roman" w:eastAsia="Times New Roman" w:hAnsi="Times New Roman" w:cs="Times New Roman"/>
+          <w:sz w:val="20"/>
+          <w:szCs w:val="20"/>
+          <w:lang w:val="en-ID" w:eastAsia="en-ID"/>
+        </w:rPr>
+        <w:t>manfaat</w:t>
+      </w:r>
+      <w:proofErr w:type="spellEnd"/>
+      <w:r>
+        <w:rPr>
+          <w:rFonts w:ascii="Times New Roman" w:eastAsia="Times New Roman" w:hAnsi="Times New Roman" w:cs="Times New Roman"/>
+          <w:sz w:val="20"/>
+          <w:szCs w:val="20"/>
+          <w:lang w:val="en-ID" w:eastAsia="en-ID"/>
+        </w:rPr>
+        <w:t xml:space="preserve"> </w:t>
+      </w:r>
+      <w:proofErr w:type="spellStart"/>
+      <w:r>
+        <w:rPr>
+          <w:rFonts w:ascii="Times New Roman" w:eastAsia="Times New Roman" w:hAnsi="Times New Roman" w:cs="Times New Roman"/>
+          <w:sz w:val="20"/>
+          <w:szCs w:val="20"/>
+          <w:lang w:val="en-ID" w:eastAsia="en-ID"/>
+        </w:rPr>
+        <w:t>signifikan</w:t>
+      </w:r>
+      <w:proofErr w:type="spellEnd"/>
+      <w:r>
+        <w:rPr>
+          <w:rFonts w:ascii="Times New Roman" w:eastAsia="Times New Roman" w:hAnsi="Times New Roman" w:cs="Times New Roman"/>
+          <w:sz w:val="20"/>
+          <w:szCs w:val="20"/>
+          <w:lang w:val="en-ID" w:eastAsia="en-ID"/>
+        </w:rPr>
+        <w:t xml:space="preserve">: </w:t>
+      </w:r>
+      <w:proofErr w:type="spellStart"/>
+      <w:r>
+        <w:rPr>
+          <w:rFonts w:ascii="Times New Roman" w:eastAsia="Times New Roman" w:hAnsi="Times New Roman" w:cs="Times New Roman"/>
+          <w:sz w:val="20"/>
+          <w:szCs w:val="20"/>
+          <w:lang w:val="en-ID" w:eastAsia="en-ID"/>
+        </w:rPr>
+        <w:t>reduksi</w:t>
+      </w:r>
+      <w:proofErr w:type="spellEnd"/>
+      <w:r>
+        <w:rPr>
+          <w:rFonts w:ascii="Times New Roman" w:eastAsia="Times New Roman" w:hAnsi="Times New Roman" w:cs="Times New Roman"/>
+          <w:sz w:val="20"/>
+          <w:szCs w:val="20"/>
+          <w:lang w:val="en-ID" w:eastAsia="en-ID"/>
+        </w:rPr>
+        <w:t xml:space="preserve"> </w:t>
+      </w:r>
+      <w:proofErr w:type="spellStart"/>
+      <w:r>
+        <w:rPr>
+          <w:rFonts w:ascii="Times New Roman" w:eastAsia="Times New Roman" w:hAnsi="Times New Roman" w:cs="Times New Roman"/>
+          <w:sz w:val="20"/>
+          <w:szCs w:val="20"/>
+          <w:lang w:val="en-ID" w:eastAsia="en-ID"/>
+        </w:rPr>
+        <w:t>penyimpanan</w:t>
+      </w:r>
+      <w:proofErr w:type="spellEnd"/>
+      <w:r>
+        <w:rPr>
+          <w:rFonts w:ascii="Times New Roman" w:eastAsia="Times New Roman" w:hAnsi="Times New Roman" w:cs="Times New Roman"/>
+          <w:sz w:val="20"/>
+          <w:szCs w:val="20"/>
+          <w:lang w:val="en-ID" w:eastAsia="en-ID"/>
+        </w:rPr>
+        <w:t xml:space="preserve"> 70% dan </w:t>
+      </w:r>
+      <w:proofErr w:type="spellStart"/>
+      <w:r>
+        <w:rPr>
+          <w:rFonts w:ascii="Times New Roman" w:eastAsia="Times New Roman" w:hAnsi="Times New Roman" w:cs="Times New Roman"/>
+          <w:sz w:val="20"/>
+          <w:szCs w:val="20"/>
+          <w:lang w:val="en-ID" w:eastAsia="en-ID"/>
+        </w:rPr>
+        <w:t>reduksi</w:t>
+      </w:r>
+      <w:proofErr w:type="spellEnd"/>
+      <w:r>
+        <w:rPr>
+          <w:rFonts w:ascii="Times New Roman" w:eastAsia="Times New Roman" w:hAnsi="Times New Roman" w:cs="Times New Roman"/>
+          <w:sz w:val="20"/>
+          <w:szCs w:val="20"/>
+          <w:lang w:val="en-ID" w:eastAsia="en-ID"/>
+        </w:rPr>
+        <w:t xml:space="preserve"> </w:t>
+      </w:r>
+      <w:proofErr w:type="spellStart"/>
+      <w:r>
+        <w:rPr>
+          <w:rFonts w:ascii="Times New Roman" w:eastAsia="Times New Roman" w:hAnsi="Times New Roman" w:cs="Times New Roman"/>
+          <w:sz w:val="20"/>
+          <w:szCs w:val="20"/>
+          <w:lang w:val="en-ID" w:eastAsia="en-ID"/>
+        </w:rPr>
+        <w:t>waktu</w:t>
+      </w:r>
+      <w:proofErr w:type="spellEnd"/>
+      <w:r>
+        <w:rPr>
+          <w:rFonts w:ascii="Times New Roman" w:eastAsia="Times New Roman" w:hAnsi="Times New Roman" w:cs="Times New Roman"/>
+          <w:sz w:val="20"/>
+          <w:szCs w:val="20"/>
+          <w:lang w:val="en-ID" w:eastAsia="en-ID"/>
+        </w:rPr>
+        <w:t xml:space="preserve"> </w:t>
+      </w:r>
+      <w:proofErr w:type="spellStart"/>
+      <w:r>
+        <w:rPr>
+          <w:rFonts w:ascii="Times New Roman" w:eastAsia="Times New Roman" w:hAnsi="Times New Roman" w:cs="Times New Roman"/>
+          <w:sz w:val="20"/>
+          <w:szCs w:val="20"/>
+          <w:lang w:val="en-ID" w:eastAsia="en-ID"/>
+        </w:rPr>
+        <w:t>pelatihan</w:t>
+      </w:r>
+      <w:proofErr w:type="spellEnd"/>
+      <w:r>
+        <w:rPr>
+          <w:rFonts w:ascii="Times New Roman" w:eastAsia="Times New Roman" w:hAnsi="Times New Roman" w:cs="Times New Roman"/>
+          <w:sz w:val="20"/>
+          <w:szCs w:val="20"/>
+          <w:lang w:val="en-ID" w:eastAsia="en-ID"/>
+        </w:rPr>
+        <w:t xml:space="preserve"> 60% </w:t>
+      </w:r>
+      <w:proofErr w:type="spellStart"/>
+      <w:r>
+        <w:rPr>
+          <w:rFonts w:ascii="Times New Roman" w:eastAsia="Times New Roman" w:hAnsi="Times New Roman" w:cs="Times New Roman"/>
+          <w:sz w:val="20"/>
+          <w:szCs w:val="20"/>
+          <w:lang w:val="en-ID" w:eastAsia="en-ID"/>
+        </w:rPr>
+        <w:t>dibandingkan</w:t>
+      </w:r>
+      <w:proofErr w:type="spellEnd"/>
+      <w:r>
+        <w:rPr>
+          <w:rFonts w:ascii="Times New Roman" w:eastAsia="Times New Roman" w:hAnsi="Times New Roman" w:cs="Times New Roman"/>
+          <w:sz w:val="20"/>
+          <w:szCs w:val="20"/>
+          <w:lang w:val="en-ID" w:eastAsia="en-ID"/>
+        </w:rPr>
+        <w:t xml:space="preserve"> </w:t>
+      </w:r>
+      <w:proofErr w:type="spellStart"/>
+      <w:r>
+        <w:rPr>
+          <w:rFonts w:ascii="Times New Roman" w:eastAsia="Times New Roman" w:hAnsi="Times New Roman" w:cs="Times New Roman"/>
+          <w:sz w:val="20"/>
+          <w:szCs w:val="20"/>
+          <w:lang w:val="en-ID" w:eastAsia="en-ID"/>
+        </w:rPr>
+        <w:t>pendekatan</w:t>
+      </w:r>
+      <w:proofErr w:type="spellEnd"/>
+      <w:r>
+        <w:rPr>
+          <w:rFonts w:ascii="Times New Roman" w:eastAsia="Times New Roman" w:hAnsi="Times New Roman" w:cs="Times New Roman"/>
+          <w:sz w:val="20"/>
+          <w:szCs w:val="20"/>
+          <w:lang w:val="en-ID" w:eastAsia="en-ID"/>
+        </w:rPr>
+        <w:t xml:space="preserve"> </w:t>
+      </w:r>
+      <w:proofErr w:type="spellStart"/>
+      <w:r>
+        <w:rPr>
+          <w:rFonts w:ascii="Times New Roman" w:eastAsia="Times New Roman" w:hAnsi="Times New Roman" w:cs="Times New Roman"/>
+          <w:sz w:val="20"/>
+          <w:szCs w:val="20"/>
+          <w:lang w:val="en-ID" w:eastAsia="en-ID"/>
+        </w:rPr>
+        <w:t>tradisional</w:t>
+      </w:r>
+      <w:proofErr w:type="spellEnd"/>
+      <w:r>
+        <w:rPr>
+          <w:rFonts w:ascii="Times New Roman" w:eastAsia="Times New Roman" w:hAnsi="Times New Roman" w:cs="Times New Roman"/>
+          <w:sz w:val="20"/>
+          <w:szCs w:val="20"/>
+          <w:lang w:val="en-ID" w:eastAsia="en-ID"/>
+        </w:rPr>
+        <w:t>.</w:t>
+      </w:r>
+    </w:p>
+    <w:p>
+      <w:pPr>
+        <w:spacing w:after="0" w:line="285" w:lineRule="atLeast"/>
+        <w:rPr>
+          <w:rFonts w:ascii="Times New Roman" w:eastAsia="Times New Roman" w:hAnsi="Times New Roman" w:cs="Times New Roman"/>
+          <w:sz w:val="20"/>
+          <w:szCs w:val="20"/>
+          <w:lang w:val="en-ID" w:eastAsia="en-ID"/>
+        </w:rPr>
+      </w:pPr>
+      <w:proofErr w:type="spellStart"/>
+      <w:r>
+        <w:rPr>
+          <w:rFonts w:ascii="Times New Roman" w:eastAsia="Times New Roman" w:hAnsi="Times New Roman" w:cs="Times New Roman"/>
+          <w:sz w:val="20"/>
+          <w:szCs w:val="20"/>
+          <w:lang w:val="en-ID" w:eastAsia="en-ID"/>
+        </w:rPr>
+        <w:t>Judul</w:t>
+      </w:r>
+      <w:proofErr w:type="spellEnd"/>
+      <w:r>
+        <w:rPr>
+          <w:rFonts w:ascii="Times New Roman" w:eastAsia="Times New Roman" w:hAnsi="Times New Roman" w:cs="Times New Roman"/>
+          <w:sz w:val="20"/>
+          <w:szCs w:val="20"/>
+          <w:lang w:val="en-ID" w:eastAsia="en-ID"/>
+        </w:rPr>
+        <w:t>: "</w:t>
+      </w:r>
+      <w:r>
+        <w:rPr>
+          <w:rFonts w:ascii="Times New Roman" w:eastAsia="Times New Roman" w:hAnsi="Times New Roman" w:cs="Times New Roman"/>
+          <w:sz w:val="20"/>
+          <w:szCs w:val="20"/>
+          <w:lang w:val="en-ID" w:eastAsia="en-ID"/>
+        </w:rPr>
+        <w:t>Multi-Model Hybrid Framework for Automated Malaria Detection and Species Classification</w:t>
+      </w:r>
+      <w:r>
+        <w:rPr>
+          <w:rFonts w:ascii="Times New Roman" w:eastAsia="Times New Roman" w:hAnsi="Times New Roman" w:cs="Times New Roman"/>
+          <w:sz w:val="20"/>
+          <w:szCs w:val="20"/>
+          <w:lang w:val="en-ID" w:eastAsia="en-ID"/>
+        </w:rPr>
+        <w:t>"</w:t>
+      </w:r>
+    </w:p>
+    <w:p>
+      <w:pPr>
+        <w:spacing w:after="0" w:line="285" w:lineRule="atLeast"/>
+        <w:rPr>
+          <w:rFonts w:ascii="Times New Roman" w:eastAsia="Times New Roman" w:hAnsi="Times New Roman" w:cs="Times New Roman"/>
+          <w:sz w:val="20"/>
+          <w:szCs w:val="20"/>
+          <w:lang w:val="en-ID" w:eastAsia="en-ID"/>
+        </w:rPr>
+      </w:pPr>
+      <w:r>
+        <w:rPr>
+          <w:rFonts w:ascii="Times New Roman" w:eastAsia="Times New Roman" w:hAnsi="Times New Roman" w:cs="Times New Roman"/>
+          <w:sz w:val="20"/>
+          <w:szCs w:val="20"/>
+          <w:lang w:val="en-ID" w:eastAsia="en-ID"/>
+        </w:rPr>
+        <w:t xml:space="preserve">Status: Abstract </w:t>
+      </w:r>
+      <w:proofErr w:type="spellStart"/>
+      <w:r>
+        <w:rPr>
+          <w:rFonts w:ascii="Times New Roman" w:eastAsia="Times New Roman" w:hAnsi="Times New Roman" w:cs="Times New Roman"/>
+          <w:sz w:val="20"/>
+          <w:szCs w:val="20"/>
+          <w:lang w:val="en-ID" w:eastAsia="en-ID"/>
+        </w:rPr>
+        <w:t>diterima</w:t>
+      </w:r>
+      <w:proofErr w:type="spellEnd"/>
+      <w:r>
+        <w:rPr>
+          <w:rFonts w:ascii="Times New Roman" w:eastAsia="Times New Roman" w:hAnsi="Times New Roman" w:cs="Times New Roman"/>
+          <w:sz w:val="20"/>
+          <w:szCs w:val="20"/>
+          <w:lang w:val="en-ID" w:eastAsia="en-ID"/>
+        </w:rPr>
+        <w:t xml:space="preserve">, full paper </w:t>
+      </w:r>
+      <w:proofErr w:type="spellStart"/>
+      <w:r>
+        <w:rPr>
+          <w:rFonts w:ascii="Times New Roman" w:eastAsia="Times New Roman" w:hAnsi="Times New Roman" w:cs="Times New Roman"/>
+          <w:sz w:val="20"/>
+          <w:szCs w:val="20"/>
+          <w:lang w:val="en-ID" w:eastAsia="en-ID"/>
+        </w:rPr>
+        <w:t>dalam</w:t>
+      </w:r>
+      <w:proofErr w:type="spellEnd"/>
+      <w:r>
+        <w:rPr>
+          <w:rFonts w:ascii="Times New Roman" w:eastAsia="Times New Roman" w:hAnsi="Times New Roman" w:cs="Times New Roman"/>
+          <w:sz w:val="20"/>
+          <w:szCs w:val="20"/>
+          <w:lang w:val="en-ID" w:eastAsia="en-ID"/>
+        </w:rPr>
+        <w:t xml:space="preserve"> </w:t>
+      </w:r>
+      <w:proofErr w:type="spellStart"/>
+      <w:r>
+        <w:rPr>
+          <w:rFonts w:ascii="Times New Roman" w:eastAsia="Times New Roman" w:hAnsi="Times New Roman" w:cs="Times New Roman"/>
+          <w:sz w:val="20"/>
+          <w:szCs w:val="20"/>
+          <w:lang w:val="en-ID" w:eastAsia="en-ID"/>
+        </w:rPr>
+        <w:t>penyelesaian</w:t>
+      </w:r>
+      <w:proofErr w:type="spellEnd"/>
+    </w:p>
+    <w:p>
+      <w:pPr>
+        <w:spacing w:after="0" w:line="285" w:lineRule="atLeast"/>
+        <w:rPr>
+          <w:rFonts w:ascii="Times New Roman" w:eastAsia="Times New Roman" w:hAnsi="Times New Roman" w:cs="Times New Roman"/>
+          <w:sz w:val="20"/>
+          <w:szCs w:val="20"/>
+          <w:lang w:val="en-ID" w:eastAsia="en-ID"/>
+        </w:rPr>
+      </w:pPr>
+      <w:r>
+        <w:rPr>
+          <w:rFonts w:ascii="Times New Roman" w:eastAsia="Times New Roman" w:hAnsi="Times New Roman" w:cs="Times New Roman"/>
+          <w:sz w:val="20"/>
+          <w:szCs w:val="20"/>
+          <w:lang w:val="en-ID" w:eastAsia="en-ID"/>
+        </w:rPr>
+        <w:t>Deadline Submission Full Pape</w:t>
+      </w:r>
+      <w:r>
+        <w:rPr>
+          <w:rFonts w:ascii="Times New Roman" w:eastAsia="Times New Roman" w:hAnsi="Times New Roman" w:cs="Times New Roman"/>
+          <w:sz w:val="20"/>
+          <w:szCs w:val="20"/>
+          <w:lang w:val="en-ID" w:eastAsia="en-ID"/>
+        </w:rPr>
+        <w:t>r</w:t>
+      </w:r>
+      <w:r>
+        <w:rPr>
+          <w:rFonts w:ascii="Times New Roman" w:eastAsia="Times New Roman" w:hAnsi="Times New Roman" w:cs="Times New Roman"/>
+          <w:sz w:val="20"/>
+          <w:szCs w:val="20"/>
+          <w:lang w:val="en-ID" w:eastAsia="en-ID"/>
+        </w:rPr>
+        <w:t>: November 2025</w:t>
+      </w:r>
+    </w:p>
+    <w:p>
+      <w:pPr>
+        <w:spacing w:after="0" w:line="285" w:lineRule="atLeast"/>
+        <w:rPr>
+          <w:rFonts w:ascii="Times New Roman" w:eastAsia="Times New Roman" w:hAnsi="Times New Roman" w:cs="Times New Roman"/>
+          <w:sz w:val="20"/>
+          <w:szCs w:val="20"/>
+          <w:lang w:val="en-ID" w:eastAsia="en-ID"/>
+        </w:rPr>
+      </w:pPr>
+      <w:proofErr w:type="spellStart"/>
+      <w:r>
+        <w:rPr>
+          <w:rFonts w:ascii="Times New Roman" w:eastAsia="Times New Roman" w:hAnsi="Times New Roman" w:cs="Times New Roman"/>
+          <w:sz w:val="20"/>
+          <w:szCs w:val="20"/>
+          <w:lang w:val="en-ID" w:eastAsia="en-ID"/>
+        </w:rPr>
+        <w:t>Tanggal</w:t>
+      </w:r>
+      <w:proofErr w:type="spellEnd"/>
+      <w:r>
+        <w:rPr>
+          <w:rFonts w:ascii="Times New Roman" w:eastAsia="Times New Roman" w:hAnsi="Times New Roman" w:cs="Times New Roman"/>
+          <w:sz w:val="20"/>
+          <w:szCs w:val="20"/>
+          <w:lang w:val="en-ID" w:eastAsia="en-ID"/>
+        </w:rPr>
+        <w:t xml:space="preserve"> </w:t>
+      </w:r>
+      <w:proofErr w:type="spellStart"/>
+      <w:r>
+        <w:rPr>
+          <w:rFonts w:ascii="Times New Roman" w:eastAsia="Times New Roman" w:hAnsi="Times New Roman" w:cs="Times New Roman"/>
+          <w:sz w:val="20"/>
+          <w:szCs w:val="20"/>
+          <w:lang w:val="en-ID" w:eastAsia="en-ID"/>
+        </w:rPr>
+        <w:t>Konferensi</w:t>
+      </w:r>
+      <w:proofErr w:type="spellEnd"/>
+      <w:r>
+        <w:rPr>
+          <w:rFonts w:ascii="Times New Roman" w:eastAsia="Times New Roman" w:hAnsi="Times New Roman" w:cs="Times New Roman"/>
+          <w:sz w:val="20"/>
+          <w:szCs w:val="20"/>
+          <w:lang w:val="en-ID" w:eastAsia="en-ID"/>
+        </w:rPr>
+        <w:t>: 28 November 2025</w:t>
+      </w:r>
+    </w:p>
+    <w:p>
+      <w:pPr>
+        <w:spacing w:after="0" w:line="285" w:lineRule="atLeast"/>
+        <w:rPr>
+          <w:rFonts w:ascii="Times New Roman" w:eastAsia="Times New Roman" w:hAnsi="Times New Roman" w:cs="Times New Roman"/>
+          <w:sz w:val="20"/>
+          <w:szCs w:val="20"/>
+          <w:lang w:val="en-ID" w:eastAsia="en-ID"/>
+        </w:rPr>
+      </w:pPr>
+      <w:r>
+        <w:rPr>
+          <w:rFonts w:ascii="Times New Roman" w:eastAsia="Times New Roman" w:hAnsi="Times New Roman" w:cs="Times New Roman"/>
+          <w:sz w:val="20"/>
+          <w:szCs w:val="20"/>
+          <w:lang w:val="en-ID" w:eastAsia="en-ID"/>
+        </w:rPr>
+        <w:t>Lokasi: Universitas Jambi, Indonesia</w:t>
+      </w:r>
+    </w:p>
+    <w:p>
+      <w:pPr>
+        <w:spacing w:after="0" w:line="285" w:lineRule="atLeast"/>
         <w:rPr>
           <w:rFonts w:ascii="Times New Roman" w:eastAsia="Times New Roman" w:hAnsi="Times New Roman" w:cs="Times New Roman"/>
           <w:sz w:val="20"/>
@@ -18087,34 +18955,105 @@
           <w:lang w:val="en-ID" w:eastAsia="en-ID"/>
         </w:rPr>
       </w:pPr>
-      <w:r>
-        <w:rPr>
-          <w:rFonts w:ascii="Times New Roman" w:eastAsia="Times New Roman" w:hAnsi="Times New Roman" w:cs="Times New Roman"/>
-          <w:sz w:val="20"/>
-          <w:szCs w:val="20"/>
-          <w:lang w:val="en-ID" w:eastAsia="en-ID"/>
-        </w:rPr>
-        <w:t xml:space="preserve">1. Publikasi Prosiding Konferensi Internasional (Status: </w:t>
-      </w:r>
-      <w:r>
-        <w:rPr>
-          <w:rFonts w:ascii="Times New Roman" w:eastAsia="Times New Roman" w:hAnsi="Times New Roman" w:cs="Times New Roman"/>
-          <w:b/>
-          <w:bCs/>
-          <w:sz w:val="20"/>
-          <w:szCs w:val="20"/>
-          <w:lang w:val="en-ID" w:eastAsia="en-ID"/>
-        </w:rPr>
-        <w:t>Abstract Diterima, Full Paper dalam Progres 70%</w:t>
-      </w:r>
-      <w:r>
-        <w:rPr>
-          <w:rFonts w:ascii="Times New Roman" w:eastAsia="Times New Roman" w:hAnsi="Times New Roman" w:cs="Times New Roman"/>
-          <w:sz w:val="20"/>
-          <w:szCs w:val="20"/>
-          <w:lang w:val="en-ID" w:eastAsia="en-ID"/>
-        </w:rPr>
-        <w:t>)</w:t>
+      <w:proofErr w:type="spellStart"/>
+      <w:r>
+        <w:rPr>
+          <w:rFonts w:ascii="Times New Roman" w:eastAsia="Times New Roman" w:hAnsi="Times New Roman" w:cs="Times New Roman"/>
+          <w:sz w:val="20"/>
+          <w:szCs w:val="20"/>
+          <w:lang w:val="en-ID" w:eastAsia="en-ID"/>
+        </w:rPr>
+        <w:t>Publikasi</w:t>
+      </w:r>
+      <w:proofErr w:type="spellEnd"/>
+      <w:r>
+        <w:rPr>
+          <w:rFonts w:ascii="Times New Roman" w:eastAsia="Times New Roman" w:hAnsi="Times New Roman" w:cs="Times New Roman"/>
+          <w:sz w:val="20"/>
+          <w:szCs w:val="20"/>
+          <w:lang w:val="en-ID" w:eastAsia="en-ID"/>
+        </w:rPr>
+        <w:t xml:space="preserve"> </w:t>
+      </w:r>
+      <w:proofErr w:type="spellStart"/>
+      <w:r>
+        <w:rPr>
+          <w:rFonts w:ascii="Times New Roman" w:eastAsia="Times New Roman" w:hAnsi="Times New Roman" w:cs="Times New Roman"/>
+          <w:sz w:val="20"/>
+          <w:szCs w:val="20"/>
+          <w:lang w:val="en-ID" w:eastAsia="en-ID"/>
+        </w:rPr>
+        <w:t>Jurnal</w:t>
+      </w:r>
+      <w:proofErr w:type="spellEnd"/>
+      <w:r>
+        <w:rPr>
+          <w:rFonts w:ascii="Times New Roman" w:eastAsia="Times New Roman" w:hAnsi="Times New Roman" w:cs="Times New Roman"/>
+          <w:sz w:val="20"/>
+          <w:szCs w:val="20"/>
+          <w:lang w:val="en-ID" w:eastAsia="en-ID"/>
+        </w:rPr>
+        <w:t xml:space="preserve"> Nasional </w:t>
+      </w:r>
+      <w:proofErr w:type="spellStart"/>
+      <w:r>
+        <w:rPr>
+          <w:rFonts w:ascii="Times New Roman" w:eastAsia="Times New Roman" w:hAnsi="Times New Roman" w:cs="Times New Roman"/>
+          <w:sz w:val="20"/>
+          <w:szCs w:val="20"/>
+          <w:lang w:val="en-ID" w:eastAsia="en-ID"/>
+        </w:rPr>
+        <w:t>Terakreditasi</w:t>
+      </w:r>
+      <w:proofErr w:type="spellEnd"/>
+      <w:r>
+        <w:rPr>
+          <w:rFonts w:ascii="Times New Roman" w:eastAsia="Times New Roman" w:hAnsi="Times New Roman" w:cs="Times New Roman"/>
+          <w:sz w:val="20"/>
+          <w:szCs w:val="20"/>
+          <w:lang w:val="en-ID" w:eastAsia="en-ID"/>
+        </w:rPr>
+        <w:t xml:space="preserve"> Sinta** (Target: Sinta 3, Status: **Draft </w:t>
+      </w:r>
+      <w:proofErr w:type="spellStart"/>
+      <w:r>
+        <w:rPr>
+          <w:rFonts w:ascii="Times New Roman" w:eastAsia="Times New Roman" w:hAnsi="Times New Roman" w:cs="Times New Roman"/>
+          <w:sz w:val="20"/>
+          <w:szCs w:val="20"/>
+          <w:lang w:val="en-ID" w:eastAsia="en-ID"/>
+        </w:rPr>
+        <w:t>dalam</w:t>
+      </w:r>
+      <w:proofErr w:type="spellEnd"/>
+      <w:r>
+        <w:rPr>
+          <w:rFonts w:ascii="Times New Roman" w:eastAsia="Times New Roman" w:hAnsi="Times New Roman" w:cs="Times New Roman"/>
+          <w:sz w:val="20"/>
+          <w:szCs w:val="20"/>
+          <w:lang w:val="en-ID" w:eastAsia="en-ID"/>
+        </w:rPr>
+        <w:t xml:space="preserve"> </w:t>
+      </w:r>
+      <w:proofErr w:type="spellStart"/>
+      <w:r>
+        <w:rPr>
+          <w:rFonts w:ascii="Times New Roman" w:eastAsia="Times New Roman" w:hAnsi="Times New Roman" w:cs="Times New Roman"/>
+          <w:sz w:val="20"/>
+          <w:szCs w:val="20"/>
+          <w:lang w:val="en-ID" w:eastAsia="en-ID"/>
+        </w:rPr>
+        <w:t>Progres</w:t>
+      </w:r>
+      <w:proofErr w:type="spellEnd"/>
+      <w:r>
+        <w:rPr>
+          <w:rFonts w:ascii="Times New Roman" w:eastAsia="Times New Roman" w:hAnsi="Times New Roman" w:cs="Times New Roman"/>
+          <w:sz w:val="20"/>
+          <w:szCs w:val="20"/>
+          <w:lang w:val="en-ID" w:eastAsia="en-ID"/>
+        </w:rPr>
+        <w:t xml:space="preserve"> 60%**)</w:t>
       </w:r>
     </w:p>
     <w:p>
@@ -18134,27 +19073,1496 @@
           <w:szCs w:val="20"/>
           <w:lang w:val="en-ID" w:eastAsia="en-ID"/>
         </w:rPr>
-        <w:t xml:space="preserve">Abstract telah diterima pada </w:t>
-      </w:r>
-      <w:r>
-        <w:rPr>
-          <w:rFonts w:ascii="Times New Roman" w:eastAsia="Times New Roman" w:hAnsi="Times New Roman" w:cs="Times New Roman"/>
-          <w:b/>
-          <w:bCs/>
-          <w:sz w:val="20"/>
-          <w:szCs w:val="20"/>
-          <w:lang w:val="en-ID" w:eastAsia="en-ID"/>
-        </w:rPr>
-        <w:t>Jambi International Conference on Engineering, Science, and Technology (JICEST)</w:t>
-      </w:r>
-      <w:r>
-        <w:rPr>
-          <w:rFonts w:ascii="Times New Roman" w:eastAsia="Times New Roman" w:hAnsi="Times New Roman" w:cs="Times New Roman"/>
-          <w:sz w:val="20"/>
-          <w:szCs w:val="20"/>
-          <w:lang w:val="en-ID" w:eastAsia="en-ID"/>
-        </w:rPr>
-        <w:t xml:space="preserve"> yang diselenggarakan di Universitas Jambi, Indonesia, pada tanggal 28 November 2025. Full paper berfokus pada arsitektur klasifikasi bersama dengan manfaat signifikan: reduksi penyimpanan 70% dan reduksi waktu pelatihan 60% dibandingkan pendekatan tradisional.</w:t>
+        <w:lastRenderedPageBreak/>
+        <w:t xml:space="preserve">Draft </w:t>
+      </w:r>
+      <w:proofErr w:type="spellStart"/>
+      <w:r>
+        <w:rPr>
+          <w:rFonts w:ascii="Times New Roman" w:eastAsia="Times New Roman" w:hAnsi="Times New Roman" w:cs="Times New Roman"/>
+          <w:sz w:val="20"/>
+          <w:szCs w:val="20"/>
+          <w:lang w:val="en-ID" w:eastAsia="en-ID"/>
+        </w:rPr>
+        <w:t>artikel</w:t>
+      </w:r>
+      <w:proofErr w:type="spellEnd"/>
+      <w:r>
+        <w:rPr>
+          <w:rFonts w:ascii="Times New Roman" w:eastAsia="Times New Roman" w:hAnsi="Times New Roman" w:cs="Times New Roman"/>
+          <w:sz w:val="20"/>
+          <w:szCs w:val="20"/>
+          <w:lang w:val="en-ID" w:eastAsia="en-ID"/>
+        </w:rPr>
+        <w:t xml:space="preserve"> </w:t>
+      </w:r>
+      <w:proofErr w:type="spellStart"/>
+      <w:r>
+        <w:rPr>
+          <w:rFonts w:ascii="Times New Roman" w:eastAsia="Times New Roman" w:hAnsi="Times New Roman" w:cs="Times New Roman"/>
+          <w:sz w:val="20"/>
+          <w:szCs w:val="20"/>
+          <w:lang w:val="en-ID" w:eastAsia="en-ID"/>
+        </w:rPr>
+        <w:t>berjudul</w:t>
+      </w:r>
+      <w:proofErr w:type="spellEnd"/>
+      <w:r>
+        <w:rPr>
+          <w:rFonts w:ascii="Times New Roman" w:eastAsia="Times New Roman" w:hAnsi="Times New Roman" w:cs="Times New Roman"/>
+          <w:sz w:val="20"/>
+          <w:szCs w:val="20"/>
+          <w:lang w:val="en-ID" w:eastAsia="en-ID"/>
+        </w:rPr>
+        <w:t xml:space="preserve"> "Parameter-Efficient Deep Learning Models Outperform Larger Architectures on Small Medical Imaging Datasets: A Malaria Detection Case Study" </w:t>
+      </w:r>
+      <w:proofErr w:type="spellStart"/>
+      <w:r>
+        <w:rPr>
+          <w:rFonts w:ascii="Times New Roman" w:eastAsia="Times New Roman" w:hAnsi="Times New Roman" w:cs="Times New Roman"/>
+          <w:sz w:val="20"/>
+          <w:szCs w:val="20"/>
+          <w:lang w:val="en-ID" w:eastAsia="en-ID"/>
+        </w:rPr>
+        <w:t>sedang</w:t>
+      </w:r>
+      <w:proofErr w:type="spellEnd"/>
+      <w:r>
+        <w:rPr>
+          <w:rFonts w:ascii="Times New Roman" w:eastAsia="Times New Roman" w:hAnsi="Times New Roman" w:cs="Times New Roman"/>
+          <w:sz w:val="20"/>
+          <w:szCs w:val="20"/>
+          <w:lang w:val="en-ID" w:eastAsia="en-ID"/>
+        </w:rPr>
+        <w:t xml:space="preserve"> </w:t>
+      </w:r>
+      <w:proofErr w:type="spellStart"/>
+      <w:r>
+        <w:rPr>
+          <w:rFonts w:ascii="Times New Roman" w:eastAsia="Times New Roman" w:hAnsi="Times New Roman" w:cs="Times New Roman"/>
+          <w:sz w:val="20"/>
+          <w:szCs w:val="20"/>
+          <w:lang w:val="en-ID" w:eastAsia="en-ID"/>
+        </w:rPr>
+        <w:t>dikembangkan</w:t>
+      </w:r>
+      <w:proofErr w:type="spellEnd"/>
+      <w:r>
+        <w:rPr>
+          <w:rFonts w:ascii="Times New Roman" w:eastAsia="Times New Roman" w:hAnsi="Times New Roman" w:cs="Times New Roman"/>
+          <w:sz w:val="20"/>
+          <w:szCs w:val="20"/>
+          <w:lang w:val="en-ID" w:eastAsia="en-ID"/>
+        </w:rPr>
+        <w:t xml:space="preserve"> </w:t>
+      </w:r>
+      <w:proofErr w:type="spellStart"/>
+      <w:r>
+        <w:rPr>
+          <w:rFonts w:ascii="Times New Roman" w:eastAsia="Times New Roman" w:hAnsi="Times New Roman" w:cs="Times New Roman"/>
+          <w:sz w:val="20"/>
+          <w:szCs w:val="20"/>
+          <w:lang w:val="en-ID" w:eastAsia="en-ID"/>
+        </w:rPr>
+        <w:t>untuk</w:t>
+      </w:r>
+      <w:proofErr w:type="spellEnd"/>
+      <w:r>
+        <w:rPr>
+          <w:rFonts w:ascii="Times New Roman" w:eastAsia="Times New Roman" w:hAnsi="Times New Roman" w:cs="Times New Roman"/>
+          <w:sz w:val="20"/>
+          <w:szCs w:val="20"/>
+          <w:lang w:val="en-ID" w:eastAsia="en-ID"/>
+        </w:rPr>
+        <w:t xml:space="preserve"> submission </w:t>
+      </w:r>
+      <w:proofErr w:type="spellStart"/>
+      <w:r>
+        <w:rPr>
+          <w:rFonts w:ascii="Times New Roman" w:eastAsia="Times New Roman" w:hAnsi="Times New Roman" w:cs="Times New Roman"/>
+          <w:sz w:val="20"/>
+          <w:szCs w:val="20"/>
+          <w:lang w:val="en-ID" w:eastAsia="en-ID"/>
+        </w:rPr>
+        <w:t>ke</w:t>
+      </w:r>
+      <w:proofErr w:type="spellEnd"/>
+      <w:r>
+        <w:rPr>
+          <w:rFonts w:ascii="Times New Roman" w:eastAsia="Times New Roman" w:hAnsi="Times New Roman" w:cs="Times New Roman"/>
+          <w:sz w:val="20"/>
+          <w:szCs w:val="20"/>
+          <w:lang w:val="en-ID" w:eastAsia="en-ID"/>
+        </w:rPr>
+        <w:t xml:space="preserve"> Journal of Applied Informatics and Computing (JAIC)</w:t>
+      </w:r>
+      <w:r>
+        <w:rPr>
+          <w:rFonts w:ascii="Times New Roman" w:eastAsia="Times New Roman" w:hAnsi="Times New Roman" w:cs="Times New Roman"/>
+          <w:sz w:val="20"/>
+          <w:szCs w:val="20"/>
+          <w:lang w:val="en-ID" w:eastAsia="en-ID"/>
+        </w:rPr>
+        <w:t xml:space="preserve"> </w:t>
+      </w:r>
+      <w:proofErr w:type="spellStart"/>
+      <w:r>
+        <w:rPr>
+          <w:rFonts w:ascii="Times New Roman" w:eastAsia="Times New Roman" w:hAnsi="Times New Roman" w:cs="Times New Roman"/>
+          <w:sz w:val="20"/>
+          <w:szCs w:val="20"/>
+          <w:lang w:eastAsia="en-ID"/>
+        </w:rPr>
+        <w:t>Politeknik</w:t>
+      </w:r>
+      <w:proofErr w:type="spellEnd"/>
+      <w:r>
+        <w:rPr>
+          <w:rFonts w:ascii="Times New Roman" w:eastAsia="Times New Roman" w:hAnsi="Times New Roman" w:cs="Times New Roman"/>
+          <w:sz w:val="20"/>
+          <w:szCs w:val="20"/>
+          <w:lang w:eastAsia="en-ID"/>
+        </w:rPr>
+        <w:t xml:space="preserve"> Negeri </w:t>
+      </w:r>
+      <w:proofErr w:type="spellStart"/>
+      <w:r>
+        <w:rPr>
+          <w:rFonts w:ascii="Times New Roman" w:eastAsia="Times New Roman" w:hAnsi="Times New Roman" w:cs="Times New Roman"/>
+          <w:sz w:val="20"/>
+          <w:szCs w:val="20"/>
+          <w:lang w:eastAsia="en-ID"/>
+        </w:rPr>
+        <w:t>Batam</w:t>
+      </w:r>
+      <w:proofErr w:type="spellEnd"/>
+      <w:r>
+        <w:rPr>
+          <w:rFonts w:ascii="Times New Roman" w:eastAsia="Times New Roman" w:hAnsi="Times New Roman" w:cs="Times New Roman"/>
+          <w:sz w:val="20"/>
+          <w:szCs w:val="20"/>
+          <w:lang w:val="en-ID" w:eastAsia="en-ID"/>
+        </w:rPr>
+        <w:t xml:space="preserve"> yang </w:t>
+      </w:r>
+      <w:proofErr w:type="spellStart"/>
+      <w:r>
+        <w:rPr>
+          <w:rFonts w:ascii="Times New Roman" w:eastAsia="Times New Roman" w:hAnsi="Times New Roman" w:cs="Times New Roman"/>
+          <w:sz w:val="20"/>
+          <w:szCs w:val="20"/>
+          <w:lang w:val="en-ID" w:eastAsia="en-ID"/>
+        </w:rPr>
+        <w:t>terindeks</w:t>
+      </w:r>
+      <w:proofErr w:type="spellEnd"/>
+      <w:r>
+        <w:rPr>
+          <w:rFonts w:ascii="Times New Roman" w:eastAsia="Times New Roman" w:hAnsi="Times New Roman" w:cs="Times New Roman"/>
+          <w:sz w:val="20"/>
+          <w:szCs w:val="20"/>
+          <w:lang w:val="en-ID" w:eastAsia="en-ID"/>
+        </w:rPr>
+        <w:t xml:space="preserve"> Sinta 3</w:t>
+      </w:r>
+      <w:r>
+        <w:rPr>
+          <w:rFonts w:ascii="Times New Roman" w:eastAsia="Times New Roman" w:hAnsi="Times New Roman" w:cs="Times New Roman"/>
+          <w:sz w:val="20"/>
+          <w:szCs w:val="20"/>
+          <w:lang w:val="en-ID" w:eastAsia="en-ID"/>
+        </w:rPr>
+        <w:t xml:space="preserve"> </w:t>
+      </w:r>
+      <w:r>
+        <w:rPr>
+          <w:rFonts w:ascii="Times New Roman" w:eastAsia="Times New Roman" w:hAnsi="Times New Roman" w:cs="Times New Roman"/>
+          <w:sz w:val="20"/>
+          <w:szCs w:val="20"/>
+          <w:lang w:val="en-ID" w:eastAsia="en-ID"/>
+        </w:rPr>
+        <w:t xml:space="preserve">(https://jurnal.polibatam.ac.id/index.php/JAIC/index). Artikel </w:t>
+      </w:r>
+      <w:proofErr w:type="spellStart"/>
+      <w:r>
+        <w:rPr>
+          <w:rFonts w:ascii="Times New Roman" w:eastAsia="Times New Roman" w:hAnsi="Times New Roman" w:cs="Times New Roman"/>
+          <w:sz w:val="20"/>
+          <w:szCs w:val="20"/>
+          <w:lang w:val="en-ID" w:eastAsia="en-ID"/>
+        </w:rPr>
+        <w:t>mencakup</w:t>
+      </w:r>
+      <w:proofErr w:type="spellEnd"/>
+      <w:r>
+        <w:rPr>
+          <w:rFonts w:ascii="Times New Roman" w:eastAsia="Times New Roman" w:hAnsi="Times New Roman" w:cs="Times New Roman"/>
+          <w:sz w:val="20"/>
+          <w:szCs w:val="20"/>
+          <w:lang w:val="en-ID" w:eastAsia="en-ID"/>
+        </w:rPr>
+        <w:t xml:space="preserve"> </w:t>
+      </w:r>
+      <w:proofErr w:type="spellStart"/>
+      <w:r>
+        <w:rPr>
+          <w:rFonts w:ascii="Times New Roman" w:eastAsia="Times New Roman" w:hAnsi="Times New Roman" w:cs="Times New Roman"/>
+          <w:sz w:val="20"/>
+          <w:szCs w:val="20"/>
+          <w:lang w:val="en-ID" w:eastAsia="en-ID"/>
+        </w:rPr>
+        <w:t>evaluasi</w:t>
+      </w:r>
+      <w:proofErr w:type="spellEnd"/>
+      <w:r>
+        <w:rPr>
+          <w:rFonts w:ascii="Times New Roman" w:eastAsia="Times New Roman" w:hAnsi="Times New Roman" w:cs="Times New Roman"/>
+          <w:sz w:val="20"/>
+          <w:szCs w:val="20"/>
+          <w:lang w:val="en-ID" w:eastAsia="en-ID"/>
+        </w:rPr>
+        <w:t xml:space="preserve"> </w:t>
+      </w:r>
+      <w:proofErr w:type="spellStart"/>
+      <w:r>
+        <w:rPr>
+          <w:rFonts w:ascii="Times New Roman" w:eastAsia="Times New Roman" w:hAnsi="Times New Roman" w:cs="Times New Roman"/>
+          <w:sz w:val="20"/>
+          <w:szCs w:val="20"/>
+          <w:lang w:val="en-ID" w:eastAsia="en-ID"/>
+        </w:rPr>
+        <w:t>komprehensif</w:t>
+      </w:r>
+      <w:proofErr w:type="spellEnd"/>
+      <w:r>
+        <w:rPr>
+          <w:rFonts w:ascii="Times New Roman" w:eastAsia="Times New Roman" w:hAnsi="Times New Roman" w:cs="Times New Roman"/>
+          <w:sz w:val="20"/>
+          <w:szCs w:val="20"/>
+          <w:lang w:val="en-ID" w:eastAsia="en-ID"/>
+        </w:rPr>
+        <w:t xml:space="preserve"> pada 2 dataset ×</w:t>
+      </w:r>
+      <w:r>
+        <w:rPr>
+          <w:rFonts w:ascii="Times New Roman" w:eastAsia="Times New Roman" w:hAnsi="Times New Roman" w:cs="Times New Roman"/>
+          <w:sz w:val="20"/>
+          <w:szCs w:val="20"/>
+          <w:lang w:val="en-ID" w:eastAsia="en-ID"/>
+        </w:rPr>
+        <w:t xml:space="preserve"> </w:t>
+      </w:r>
+      <w:r>
+        <w:rPr>
+          <w:rFonts w:ascii="Times New Roman" w:eastAsia="Times New Roman" w:hAnsi="Times New Roman" w:cs="Times New Roman"/>
+          <w:sz w:val="20"/>
+          <w:szCs w:val="20"/>
+          <w:lang w:val="en-ID" w:eastAsia="en-ID"/>
+        </w:rPr>
+        <w:t xml:space="preserve">3 model </w:t>
+      </w:r>
+      <w:proofErr w:type="spellStart"/>
+      <w:r>
+        <w:rPr>
+          <w:rFonts w:ascii="Times New Roman" w:eastAsia="Times New Roman" w:hAnsi="Times New Roman" w:cs="Times New Roman"/>
+          <w:sz w:val="20"/>
+          <w:szCs w:val="20"/>
+          <w:lang w:val="en-ID" w:eastAsia="en-ID"/>
+        </w:rPr>
+        <w:t>deteksi</w:t>
+      </w:r>
+      <w:proofErr w:type="spellEnd"/>
+      <w:r>
+        <w:rPr>
+          <w:rFonts w:ascii="Times New Roman" w:eastAsia="Times New Roman" w:hAnsi="Times New Roman" w:cs="Times New Roman"/>
+          <w:sz w:val="20"/>
+          <w:szCs w:val="20"/>
+          <w:lang w:val="en-ID" w:eastAsia="en-ID"/>
+        </w:rPr>
+        <w:t xml:space="preserve"> × 6 model </w:t>
+      </w:r>
+      <w:proofErr w:type="spellStart"/>
+      <w:r>
+        <w:rPr>
+          <w:rFonts w:ascii="Times New Roman" w:eastAsia="Times New Roman" w:hAnsi="Times New Roman" w:cs="Times New Roman"/>
+          <w:sz w:val="20"/>
+          <w:szCs w:val="20"/>
+          <w:lang w:val="en-ID" w:eastAsia="en-ID"/>
+        </w:rPr>
+        <w:t>klasifikasi</w:t>
+      </w:r>
+      <w:proofErr w:type="spellEnd"/>
+      <w:r>
+        <w:rPr>
+          <w:rFonts w:ascii="Times New Roman" w:eastAsia="Times New Roman" w:hAnsi="Times New Roman" w:cs="Times New Roman"/>
+          <w:sz w:val="20"/>
+          <w:szCs w:val="20"/>
+          <w:lang w:val="en-ID" w:eastAsia="en-ID"/>
+        </w:rPr>
+        <w:t xml:space="preserve"> = 36 </w:t>
+      </w:r>
+      <w:proofErr w:type="spellStart"/>
+      <w:r>
+        <w:rPr>
+          <w:rFonts w:ascii="Times New Roman" w:eastAsia="Times New Roman" w:hAnsi="Times New Roman" w:cs="Times New Roman"/>
+          <w:sz w:val="20"/>
+          <w:szCs w:val="20"/>
+          <w:lang w:val="en-ID" w:eastAsia="en-ID"/>
+        </w:rPr>
+        <w:t>kombinasi</w:t>
+      </w:r>
+      <w:proofErr w:type="spellEnd"/>
+      <w:r>
+        <w:rPr>
+          <w:rFonts w:ascii="Times New Roman" w:eastAsia="Times New Roman" w:hAnsi="Times New Roman" w:cs="Times New Roman"/>
+          <w:sz w:val="20"/>
+          <w:szCs w:val="20"/>
+          <w:lang w:val="en-ID" w:eastAsia="en-ID"/>
+        </w:rPr>
+        <w:t xml:space="preserve"> model, </w:t>
+      </w:r>
+      <w:proofErr w:type="spellStart"/>
+      <w:r>
+        <w:rPr>
+          <w:rFonts w:ascii="Times New Roman" w:eastAsia="Times New Roman" w:hAnsi="Times New Roman" w:cs="Times New Roman"/>
+          <w:sz w:val="20"/>
+          <w:szCs w:val="20"/>
+          <w:lang w:val="en-ID" w:eastAsia="en-ID"/>
+        </w:rPr>
+        <w:t>mendemonstrasikan</w:t>
+      </w:r>
+      <w:proofErr w:type="spellEnd"/>
+      <w:r>
+        <w:rPr>
+          <w:rFonts w:ascii="Times New Roman" w:eastAsia="Times New Roman" w:hAnsi="Times New Roman" w:cs="Times New Roman"/>
+          <w:sz w:val="20"/>
+          <w:szCs w:val="20"/>
+          <w:lang w:val="en-ID" w:eastAsia="en-ID"/>
+        </w:rPr>
+        <w:t xml:space="preserve"> </w:t>
+      </w:r>
+      <w:proofErr w:type="spellStart"/>
+      <w:r>
+        <w:rPr>
+          <w:rFonts w:ascii="Times New Roman" w:eastAsia="Times New Roman" w:hAnsi="Times New Roman" w:cs="Times New Roman"/>
+          <w:sz w:val="20"/>
+          <w:szCs w:val="20"/>
+          <w:lang w:val="en-ID" w:eastAsia="en-ID"/>
+        </w:rPr>
+        <w:t>bahwa</w:t>
+      </w:r>
+      <w:proofErr w:type="spellEnd"/>
+      <w:r>
+        <w:rPr>
+          <w:rFonts w:ascii="Times New Roman" w:eastAsia="Times New Roman" w:hAnsi="Times New Roman" w:cs="Times New Roman"/>
+          <w:sz w:val="20"/>
+          <w:szCs w:val="20"/>
+          <w:lang w:val="en-ID" w:eastAsia="en-ID"/>
+        </w:rPr>
+        <w:t xml:space="preserve"> model </w:t>
+      </w:r>
+      <w:proofErr w:type="spellStart"/>
+      <w:r>
+        <w:rPr>
+          <w:rFonts w:ascii="Times New Roman" w:eastAsia="Times New Roman" w:hAnsi="Times New Roman" w:cs="Times New Roman"/>
+          <w:sz w:val="20"/>
+          <w:szCs w:val="20"/>
+          <w:lang w:val="en-ID" w:eastAsia="en-ID"/>
+        </w:rPr>
+        <w:t>EfficientNet</w:t>
+      </w:r>
+      <w:proofErr w:type="spellEnd"/>
+      <w:r>
+        <w:rPr>
+          <w:rFonts w:ascii="Times New Roman" w:eastAsia="Times New Roman" w:hAnsi="Times New Roman" w:cs="Times New Roman"/>
+          <w:sz w:val="20"/>
+          <w:szCs w:val="20"/>
+          <w:lang w:val="en-ID" w:eastAsia="en-ID"/>
+        </w:rPr>
+        <w:t xml:space="preserve"> </w:t>
+      </w:r>
+      <w:proofErr w:type="spellStart"/>
+      <w:r>
+        <w:rPr>
+          <w:rFonts w:ascii="Times New Roman" w:eastAsia="Times New Roman" w:hAnsi="Times New Roman" w:cs="Times New Roman"/>
+          <w:sz w:val="20"/>
+          <w:szCs w:val="20"/>
+          <w:lang w:val="en-ID" w:eastAsia="en-ID"/>
+        </w:rPr>
+        <w:t>lebih</w:t>
+      </w:r>
+      <w:proofErr w:type="spellEnd"/>
+      <w:r>
+        <w:rPr>
+          <w:rFonts w:ascii="Times New Roman" w:eastAsia="Times New Roman" w:hAnsi="Times New Roman" w:cs="Times New Roman"/>
+          <w:sz w:val="20"/>
+          <w:szCs w:val="20"/>
+          <w:lang w:val="en-ID" w:eastAsia="en-ID"/>
+        </w:rPr>
+        <w:t xml:space="preserve"> </w:t>
+      </w:r>
+      <w:proofErr w:type="spellStart"/>
+      <w:r>
+        <w:rPr>
+          <w:rFonts w:ascii="Times New Roman" w:eastAsia="Times New Roman" w:hAnsi="Times New Roman" w:cs="Times New Roman"/>
+          <w:sz w:val="20"/>
+          <w:szCs w:val="20"/>
+          <w:lang w:val="en-ID" w:eastAsia="en-ID"/>
+        </w:rPr>
+        <w:t>kecil</w:t>
+      </w:r>
+      <w:proofErr w:type="spellEnd"/>
+      <w:r>
+        <w:rPr>
+          <w:rFonts w:ascii="Times New Roman" w:eastAsia="Times New Roman" w:hAnsi="Times New Roman" w:cs="Times New Roman"/>
+          <w:sz w:val="20"/>
+          <w:szCs w:val="20"/>
+          <w:lang w:val="en-ID" w:eastAsia="en-ID"/>
+        </w:rPr>
+        <w:t xml:space="preserve"> (5,3-7,8M parameter) </w:t>
+      </w:r>
+      <w:proofErr w:type="spellStart"/>
+      <w:r>
+        <w:rPr>
+          <w:rFonts w:ascii="Times New Roman" w:eastAsia="Times New Roman" w:hAnsi="Times New Roman" w:cs="Times New Roman"/>
+          <w:sz w:val="20"/>
+          <w:szCs w:val="20"/>
+          <w:lang w:val="en-ID" w:eastAsia="en-ID"/>
+        </w:rPr>
+        <w:t>secara</w:t>
+      </w:r>
+      <w:proofErr w:type="spellEnd"/>
+      <w:r>
+        <w:rPr>
+          <w:rFonts w:ascii="Times New Roman" w:eastAsia="Times New Roman" w:hAnsi="Times New Roman" w:cs="Times New Roman"/>
+          <w:sz w:val="20"/>
+          <w:szCs w:val="20"/>
+          <w:lang w:val="en-ID" w:eastAsia="en-ID"/>
+        </w:rPr>
+        <w:t xml:space="preserve"> </w:t>
+      </w:r>
+      <w:proofErr w:type="spellStart"/>
+      <w:r>
+        <w:rPr>
+          <w:rFonts w:ascii="Times New Roman" w:eastAsia="Times New Roman" w:hAnsi="Times New Roman" w:cs="Times New Roman"/>
+          <w:sz w:val="20"/>
+          <w:szCs w:val="20"/>
+          <w:lang w:val="en-ID" w:eastAsia="en-ID"/>
+        </w:rPr>
+        <w:t>konsisten</w:t>
+      </w:r>
+      <w:proofErr w:type="spellEnd"/>
+      <w:r>
+        <w:rPr>
+          <w:rFonts w:ascii="Times New Roman" w:eastAsia="Times New Roman" w:hAnsi="Times New Roman" w:cs="Times New Roman"/>
+          <w:sz w:val="20"/>
+          <w:szCs w:val="20"/>
+          <w:lang w:val="en-ID" w:eastAsia="en-ID"/>
+        </w:rPr>
+        <w:t xml:space="preserve"> </w:t>
+      </w:r>
+      <w:proofErr w:type="spellStart"/>
+      <w:r>
+        <w:rPr>
+          <w:rFonts w:ascii="Times New Roman" w:eastAsia="Times New Roman" w:hAnsi="Times New Roman" w:cs="Times New Roman"/>
+          <w:sz w:val="20"/>
+          <w:szCs w:val="20"/>
+          <w:lang w:val="en-ID" w:eastAsia="en-ID"/>
+        </w:rPr>
+        <w:t>mengungguli</w:t>
+      </w:r>
+      <w:proofErr w:type="spellEnd"/>
+      <w:r>
+        <w:rPr>
+          <w:rFonts w:ascii="Times New Roman" w:eastAsia="Times New Roman" w:hAnsi="Times New Roman" w:cs="Times New Roman"/>
+          <w:sz w:val="20"/>
+          <w:szCs w:val="20"/>
+          <w:lang w:val="en-ID" w:eastAsia="en-ID"/>
+        </w:rPr>
+        <w:t xml:space="preserve"> </w:t>
+      </w:r>
+      <w:proofErr w:type="spellStart"/>
+      <w:r>
+        <w:rPr>
+          <w:rFonts w:ascii="Times New Roman" w:eastAsia="Times New Roman" w:hAnsi="Times New Roman" w:cs="Times New Roman"/>
+          <w:sz w:val="20"/>
+          <w:szCs w:val="20"/>
+          <w:lang w:val="en-ID" w:eastAsia="en-ID"/>
+        </w:rPr>
+        <w:t>varian</w:t>
+      </w:r>
+      <w:proofErr w:type="spellEnd"/>
+      <w:r>
+        <w:rPr>
+          <w:rFonts w:ascii="Times New Roman" w:eastAsia="Times New Roman" w:hAnsi="Times New Roman" w:cs="Times New Roman"/>
+          <w:sz w:val="20"/>
+          <w:szCs w:val="20"/>
+          <w:lang w:val="en-ID" w:eastAsia="en-ID"/>
+        </w:rPr>
+        <w:t xml:space="preserve"> </w:t>
+      </w:r>
+      <w:proofErr w:type="spellStart"/>
+      <w:r>
+        <w:rPr>
+          <w:rFonts w:ascii="Times New Roman" w:eastAsia="Times New Roman" w:hAnsi="Times New Roman" w:cs="Times New Roman"/>
+          <w:sz w:val="20"/>
+          <w:szCs w:val="20"/>
+          <w:lang w:val="en-ID" w:eastAsia="en-ID"/>
+        </w:rPr>
+        <w:t>ResNet</w:t>
+      </w:r>
+      <w:proofErr w:type="spellEnd"/>
+      <w:r>
+        <w:rPr>
+          <w:rFonts w:ascii="Times New Roman" w:eastAsia="Times New Roman" w:hAnsi="Times New Roman" w:cs="Times New Roman"/>
+          <w:sz w:val="20"/>
+          <w:szCs w:val="20"/>
+          <w:lang w:val="en-ID" w:eastAsia="en-ID"/>
+        </w:rPr>
+        <w:t xml:space="preserve"> </w:t>
+      </w:r>
+      <w:proofErr w:type="spellStart"/>
+      <w:r>
+        <w:rPr>
+          <w:rFonts w:ascii="Times New Roman" w:eastAsia="Times New Roman" w:hAnsi="Times New Roman" w:cs="Times New Roman"/>
+          <w:sz w:val="20"/>
+          <w:szCs w:val="20"/>
+          <w:lang w:val="en-ID" w:eastAsia="en-ID"/>
+        </w:rPr>
+        <w:t>lebih</w:t>
+      </w:r>
+      <w:proofErr w:type="spellEnd"/>
+      <w:r>
+        <w:rPr>
+          <w:rFonts w:ascii="Times New Roman" w:eastAsia="Times New Roman" w:hAnsi="Times New Roman" w:cs="Times New Roman"/>
+          <w:sz w:val="20"/>
+          <w:szCs w:val="20"/>
+          <w:lang w:val="en-ID" w:eastAsia="en-ID"/>
+        </w:rPr>
+        <w:t xml:space="preserve"> </w:t>
+      </w:r>
+      <w:proofErr w:type="spellStart"/>
+      <w:r>
+        <w:rPr>
+          <w:rFonts w:ascii="Times New Roman" w:eastAsia="Times New Roman" w:hAnsi="Times New Roman" w:cs="Times New Roman"/>
+          <w:sz w:val="20"/>
+          <w:szCs w:val="20"/>
+          <w:lang w:val="en-ID" w:eastAsia="en-ID"/>
+        </w:rPr>
+        <w:t>besar</w:t>
+      </w:r>
+      <w:proofErr w:type="spellEnd"/>
+      <w:r>
+        <w:rPr>
+          <w:rFonts w:ascii="Times New Roman" w:eastAsia="Times New Roman" w:hAnsi="Times New Roman" w:cs="Times New Roman"/>
+          <w:sz w:val="20"/>
+          <w:szCs w:val="20"/>
+          <w:lang w:val="en-ID" w:eastAsia="en-ID"/>
+        </w:rPr>
+        <w:t xml:space="preserve"> (25,6-44,5M</w:t>
+      </w:r>
+      <w:r>
+        <w:rPr>
+          <w:rFonts w:ascii="Times New Roman" w:eastAsia="Times New Roman" w:hAnsi="Times New Roman" w:cs="Times New Roman"/>
+          <w:sz w:val="20"/>
+          <w:szCs w:val="20"/>
+          <w:lang w:val="en-ID" w:eastAsia="en-ID"/>
+        </w:rPr>
+        <w:t xml:space="preserve"> </w:t>
+      </w:r>
+      <w:r>
+        <w:rPr>
+          <w:rFonts w:ascii="Times New Roman" w:eastAsia="Times New Roman" w:hAnsi="Times New Roman" w:cs="Times New Roman"/>
+          <w:sz w:val="20"/>
+          <w:szCs w:val="20"/>
+          <w:lang w:val="en-ID" w:eastAsia="en-ID"/>
+        </w:rPr>
+        <w:t xml:space="preserve">parameter) </w:t>
+      </w:r>
+      <w:proofErr w:type="spellStart"/>
+      <w:r>
+        <w:rPr>
+          <w:rFonts w:ascii="Times New Roman" w:eastAsia="Times New Roman" w:hAnsi="Times New Roman" w:cs="Times New Roman"/>
+          <w:sz w:val="20"/>
+          <w:szCs w:val="20"/>
+          <w:lang w:val="en-ID" w:eastAsia="en-ID"/>
+        </w:rPr>
+        <w:t>sebesar</w:t>
+      </w:r>
+      <w:proofErr w:type="spellEnd"/>
+      <w:r>
+        <w:rPr>
+          <w:rFonts w:ascii="Times New Roman" w:eastAsia="Times New Roman" w:hAnsi="Times New Roman" w:cs="Times New Roman"/>
+          <w:sz w:val="20"/>
+          <w:szCs w:val="20"/>
+          <w:lang w:val="en-ID" w:eastAsia="en-ID"/>
+        </w:rPr>
+        <w:t xml:space="preserve"> 5-10% pada dataset </w:t>
+      </w:r>
+      <w:proofErr w:type="spellStart"/>
+      <w:r>
+        <w:rPr>
+          <w:rFonts w:ascii="Times New Roman" w:eastAsia="Times New Roman" w:hAnsi="Times New Roman" w:cs="Times New Roman"/>
+          <w:sz w:val="20"/>
+          <w:szCs w:val="20"/>
+          <w:lang w:val="en-ID" w:eastAsia="en-ID"/>
+        </w:rPr>
+        <w:t>medis</w:t>
+      </w:r>
+      <w:proofErr w:type="spellEnd"/>
+      <w:r>
+        <w:rPr>
+          <w:rFonts w:ascii="Times New Roman" w:eastAsia="Times New Roman" w:hAnsi="Times New Roman" w:cs="Times New Roman"/>
+          <w:sz w:val="20"/>
+          <w:szCs w:val="20"/>
+          <w:lang w:val="en-ID" w:eastAsia="en-ID"/>
+        </w:rPr>
+        <w:t xml:space="preserve"> </w:t>
+      </w:r>
+      <w:proofErr w:type="spellStart"/>
+      <w:r>
+        <w:rPr>
+          <w:rFonts w:ascii="Times New Roman" w:eastAsia="Times New Roman" w:hAnsi="Times New Roman" w:cs="Times New Roman"/>
+          <w:sz w:val="20"/>
+          <w:szCs w:val="20"/>
+          <w:lang w:val="en-ID" w:eastAsia="en-ID"/>
+        </w:rPr>
+        <w:t>kecil</w:t>
+      </w:r>
+      <w:proofErr w:type="spellEnd"/>
+      <w:r>
+        <w:rPr>
+          <w:rFonts w:ascii="Times New Roman" w:eastAsia="Times New Roman" w:hAnsi="Times New Roman" w:cs="Times New Roman"/>
+          <w:sz w:val="20"/>
+          <w:szCs w:val="20"/>
+          <w:lang w:val="en-ID" w:eastAsia="en-ID"/>
+        </w:rPr>
+        <w:t xml:space="preserve"> [8,9].</w:t>
+      </w:r>
+      <w:r>
+        <w:rPr>
+          <w:rFonts w:ascii="Times New Roman" w:eastAsia="Times New Roman" w:hAnsi="Times New Roman" w:cs="Times New Roman"/>
+          <w:sz w:val="20"/>
+          <w:szCs w:val="20"/>
+          <w:lang w:val="en-ID" w:eastAsia="en-ID"/>
+        </w:rPr>
+        <w:t xml:space="preserve"> </w:t>
+      </w:r>
+      <w:proofErr w:type="spellStart"/>
+      <w:r>
+        <w:rPr>
+          <w:rFonts w:ascii="Times New Roman" w:eastAsia="Times New Roman" w:hAnsi="Times New Roman" w:cs="Times New Roman"/>
+          <w:sz w:val="20"/>
+          <w:szCs w:val="20"/>
+          <w:lang w:val="en-ID" w:eastAsia="en-ID"/>
+        </w:rPr>
+        <w:t>Struktur</w:t>
+      </w:r>
+      <w:proofErr w:type="spellEnd"/>
+      <w:r>
+        <w:rPr>
+          <w:rFonts w:ascii="Times New Roman" w:eastAsia="Times New Roman" w:hAnsi="Times New Roman" w:cs="Times New Roman"/>
+          <w:sz w:val="20"/>
+          <w:szCs w:val="20"/>
+          <w:lang w:val="en-ID" w:eastAsia="en-ID"/>
+        </w:rPr>
+        <w:t xml:space="preserve"> </w:t>
+      </w:r>
+      <w:proofErr w:type="spellStart"/>
+      <w:r>
+        <w:rPr>
+          <w:rFonts w:ascii="Times New Roman" w:eastAsia="Times New Roman" w:hAnsi="Times New Roman" w:cs="Times New Roman"/>
+          <w:sz w:val="20"/>
+          <w:szCs w:val="20"/>
+          <w:lang w:val="en-ID" w:eastAsia="en-ID"/>
+        </w:rPr>
+        <w:t>artikel</w:t>
+      </w:r>
+      <w:proofErr w:type="spellEnd"/>
+      <w:r>
+        <w:rPr>
+          <w:rFonts w:ascii="Times New Roman" w:eastAsia="Times New Roman" w:hAnsi="Times New Roman" w:cs="Times New Roman"/>
+          <w:sz w:val="20"/>
+          <w:szCs w:val="20"/>
+          <w:lang w:val="en-ID" w:eastAsia="en-ID"/>
+        </w:rPr>
+        <w:t xml:space="preserve">: (1) </w:t>
+      </w:r>
+      <w:proofErr w:type="spellStart"/>
+      <w:r>
+        <w:rPr>
+          <w:rFonts w:ascii="Times New Roman" w:eastAsia="Times New Roman" w:hAnsi="Times New Roman" w:cs="Times New Roman"/>
+          <w:sz w:val="20"/>
+          <w:szCs w:val="20"/>
+          <w:lang w:val="en-ID" w:eastAsia="en-ID"/>
+        </w:rPr>
+        <w:t>Pendahuluan</w:t>
+      </w:r>
+      <w:proofErr w:type="spellEnd"/>
+      <w:r>
+        <w:rPr>
+          <w:rFonts w:ascii="Times New Roman" w:eastAsia="Times New Roman" w:hAnsi="Times New Roman" w:cs="Times New Roman"/>
+          <w:sz w:val="20"/>
+          <w:szCs w:val="20"/>
+          <w:lang w:val="en-ID" w:eastAsia="en-ID"/>
+        </w:rPr>
+        <w:t xml:space="preserve"> </w:t>
+      </w:r>
+      <w:proofErr w:type="spellStart"/>
+      <w:r>
+        <w:rPr>
+          <w:rFonts w:ascii="Times New Roman" w:eastAsia="Times New Roman" w:hAnsi="Times New Roman" w:cs="Times New Roman"/>
+          <w:sz w:val="20"/>
+          <w:szCs w:val="20"/>
+          <w:lang w:val="en-ID" w:eastAsia="en-ID"/>
+        </w:rPr>
+        <w:t>dengan</w:t>
+      </w:r>
+      <w:proofErr w:type="spellEnd"/>
+      <w:r>
+        <w:rPr>
+          <w:rFonts w:ascii="Times New Roman" w:eastAsia="Times New Roman" w:hAnsi="Times New Roman" w:cs="Times New Roman"/>
+          <w:sz w:val="20"/>
+          <w:szCs w:val="20"/>
+          <w:lang w:val="en-ID" w:eastAsia="en-ID"/>
+        </w:rPr>
+        <w:t xml:space="preserve"> </w:t>
+      </w:r>
+      <w:proofErr w:type="spellStart"/>
+      <w:r>
+        <w:rPr>
+          <w:rFonts w:ascii="Times New Roman" w:eastAsia="Times New Roman" w:hAnsi="Times New Roman" w:cs="Times New Roman"/>
+          <w:sz w:val="20"/>
+          <w:szCs w:val="20"/>
+          <w:lang w:val="en-ID" w:eastAsia="en-ID"/>
+        </w:rPr>
+        <w:t>tinjauan</w:t>
+      </w:r>
+      <w:proofErr w:type="spellEnd"/>
+      <w:r>
+        <w:rPr>
+          <w:rFonts w:ascii="Times New Roman" w:eastAsia="Times New Roman" w:hAnsi="Times New Roman" w:cs="Times New Roman"/>
+          <w:sz w:val="20"/>
+          <w:szCs w:val="20"/>
+          <w:lang w:val="en-ID" w:eastAsia="en-ID"/>
+        </w:rPr>
+        <w:t xml:space="preserve"> </w:t>
+      </w:r>
+      <w:proofErr w:type="spellStart"/>
+      <w:r>
+        <w:rPr>
+          <w:rFonts w:ascii="Times New Roman" w:eastAsia="Times New Roman" w:hAnsi="Times New Roman" w:cs="Times New Roman"/>
+          <w:sz w:val="20"/>
+          <w:szCs w:val="20"/>
+          <w:lang w:val="en-ID" w:eastAsia="en-ID"/>
+        </w:rPr>
+        <w:t>pustaka</w:t>
+      </w:r>
+      <w:proofErr w:type="spellEnd"/>
+      <w:r>
+        <w:rPr>
+          <w:rFonts w:ascii="Times New Roman" w:eastAsia="Times New Roman" w:hAnsi="Times New Roman" w:cs="Times New Roman"/>
+          <w:sz w:val="20"/>
+          <w:szCs w:val="20"/>
+          <w:lang w:val="en-ID" w:eastAsia="en-ID"/>
+        </w:rPr>
+        <w:t xml:space="preserve"> </w:t>
+      </w:r>
+      <w:proofErr w:type="spellStart"/>
+      <w:r>
+        <w:rPr>
+          <w:rFonts w:ascii="Times New Roman" w:eastAsia="Times New Roman" w:hAnsi="Times New Roman" w:cs="Times New Roman"/>
+          <w:sz w:val="20"/>
+          <w:szCs w:val="20"/>
+          <w:lang w:val="en-ID" w:eastAsia="en-ID"/>
+        </w:rPr>
+        <w:t>tentang</w:t>
+      </w:r>
+      <w:proofErr w:type="spellEnd"/>
+      <w:r>
+        <w:rPr>
+          <w:rFonts w:ascii="Times New Roman" w:eastAsia="Times New Roman" w:hAnsi="Times New Roman" w:cs="Times New Roman"/>
+          <w:sz w:val="20"/>
+          <w:szCs w:val="20"/>
+          <w:lang w:val="en-ID" w:eastAsia="en-ID"/>
+        </w:rPr>
+        <w:t xml:space="preserve"> AI </w:t>
+      </w:r>
+      <w:proofErr w:type="spellStart"/>
+      <w:r>
+        <w:rPr>
+          <w:rFonts w:ascii="Times New Roman" w:eastAsia="Times New Roman" w:hAnsi="Times New Roman" w:cs="Times New Roman"/>
+          <w:sz w:val="20"/>
+          <w:szCs w:val="20"/>
+          <w:lang w:val="en-ID" w:eastAsia="en-ID"/>
+        </w:rPr>
+        <w:t>medis</w:t>
+      </w:r>
+      <w:proofErr w:type="spellEnd"/>
+      <w:r>
+        <w:rPr>
+          <w:rFonts w:ascii="Times New Roman" w:eastAsia="Times New Roman" w:hAnsi="Times New Roman" w:cs="Times New Roman"/>
+          <w:sz w:val="20"/>
+          <w:szCs w:val="20"/>
+          <w:lang w:val="en-ID" w:eastAsia="en-ID"/>
+        </w:rPr>
+        <w:t xml:space="preserve"> dan </w:t>
+      </w:r>
+      <w:proofErr w:type="spellStart"/>
+      <w:r>
+        <w:rPr>
+          <w:rFonts w:ascii="Times New Roman" w:eastAsia="Times New Roman" w:hAnsi="Times New Roman" w:cs="Times New Roman"/>
+          <w:sz w:val="20"/>
+          <w:szCs w:val="20"/>
+          <w:lang w:val="en-ID" w:eastAsia="en-ID"/>
+        </w:rPr>
+        <w:t>deteksi</w:t>
+      </w:r>
+      <w:proofErr w:type="spellEnd"/>
+      <w:r>
+        <w:rPr>
+          <w:rFonts w:ascii="Times New Roman" w:eastAsia="Times New Roman" w:hAnsi="Times New Roman" w:cs="Times New Roman"/>
+          <w:sz w:val="20"/>
+          <w:szCs w:val="20"/>
+          <w:lang w:val="en-ID" w:eastAsia="en-ID"/>
+        </w:rPr>
+        <w:t xml:space="preserve"> </w:t>
+      </w:r>
+      <w:proofErr w:type="spellStart"/>
+      <w:r>
+        <w:rPr>
+          <w:rFonts w:ascii="Times New Roman" w:eastAsia="Times New Roman" w:hAnsi="Times New Roman" w:cs="Times New Roman"/>
+          <w:sz w:val="20"/>
+          <w:szCs w:val="20"/>
+          <w:lang w:val="en-ID" w:eastAsia="en-ID"/>
+        </w:rPr>
+        <w:t>objek</w:t>
+      </w:r>
+      <w:proofErr w:type="spellEnd"/>
+      <w:r>
+        <w:rPr>
+          <w:rFonts w:ascii="Times New Roman" w:eastAsia="Times New Roman" w:hAnsi="Times New Roman" w:cs="Times New Roman"/>
+          <w:sz w:val="20"/>
+          <w:szCs w:val="20"/>
+          <w:lang w:val="en-ID" w:eastAsia="en-ID"/>
+        </w:rPr>
+        <w:t xml:space="preserve"> </w:t>
+      </w:r>
+      <w:r>
+        <w:rPr>
+          <w:rFonts w:ascii="Times New Roman" w:eastAsia="Times New Roman" w:hAnsi="Times New Roman" w:cs="Times New Roman"/>
+          <w:sz w:val="20"/>
+          <w:szCs w:val="20"/>
+          <w:lang w:val="en-ID" w:eastAsia="en-ID"/>
+        </w:rPr>
+        <w:t xml:space="preserve">[28,29,30,31,32,14], (2) </w:t>
+      </w:r>
+      <w:proofErr w:type="spellStart"/>
+      <w:r>
+        <w:rPr>
+          <w:rFonts w:ascii="Times New Roman" w:eastAsia="Times New Roman" w:hAnsi="Times New Roman" w:cs="Times New Roman"/>
+          <w:sz w:val="20"/>
+          <w:szCs w:val="20"/>
+          <w:lang w:val="en-ID" w:eastAsia="en-ID"/>
+        </w:rPr>
+        <w:t>Metode</w:t>
+      </w:r>
+      <w:proofErr w:type="spellEnd"/>
+      <w:r>
+        <w:rPr>
+          <w:rFonts w:ascii="Times New Roman" w:eastAsia="Times New Roman" w:hAnsi="Times New Roman" w:cs="Times New Roman"/>
+          <w:sz w:val="20"/>
+          <w:szCs w:val="20"/>
+          <w:lang w:val="en-ID" w:eastAsia="en-ID"/>
+        </w:rPr>
+        <w:t xml:space="preserve"> yang </w:t>
+      </w:r>
+      <w:proofErr w:type="spellStart"/>
+      <w:r>
+        <w:rPr>
+          <w:rFonts w:ascii="Times New Roman" w:eastAsia="Times New Roman" w:hAnsi="Times New Roman" w:cs="Times New Roman"/>
+          <w:sz w:val="20"/>
+          <w:szCs w:val="20"/>
+          <w:lang w:val="en-ID" w:eastAsia="en-ID"/>
+        </w:rPr>
+        <w:t>mendeskripsikan</w:t>
+      </w:r>
+      <w:proofErr w:type="spellEnd"/>
+      <w:r>
+        <w:rPr>
+          <w:rFonts w:ascii="Times New Roman" w:eastAsia="Times New Roman" w:hAnsi="Times New Roman" w:cs="Times New Roman"/>
+          <w:sz w:val="20"/>
+          <w:szCs w:val="20"/>
+          <w:lang w:val="en-ID" w:eastAsia="en-ID"/>
+        </w:rPr>
+        <w:t xml:space="preserve"> </w:t>
+      </w:r>
+      <w:proofErr w:type="spellStart"/>
+      <w:r>
+        <w:rPr>
+          <w:rFonts w:ascii="Times New Roman" w:eastAsia="Times New Roman" w:hAnsi="Times New Roman" w:cs="Times New Roman"/>
+          <w:sz w:val="20"/>
+          <w:szCs w:val="20"/>
+          <w:lang w:val="en-ID" w:eastAsia="en-ID"/>
+        </w:rPr>
+        <w:t>arsitektur</w:t>
+      </w:r>
+      <w:proofErr w:type="spellEnd"/>
+      <w:r>
+        <w:rPr>
+          <w:rFonts w:ascii="Times New Roman" w:eastAsia="Times New Roman" w:hAnsi="Times New Roman" w:cs="Times New Roman"/>
+          <w:sz w:val="20"/>
+          <w:szCs w:val="20"/>
+          <w:lang w:val="en-ID" w:eastAsia="en-ID"/>
+        </w:rPr>
+        <w:t xml:space="preserve"> </w:t>
+      </w:r>
+      <w:proofErr w:type="spellStart"/>
+      <w:r>
+        <w:rPr>
+          <w:rFonts w:ascii="Times New Roman" w:eastAsia="Times New Roman" w:hAnsi="Times New Roman" w:cs="Times New Roman"/>
+          <w:sz w:val="20"/>
+          <w:szCs w:val="20"/>
+          <w:lang w:val="en-ID" w:eastAsia="en-ID"/>
+        </w:rPr>
+        <w:t>klasifikasi</w:t>
+      </w:r>
+      <w:proofErr w:type="spellEnd"/>
+      <w:r>
+        <w:rPr>
+          <w:rFonts w:ascii="Times New Roman" w:eastAsia="Times New Roman" w:hAnsi="Times New Roman" w:cs="Times New Roman"/>
+          <w:sz w:val="20"/>
+          <w:szCs w:val="20"/>
+          <w:lang w:val="en-ID" w:eastAsia="en-ID"/>
+        </w:rPr>
+        <w:t xml:space="preserve"> </w:t>
+      </w:r>
+      <w:proofErr w:type="spellStart"/>
+      <w:r>
+        <w:rPr>
+          <w:rFonts w:ascii="Times New Roman" w:eastAsia="Times New Roman" w:hAnsi="Times New Roman" w:cs="Times New Roman"/>
+          <w:sz w:val="20"/>
+          <w:szCs w:val="20"/>
+          <w:lang w:val="en-ID" w:eastAsia="en-ID"/>
+        </w:rPr>
+        <w:t>bersama</w:t>
+      </w:r>
+      <w:proofErr w:type="spellEnd"/>
+      <w:r>
+        <w:rPr>
+          <w:rFonts w:ascii="Times New Roman" w:eastAsia="Times New Roman" w:hAnsi="Times New Roman" w:cs="Times New Roman"/>
+          <w:sz w:val="20"/>
+          <w:szCs w:val="20"/>
+          <w:lang w:val="en-ID" w:eastAsia="en-ID"/>
+        </w:rPr>
+        <w:t xml:space="preserve"> dan </w:t>
+      </w:r>
+      <w:proofErr w:type="spellStart"/>
+      <w:r>
+        <w:rPr>
+          <w:rFonts w:ascii="Times New Roman" w:eastAsia="Times New Roman" w:hAnsi="Times New Roman" w:cs="Times New Roman"/>
+          <w:sz w:val="20"/>
+          <w:szCs w:val="20"/>
+          <w:lang w:val="en-ID" w:eastAsia="en-ID"/>
+        </w:rPr>
+        <w:t>pengaturan</w:t>
+      </w:r>
+      <w:proofErr w:type="spellEnd"/>
+      <w:r>
+        <w:rPr>
+          <w:rFonts w:ascii="Times New Roman" w:eastAsia="Times New Roman" w:hAnsi="Times New Roman" w:cs="Times New Roman"/>
+          <w:sz w:val="20"/>
+          <w:szCs w:val="20"/>
+          <w:lang w:val="en-ID" w:eastAsia="en-ID"/>
+        </w:rPr>
+        <w:t xml:space="preserve"> </w:t>
+      </w:r>
+      <w:proofErr w:type="spellStart"/>
+      <w:r>
+        <w:rPr>
+          <w:rFonts w:ascii="Times New Roman" w:eastAsia="Times New Roman" w:hAnsi="Times New Roman" w:cs="Times New Roman"/>
+          <w:sz w:val="20"/>
+          <w:szCs w:val="20"/>
+          <w:lang w:val="en-ID" w:eastAsia="en-ID"/>
+        </w:rPr>
+        <w:t>eksperimen</w:t>
+      </w:r>
+      <w:proofErr w:type="spellEnd"/>
+      <w:r>
+        <w:rPr>
+          <w:rFonts w:ascii="Times New Roman" w:eastAsia="Times New Roman" w:hAnsi="Times New Roman" w:cs="Times New Roman"/>
+          <w:sz w:val="20"/>
+          <w:szCs w:val="20"/>
+          <w:lang w:val="en-ID" w:eastAsia="en-ID"/>
+        </w:rPr>
+        <w:t xml:space="preserve">, (3) Hasil yang </w:t>
+      </w:r>
+      <w:proofErr w:type="spellStart"/>
+      <w:r>
+        <w:rPr>
+          <w:rFonts w:ascii="Times New Roman" w:eastAsia="Times New Roman" w:hAnsi="Times New Roman" w:cs="Times New Roman"/>
+          <w:sz w:val="20"/>
+          <w:szCs w:val="20"/>
+          <w:lang w:val="en-ID" w:eastAsia="en-ID"/>
+        </w:rPr>
+        <w:t>menyajikan</w:t>
+      </w:r>
+      <w:proofErr w:type="spellEnd"/>
+      <w:r>
+        <w:rPr>
+          <w:rFonts w:ascii="Times New Roman" w:eastAsia="Times New Roman" w:hAnsi="Times New Roman" w:cs="Times New Roman"/>
+          <w:sz w:val="20"/>
+          <w:szCs w:val="20"/>
+          <w:lang w:val="en-ID" w:eastAsia="en-ID"/>
+        </w:rPr>
+        <w:t xml:space="preserve"> </w:t>
+      </w:r>
+      <w:proofErr w:type="spellStart"/>
+      <w:r>
+        <w:rPr>
+          <w:rFonts w:ascii="Times New Roman" w:eastAsia="Times New Roman" w:hAnsi="Times New Roman" w:cs="Times New Roman"/>
+          <w:sz w:val="20"/>
+          <w:szCs w:val="20"/>
+          <w:lang w:val="en-ID" w:eastAsia="en-ID"/>
+        </w:rPr>
+        <w:t>performa</w:t>
+      </w:r>
+      <w:proofErr w:type="spellEnd"/>
+      <w:r>
+        <w:rPr>
+          <w:rFonts w:ascii="Times New Roman" w:eastAsia="Times New Roman" w:hAnsi="Times New Roman" w:cs="Times New Roman"/>
+          <w:sz w:val="20"/>
+          <w:szCs w:val="20"/>
+          <w:lang w:val="en-ID" w:eastAsia="en-ID"/>
+        </w:rPr>
+        <w:t xml:space="preserve"> </w:t>
+      </w:r>
+      <w:proofErr w:type="spellStart"/>
+      <w:r>
+        <w:rPr>
+          <w:rFonts w:ascii="Times New Roman" w:eastAsia="Times New Roman" w:hAnsi="Times New Roman" w:cs="Times New Roman"/>
+          <w:sz w:val="20"/>
+          <w:szCs w:val="20"/>
+          <w:lang w:val="en-ID" w:eastAsia="en-ID"/>
+        </w:rPr>
+        <w:t>deteksi</w:t>
+      </w:r>
+      <w:proofErr w:type="spellEnd"/>
+      <w:r>
+        <w:rPr>
+          <w:rFonts w:ascii="Times New Roman" w:eastAsia="Times New Roman" w:hAnsi="Times New Roman" w:cs="Times New Roman"/>
+          <w:sz w:val="20"/>
+          <w:szCs w:val="20"/>
+          <w:lang w:val="en-ID" w:eastAsia="en-ID"/>
+        </w:rPr>
+        <w:t xml:space="preserve"> [5,6], </w:t>
+      </w:r>
+      <w:proofErr w:type="spellStart"/>
+      <w:r>
+        <w:rPr>
+          <w:rFonts w:ascii="Times New Roman" w:eastAsia="Times New Roman" w:hAnsi="Times New Roman" w:cs="Times New Roman"/>
+          <w:sz w:val="20"/>
+          <w:szCs w:val="20"/>
+          <w:lang w:val="en-ID" w:eastAsia="en-ID"/>
+        </w:rPr>
+        <w:t>metrik</w:t>
+      </w:r>
+      <w:proofErr w:type="spellEnd"/>
+      <w:r>
+        <w:rPr>
+          <w:rFonts w:ascii="Times New Roman" w:eastAsia="Times New Roman" w:hAnsi="Times New Roman" w:cs="Times New Roman"/>
+          <w:sz w:val="20"/>
+          <w:szCs w:val="20"/>
+          <w:lang w:val="en-ID" w:eastAsia="en-ID"/>
+        </w:rPr>
+        <w:t xml:space="preserve"> </w:t>
+      </w:r>
+      <w:proofErr w:type="spellStart"/>
+      <w:r>
+        <w:rPr>
+          <w:rFonts w:ascii="Times New Roman" w:eastAsia="Times New Roman" w:hAnsi="Times New Roman" w:cs="Times New Roman"/>
+          <w:sz w:val="20"/>
+          <w:szCs w:val="20"/>
+          <w:lang w:val="en-ID" w:eastAsia="en-ID"/>
+        </w:rPr>
+        <w:t>klasifikasi</w:t>
+      </w:r>
+      <w:proofErr w:type="spellEnd"/>
+      <w:r>
+        <w:rPr>
+          <w:rFonts w:ascii="Times New Roman" w:eastAsia="Times New Roman" w:hAnsi="Times New Roman" w:cs="Times New Roman"/>
+          <w:sz w:val="20"/>
+          <w:szCs w:val="20"/>
+          <w:lang w:val="en-ID" w:eastAsia="en-ID"/>
+        </w:rPr>
+        <w:t xml:space="preserve"> </w:t>
+      </w:r>
+      <w:proofErr w:type="spellStart"/>
+      <w:r>
+        <w:rPr>
+          <w:rFonts w:ascii="Times New Roman" w:eastAsia="Times New Roman" w:hAnsi="Times New Roman" w:cs="Times New Roman"/>
+          <w:sz w:val="20"/>
+          <w:szCs w:val="20"/>
+          <w:lang w:val="en-ID" w:eastAsia="en-ID"/>
+        </w:rPr>
+        <w:t>dengan</w:t>
+      </w:r>
+      <w:proofErr w:type="spellEnd"/>
+      <w:r>
+        <w:rPr>
+          <w:rFonts w:ascii="Times New Roman" w:eastAsia="Times New Roman" w:hAnsi="Times New Roman" w:cs="Times New Roman"/>
+          <w:sz w:val="20"/>
+          <w:szCs w:val="20"/>
+          <w:lang w:val="en-ID" w:eastAsia="en-ID"/>
+        </w:rPr>
+        <w:t xml:space="preserve"> </w:t>
+      </w:r>
+      <w:proofErr w:type="spellStart"/>
+      <w:r>
+        <w:rPr>
+          <w:rFonts w:ascii="Times New Roman" w:eastAsia="Times New Roman" w:hAnsi="Times New Roman" w:cs="Times New Roman"/>
+          <w:sz w:val="20"/>
+          <w:szCs w:val="20"/>
+          <w:lang w:val="en-ID" w:eastAsia="en-ID"/>
+        </w:rPr>
+        <w:t>rincian</w:t>
+      </w:r>
+      <w:proofErr w:type="spellEnd"/>
+      <w:r>
+        <w:rPr>
+          <w:rFonts w:ascii="Times New Roman" w:eastAsia="Times New Roman" w:hAnsi="Times New Roman" w:cs="Times New Roman"/>
+          <w:sz w:val="20"/>
+          <w:szCs w:val="20"/>
+          <w:lang w:val="en-ID" w:eastAsia="en-ID"/>
+        </w:rPr>
+        <w:t xml:space="preserve"> per-</w:t>
+      </w:r>
+      <w:proofErr w:type="spellStart"/>
+      <w:r>
+        <w:rPr>
+          <w:rFonts w:ascii="Times New Roman" w:eastAsia="Times New Roman" w:hAnsi="Times New Roman" w:cs="Times New Roman"/>
+          <w:sz w:val="20"/>
+          <w:szCs w:val="20"/>
+          <w:lang w:val="en-ID" w:eastAsia="en-ID"/>
+        </w:rPr>
+        <w:t>kelas</w:t>
+      </w:r>
+      <w:proofErr w:type="spellEnd"/>
+      <w:r>
+        <w:rPr>
+          <w:rFonts w:ascii="Times New Roman" w:eastAsia="Times New Roman" w:hAnsi="Times New Roman" w:cs="Times New Roman"/>
+          <w:sz w:val="20"/>
+          <w:szCs w:val="20"/>
+          <w:lang w:val="en-ID" w:eastAsia="en-ID"/>
+        </w:rPr>
+        <w:t xml:space="preserve">, dan </w:t>
+      </w:r>
+      <w:proofErr w:type="spellStart"/>
+      <w:r>
+        <w:rPr>
+          <w:rFonts w:ascii="Times New Roman" w:eastAsia="Times New Roman" w:hAnsi="Times New Roman" w:cs="Times New Roman"/>
+          <w:sz w:val="20"/>
+          <w:szCs w:val="20"/>
+          <w:lang w:val="en-ID" w:eastAsia="en-ID"/>
+        </w:rPr>
+        <w:t>analisis</w:t>
+      </w:r>
+      <w:proofErr w:type="spellEnd"/>
+      <w:r>
+        <w:rPr>
+          <w:rFonts w:ascii="Times New Roman" w:eastAsia="Times New Roman" w:hAnsi="Times New Roman" w:cs="Times New Roman"/>
+          <w:sz w:val="20"/>
+          <w:szCs w:val="20"/>
+          <w:lang w:val="en-ID" w:eastAsia="en-ID"/>
+        </w:rPr>
+        <w:t xml:space="preserve"> </w:t>
+      </w:r>
+      <w:proofErr w:type="spellStart"/>
+      <w:r>
+        <w:rPr>
+          <w:rFonts w:ascii="Times New Roman" w:eastAsia="Times New Roman" w:hAnsi="Times New Roman" w:cs="Times New Roman"/>
+          <w:sz w:val="20"/>
+          <w:szCs w:val="20"/>
+          <w:lang w:val="en-ID" w:eastAsia="en-ID"/>
+        </w:rPr>
+        <w:t>efisiensi</w:t>
+      </w:r>
+      <w:proofErr w:type="spellEnd"/>
+      <w:r>
+        <w:rPr>
+          <w:rFonts w:ascii="Times New Roman" w:eastAsia="Times New Roman" w:hAnsi="Times New Roman" w:cs="Times New Roman"/>
+          <w:sz w:val="20"/>
+          <w:szCs w:val="20"/>
+          <w:lang w:val="en-ID" w:eastAsia="en-ID"/>
+        </w:rPr>
+        <w:t xml:space="preserve"> [7,8,9,11], (4) </w:t>
+      </w:r>
+      <w:proofErr w:type="spellStart"/>
+      <w:r>
+        <w:rPr>
+          <w:rFonts w:ascii="Times New Roman" w:eastAsia="Times New Roman" w:hAnsi="Times New Roman" w:cs="Times New Roman"/>
+          <w:sz w:val="20"/>
+          <w:szCs w:val="20"/>
+          <w:lang w:val="en-ID" w:eastAsia="en-ID"/>
+        </w:rPr>
+        <w:t>Pembahasan</w:t>
+      </w:r>
+      <w:proofErr w:type="spellEnd"/>
+      <w:r>
+        <w:rPr>
+          <w:rFonts w:ascii="Times New Roman" w:eastAsia="Times New Roman" w:hAnsi="Times New Roman" w:cs="Times New Roman"/>
+          <w:sz w:val="20"/>
+          <w:szCs w:val="20"/>
+          <w:lang w:val="en-ID" w:eastAsia="en-ID"/>
+        </w:rPr>
+        <w:t xml:space="preserve"> yang </w:t>
+      </w:r>
+      <w:proofErr w:type="spellStart"/>
+      <w:r>
+        <w:rPr>
+          <w:rFonts w:ascii="Times New Roman" w:eastAsia="Times New Roman" w:hAnsi="Times New Roman" w:cs="Times New Roman"/>
+          <w:sz w:val="20"/>
+          <w:szCs w:val="20"/>
+          <w:lang w:val="en-ID" w:eastAsia="en-ID"/>
+        </w:rPr>
+        <w:t>menganalisis</w:t>
+      </w:r>
+      <w:proofErr w:type="spellEnd"/>
+      <w:r>
+        <w:rPr>
+          <w:rFonts w:ascii="Times New Roman" w:eastAsia="Times New Roman" w:hAnsi="Times New Roman" w:cs="Times New Roman"/>
+          <w:sz w:val="20"/>
+          <w:szCs w:val="20"/>
+          <w:lang w:val="en-ID" w:eastAsia="en-ID"/>
+        </w:rPr>
+        <w:t xml:space="preserve"> </w:t>
+      </w:r>
+      <w:proofErr w:type="spellStart"/>
+      <w:r>
+        <w:rPr>
+          <w:rFonts w:ascii="Times New Roman" w:eastAsia="Times New Roman" w:hAnsi="Times New Roman" w:cs="Times New Roman"/>
+          <w:sz w:val="20"/>
+          <w:szCs w:val="20"/>
+          <w:lang w:val="en-ID" w:eastAsia="en-ID"/>
+        </w:rPr>
+        <w:t>temuan</w:t>
+      </w:r>
+      <w:proofErr w:type="spellEnd"/>
+      <w:r>
+        <w:rPr>
+          <w:rFonts w:ascii="Times New Roman" w:eastAsia="Times New Roman" w:hAnsi="Times New Roman" w:cs="Times New Roman"/>
+          <w:sz w:val="20"/>
+          <w:szCs w:val="20"/>
+          <w:lang w:val="en-ID" w:eastAsia="en-ID"/>
+        </w:rPr>
+        <w:t xml:space="preserve"> </w:t>
+      </w:r>
+      <w:proofErr w:type="spellStart"/>
+      <w:r>
+        <w:rPr>
+          <w:rFonts w:ascii="Times New Roman" w:eastAsia="Times New Roman" w:hAnsi="Times New Roman" w:cs="Times New Roman"/>
+          <w:sz w:val="20"/>
+          <w:szCs w:val="20"/>
+          <w:lang w:val="en-ID" w:eastAsia="en-ID"/>
+        </w:rPr>
+        <w:t>dalam</w:t>
+      </w:r>
+      <w:proofErr w:type="spellEnd"/>
+      <w:r>
+        <w:rPr>
+          <w:rFonts w:ascii="Times New Roman" w:eastAsia="Times New Roman" w:hAnsi="Times New Roman" w:cs="Times New Roman"/>
+          <w:sz w:val="20"/>
+          <w:szCs w:val="20"/>
+          <w:lang w:val="en-ID" w:eastAsia="en-ID"/>
+        </w:rPr>
+        <w:t xml:space="preserve"> </w:t>
+      </w:r>
+      <w:proofErr w:type="spellStart"/>
+      <w:r>
+        <w:rPr>
+          <w:rFonts w:ascii="Times New Roman" w:eastAsia="Times New Roman" w:hAnsi="Times New Roman" w:cs="Times New Roman"/>
+          <w:sz w:val="20"/>
+          <w:szCs w:val="20"/>
+          <w:lang w:val="en-ID" w:eastAsia="en-ID"/>
+        </w:rPr>
+        <w:t>konteks</w:t>
+      </w:r>
+      <w:proofErr w:type="spellEnd"/>
+      <w:r>
+        <w:rPr>
+          <w:rFonts w:ascii="Times New Roman" w:eastAsia="Times New Roman" w:hAnsi="Times New Roman" w:cs="Times New Roman"/>
+          <w:sz w:val="20"/>
+          <w:szCs w:val="20"/>
+          <w:lang w:val="en-ID" w:eastAsia="en-ID"/>
+        </w:rPr>
+        <w:t xml:space="preserve"> </w:t>
+      </w:r>
+      <w:proofErr w:type="spellStart"/>
+      <w:r>
+        <w:rPr>
+          <w:rFonts w:ascii="Times New Roman" w:eastAsia="Times New Roman" w:hAnsi="Times New Roman" w:cs="Times New Roman"/>
+          <w:sz w:val="20"/>
+          <w:szCs w:val="20"/>
+          <w:lang w:val="en-ID" w:eastAsia="en-ID"/>
+        </w:rPr>
+        <w:t>implementasi</w:t>
+      </w:r>
+      <w:proofErr w:type="spellEnd"/>
+      <w:r>
+        <w:rPr>
+          <w:rFonts w:ascii="Times New Roman" w:eastAsia="Times New Roman" w:hAnsi="Times New Roman" w:cs="Times New Roman"/>
+          <w:sz w:val="20"/>
+          <w:szCs w:val="20"/>
+          <w:lang w:val="en-ID" w:eastAsia="en-ID"/>
+        </w:rPr>
+        <w:t xml:space="preserve"> </w:t>
+      </w:r>
+      <w:proofErr w:type="spellStart"/>
+      <w:r>
+        <w:rPr>
+          <w:rFonts w:ascii="Times New Roman" w:eastAsia="Times New Roman" w:hAnsi="Times New Roman" w:cs="Times New Roman"/>
+          <w:sz w:val="20"/>
+          <w:szCs w:val="20"/>
+          <w:lang w:val="en-ID" w:eastAsia="en-ID"/>
+        </w:rPr>
+        <w:t>klinis</w:t>
+      </w:r>
+      <w:proofErr w:type="spellEnd"/>
+      <w:r>
+        <w:rPr>
+          <w:rFonts w:ascii="Times New Roman" w:eastAsia="Times New Roman" w:hAnsi="Times New Roman" w:cs="Times New Roman"/>
+          <w:sz w:val="20"/>
+          <w:szCs w:val="20"/>
+          <w:lang w:val="en-ID" w:eastAsia="en-ID"/>
+        </w:rPr>
+        <w:t xml:space="preserve"> [13,15,19], dan (5) Kesimpulan </w:t>
+      </w:r>
+      <w:proofErr w:type="spellStart"/>
+      <w:r>
+        <w:rPr>
+          <w:rFonts w:ascii="Times New Roman" w:eastAsia="Times New Roman" w:hAnsi="Times New Roman" w:cs="Times New Roman"/>
+          <w:sz w:val="20"/>
+          <w:szCs w:val="20"/>
+          <w:lang w:val="en-ID" w:eastAsia="en-ID"/>
+        </w:rPr>
+        <w:t>dengan</w:t>
+      </w:r>
+      <w:proofErr w:type="spellEnd"/>
+      <w:r>
+        <w:rPr>
+          <w:rFonts w:ascii="Times New Roman" w:eastAsia="Times New Roman" w:hAnsi="Times New Roman" w:cs="Times New Roman"/>
+          <w:sz w:val="20"/>
+          <w:szCs w:val="20"/>
+          <w:lang w:val="en-ID" w:eastAsia="en-ID"/>
+        </w:rPr>
+        <w:t xml:space="preserve"> </w:t>
+      </w:r>
+      <w:proofErr w:type="spellStart"/>
+      <w:r>
+        <w:rPr>
+          <w:rFonts w:ascii="Times New Roman" w:eastAsia="Times New Roman" w:hAnsi="Times New Roman" w:cs="Times New Roman"/>
+          <w:sz w:val="20"/>
+          <w:szCs w:val="20"/>
+          <w:lang w:val="en-ID" w:eastAsia="en-ID"/>
+        </w:rPr>
+        <w:t>arah</w:t>
+      </w:r>
+      <w:proofErr w:type="spellEnd"/>
+      <w:r>
+        <w:rPr>
+          <w:rFonts w:ascii="Times New Roman" w:eastAsia="Times New Roman" w:hAnsi="Times New Roman" w:cs="Times New Roman"/>
+          <w:sz w:val="20"/>
+          <w:szCs w:val="20"/>
+          <w:lang w:val="en-ID" w:eastAsia="en-ID"/>
+        </w:rPr>
+        <w:t xml:space="preserve"> masa </w:t>
+      </w:r>
+      <w:proofErr w:type="spellStart"/>
+      <w:r>
+        <w:rPr>
+          <w:rFonts w:ascii="Times New Roman" w:eastAsia="Times New Roman" w:hAnsi="Times New Roman" w:cs="Times New Roman"/>
+          <w:sz w:val="20"/>
+          <w:szCs w:val="20"/>
+          <w:lang w:val="en-ID" w:eastAsia="en-ID"/>
+        </w:rPr>
+        <w:t>depan</w:t>
+      </w:r>
+      <w:proofErr w:type="spellEnd"/>
+      <w:r>
+        <w:rPr>
+          <w:rFonts w:ascii="Times New Roman" w:eastAsia="Times New Roman" w:hAnsi="Times New Roman" w:cs="Times New Roman"/>
+          <w:sz w:val="20"/>
+          <w:szCs w:val="20"/>
+          <w:lang w:val="en-ID" w:eastAsia="en-ID"/>
+        </w:rPr>
+        <w:t xml:space="preserve"> [20,21,23,24].</w:t>
+      </w:r>
+      <w:r>
+        <w:rPr>
+          <w:rFonts w:ascii="Times New Roman" w:eastAsia="Times New Roman" w:hAnsi="Times New Roman" w:cs="Times New Roman"/>
+          <w:sz w:val="20"/>
+          <w:szCs w:val="20"/>
+          <w:lang w:val="en-ID" w:eastAsia="en-ID"/>
+        </w:rPr>
+        <w:t xml:space="preserve"> </w:t>
+      </w:r>
+      <w:r>
+        <w:rPr>
+          <w:rFonts w:ascii="Times New Roman" w:eastAsia="Times New Roman" w:hAnsi="Times New Roman" w:cs="Times New Roman"/>
+          <w:sz w:val="20"/>
+          <w:szCs w:val="20"/>
+          <w:lang w:val="en-ID" w:eastAsia="en-ID"/>
+        </w:rPr>
+        <w:t>Target Submission</w:t>
+      </w:r>
+      <w:r>
+        <w:rPr>
+          <w:rFonts w:ascii="Times New Roman" w:eastAsia="Times New Roman" w:hAnsi="Times New Roman" w:cs="Times New Roman"/>
+          <w:sz w:val="20"/>
+          <w:szCs w:val="20"/>
+          <w:lang w:val="en-ID" w:eastAsia="en-ID"/>
+        </w:rPr>
+        <w:t xml:space="preserve"> </w:t>
+      </w:r>
+      <w:proofErr w:type="spellStart"/>
+      <w:r>
+        <w:rPr>
+          <w:rFonts w:ascii="Times New Roman" w:eastAsia="Times New Roman" w:hAnsi="Times New Roman" w:cs="Times New Roman"/>
+          <w:sz w:val="20"/>
+          <w:szCs w:val="20"/>
+          <w:lang w:val="en-ID" w:eastAsia="en-ID"/>
+        </w:rPr>
+        <w:t>yaitu</w:t>
+      </w:r>
+      <w:proofErr w:type="spellEnd"/>
+      <w:r>
+        <w:rPr>
+          <w:rFonts w:ascii="Times New Roman" w:eastAsia="Times New Roman" w:hAnsi="Times New Roman" w:cs="Times New Roman"/>
+          <w:sz w:val="20"/>
+          <w:szCs w:val="20"/>
+          <w:lang w:val="en-ID" w:eastAsia="en-ID"/>
+        </w:rPr>
+        <w:t xml:space="preserve"> pada </w:t>
+      </w:r>
+      <w:proofErr w:type="spellStart"/>
+      <w:r>
+        <w:rPr>
+          <w:rFonts w:ascii="Times New Roman" w:eastAsia="Times New Roman" w:hAnsi="Times New Roman" w:cs="Times New Roman"/>
+          <w:sz w:val="20"/>
+          <w:szCs w:val="20"/>
+          <w:lang w:val="en-ID" w:eastAsia="en-ID"/>
+        </w:rPr>
+        <w:t>bulan</w:t>
+      </w:r>
+      <w:proofErr w:type="spellEnd"/>
+      <w:r>
+        <w:rPr>
+          <w:rFonts w:ascii="Times New Roman" w:eastAsia="Times New Roman" w:hAnsi="Times New Roman" w:cs="Times New Roman"/>
+          <w:sz w:val="20"/>
+          <w:szCs w:val="20"/>
+          <w:lang w:val="en-ID" w:eastAsia="en-ID"/>
+        </w:rPr>
+        <w:t xml:space="preserve"> November 2025</w:t>
       </w:r>
     </w:p>
     <w:p>
@@ -18173,20 +20581,50 @@
         <w:spacing w:after="0" w:line="285" w:lineRule="atLeast"/>
         <w:rPr>
           <w:rFonts w:ascii="Times New Roman" w:eastAsia="Times New Roman" w:hAnsi="Times New Roman" w:cs="Times New Roman"/>
+          <w:b/>
+          <w:bCs/>
           <w:sz w:val="20"/>
           <w:szCs w:val="20"/>
           <w:lang w:val="en-ID" w:eastAsia="en-ID"/>
         </w:rPr>
       </w:pPr>
-      <w:r>
-        <w:rPr>
-          <w:rFonts w:ascii="Times New Roman" w:eastAsia="Times New Roman" w:hAnsi="Times New Roman" w:cs="Times New Roman"/>
-          <w:sz w:val="20"/>
-          <w:szCs w:val="20"/>
-          <w:lang w:val="en-ID" w:eastAsia="en-ID"/>
-        </w:rPr>
-        <w:t>Judul: "Shared Classification Architecture for Multi-Model Malaria Detection: Efficiency Analysis"</w:t>
-      </w:r>
+      <w:proofErr w:type="spellStart"/>
+      <w:r>
+        <w:rPr>
+          <w:rFonts w:ascii="Times New Roman" w:eastAsia="Times New Roman" w:hAnsi="Times New Roman" w:cs="Times New Roman"/>
+          <w:b/>
+          <w:bCs/>
+          <w:sz w:val="20"/>
+          <w:szCs w:val="20"/>
+          <w:lang w:val="en-ID" w:eastAsia="en-ID"/>
+        </w:rPr>
+        <w:t>Luaran</w:t>
+      </w:r>
+      <w:proofErr w:type="spellEnd"/>
+      <w:r>
+        <w:rPr>
+          <w:rFonts w:ascii="Times New Roman" w:eastAsia="Times New Roman" w:hAnsi="Times New Roman" w:cs="Times New Roman"/>
+          <w:b/>
+          <w:bCs/>
+          <w:sz w:val="20"/>
+          <w:szCs w:val="20"/>
+          <w:lang w:val="en-ID" w:eastAsia="en-ID"/>
+        </w:rPr>
+        <w:t xml:space="preserve"> </w:t>
+      </w:r>
+      <w:proofErr w:type="spellStart"/>
+      <w:r>
+        <w:rPr>
+          <w:rFonts w:ascii="Times New Roman" w:eastAsia="Times New Roman" w:hAnsi="Times New Roman" w:cs="Times New Roman"/>
+          <w:b/>
+          <w:bCs/>
+          <w:sz w:val="20"/>
+          <w:szCs w:val="20"/>
+          <w:lang w:val="en-ID" w:eastAsia="en-ID"/>
+        </w:rPr>
+        <w:t>Tambahan</w:t>
+      </w:r>
+      <w:proofErr w:type="spellEnd"/>
     </w:p>
     <w:p>
       <w:pPr>
@@ -18198,14 +20636,603 @@
           <w:lang w:val="en-ID" w:eastAsia="en-ID"/>
         </w:rPr>
       </w:pPr>
-      <w:r>
-        <w:rPr>
-          <w:rFonts w:ascii="Times New Roman" w:eastAsia="Times New Roman" w:hAnsi="Times New Roman" w:cs="Times New Roman"/>
-          <w:sz w:val="20"/>
-          <w:szCs w:val="20"/>
-          <w:lang w:val="en-ID" w:eastAsia="en-ID"/>
-        </w:rPr>
-        <w:t>Status: Abstract diterima, full paper dalam penyelesaian</w:t>
+      <w:proofErr w:type="spellStart"/>
+      <w:r>
+        <w:rPr>
+          <w:rFonts w:ascii="Times New Roman" w:eastAsia="Times New Roman" w:hAnsi="Times New Roman" w:cs="Times New Roman"/>
+          <w:sz w:val="20"/>
+          <w:szCs w:val="20"/>
+          <w:lang w:val="en-ID" w:eastAsia="en-ID"/>
+        </w:rPr>
+        <w:t>Implementasi</w:t>
+      </w:r>
+      <w:proofErr w:type="spellEnd"/>
+      <w:r>
+        <w:rPr>
+          <w:rFonts w:ascii="Times New Roman" w:eastAsia="Times New Roman" w:hAnsi="Times New Roman" w:cs="Times New Roman"/>
+          <w:sz w:val="20"/>
+          <w:szCs w:val="20"/>
+          <w:lang w:val="en-ID" w:eastAsia="en-ID"/>
+        </w:rPr>
+        <w:t xml:space="preserve"> Open-Source</w:t>
+      </w:r>
+      <w:r>
+        <w:rPr>
+          <w:rFonts w:ascii="Times New Roman" w:eastAsia="Times New Roman" w:hAnsi="Times New Roman" w:cs="Times New Roman"/>
+          <w:sz w:val="20"/>
+          <w:szCs w:val="20"/>
+          <w:lang w:val="en-ID" w:eastAsia="en-ID"/>
+        </w:rPr>
+        <w:t xml:space="preserve"> </w:t>
+      </w:r>
+      <w:r>
+        <w:rPr>
+          <w:rFonts w:ascii="Times New Roman" w:eastAsia="Times New Roman" w:hAnsi="Times New Roman" w:cs="Times New Roman"/>
+          <w:sz w:val="20"/>
+          <w:szCs w:val="20"/>
+          <w:lang w:val="en-ID" w:eastAsia="en-ID"/>
+        </w:rPr>
+        <w:t xml:space="preserve">Codebase </w:t>
+      </w:r>
+      <w:proofErr w:type="spellStart"/>
+      <w:r>
+        <w:rPr>
+          <w:rFonts w:ascii="Times New Roman" w:eastAsia="Times New Roman" w:hAnsi="Times New Roman" w:cs="Times New Roman"/>
+          <w:sz w:val="20"/>
+          <w:szCs w:val="20"/>
+          <w:lang w:val="en-ID" w:eastAsia="en-ID"/>
+        </w:rPr>
+        <w:t>lengkap</w:t>
+      </w:r>
+      <w:proofErr w:type="spellEnd"/>
+      <w:r>
+        <w:rPr>
+          <w:rFonts w:ascii="Times New Roman" w:eastAsia="Times New Roman" w:hAnsi="Times New Roman" w:cs="Times New Roman"/>
+          <w:sz w:val="20"/>
+          <w:szCs w:val="20"/>
+          <w:lang w:val="en-ID" w:eastAsia="en-ID"/>
+        </w:rPr>
+        <w:t xml:space="preserve"> </w:t>
+      </w:r>
+      <w:proofErr w:type="spellStart"/>
+      <w:r>
+        <w:rPr>
+          <w:rFonts w:ascii="Times New Roman" w:eastAsia="Times New Roman" w:hAnsi="Times New Roman" w:cs="Times New Roman"/>
+          <w:sz w:val="20"/>
+          <w:szCs w:val="20"/>
+          <w:lang w:val="en-ID" w:eastAsia="en-ID"/>
+        </w:rPr>
+        <w:t>dengan</w:t>
+      </w:r>
+      <w:proofErr w:type="spellEnd"/>
+      <w:r>
+        <w:rPr>
+          <w:rFonts w:ascii="Times New Roman" w:eastAsia="Times New Roman" w:hAnsi="Times New Roman" w:cs="Times New Roman"/>
+          <w:sz w:val="20"/>
+          <w:szCs w:val="20"/>
+          <w:lang w:val="en-ID" w:eastAsia="en-ID"/>
+        </w:rPr>
+        <w:t xml:space="preserve"> 12 </w:t>
+      </w:r>
+      <w:proofErr w:type="spellStart"/>
+      <w:r>
+        <w:rPr>
+          <w:rFonts w:ascii="Times New Roman" w:eastAsia="Times New Roman" w:hAnsi="Times New Roman" w:cs="Times New Roman"/>
+          <w:sz w:val="20"/>
+          <w:szCs w:val="20"/>
+          <w:lang w:val="en-ID" w:eastAsia="en-ID"/>
+        </w:rPr>
+        <w:t>skrip</w:t>
+      </w:r>
+      <w:proofErr w:type="spellEnd"/>
+      <w:r>
+        <w:rPr>
+          <w:rFonts w:ascii="Times New Roman" w:eastAsia="Times New Roman" w:hAnsi="Times New Roman" w:cs="Times New Roman"/>
+          <w:sz w:val="20"/>
+          <w:szCs w:val="20"/>
+          <w:lang w:val="en-ID" w:eastAsia="en-ID"/>
+        </w:rPr>
+        <w:t xml:space="preserve"> Python </w:t>
+      </w:r>
+      <w:proofErr w:type="spellStart"/>
+      <w:r>
+        <w:rPr>
+          <w:rFonts w:ascii="Times New Roman" w:eastAsia="Times New Roman" w:hAnsi="Times New Roman" w:cs="Times New Roman"/>
+          <w:sz w:val="20"/>
+          <w:szCs w:val="20"/>
+          <w:lang w:val="en-ID" w:eastAsia="en-ID"/>
+        </w:rPr>
+        <w:t>untuk</w:t>
+      </w:r>
+      <w:proofErr w:type="spellEnd"/>
+      <w:r>
+        <w:rPr>
+          <w:rFonts w:ascii="Times New Roman" w:eastAsia="Times New Roman" w:hAnsi="Times New Roman" w:cs="Times New Roman"/>
+          <w:sz w:val="20"/>
+          <w:szCs w:val="20"/>
+          <w:lang w:val="en-ID" w:eastAsia="en-ID"/>
+        </w:rPr>
+        <w:t xml:space="preserve"> </w:t>
+      </w:r>
+      <w:proofErr w:type="spellStart"/>
+      <w:r>
+        <w:rPr>
+          <w:rFonts w:ascii="Times New Roman" w:eastAsia="Times New Roman" w:hAnsi="Times New Roman" w:cs="Times New Roman"/>
+          <w:sz w:val="20"/>
+          <w:szCs w:val="20"/>
+          <w:lang w:val="en-ID" w:eastAsia="en-ID"/>
+        </w:rPr>
+        <w:t>persiapan</w:t>
+      </w:r>
+      <w:proofErr w:type="spellEnd"/>
+      <w:r>
+        <w:rPr>
+          <w:rFonts w:ascii="Times New Roman" w:eastAsia="Times New Roman" w:hAnsi="Times New Roman" w:cs="Times New Roman"/>
+          <w:sz w:val="20"/>
+          <w:szCs w:val="20"/>
+          <w:lang w:val="en-ID" w:eastAsia="en-ID"/>
+        </w:rPr>
+        <w:t xml:space="preserve"> data, </w:t>
+      </w:r>
+      <w:proofErr w:type="spellStart"/>
+      <w:r>
+        <w:rPr>
+          <w:rFonts w:ascii="Times New Roman" w:eastAsia="Times New Roman" w:hAnsi="Times New Roman" w:cs="Times New Roman"/>
+          <w:sz w:val="20"/>
+          <w:szCs w:val="20"/>
+          <w:lang w:val="en-ID" w:eastAsia="en-ID"/>
+        </w:rPr>
+        <w:t>pelatihan</w:t>
+      </w:r>
+      <w:proofErr w:type="spellEnd"/>
+      <w:r>
+        <w:rPr>
+          <w:rFonts w:ascii="Times New Roman" w:eastAsia="Times New Roman" w:hAnsi="Times New Roman" w:cs="Times New Roman"/>
+          <w:sz w:val="20"/>
+          <w:szCs w:val="20"/>
+          <w:lang w:val="en-ID" w:eastAsia="en-ID"/>
+        </w:rPr>
+        <w:t xml:space="preserve">, </w:t>
+      </w:r>
+      <w:proofErr w:type="spellStart"/>
+      <w:r>
+        <w:rPr>
+          <w:rFonts w:ascii="Times New Roman" w:eastAsia="Times New Roman" w:hAnsi="Times New Roman" w:cs="Times New Roman"/>
+          <w:sz w:val="20"/>
+          <w:szCs w:val="20"/>
+          <w:lang w:val="en-ID" w:eastAsia="en-ID"/>
+        </w:rPr>
+        <w:t>evaluasi</w:t>
+      </w:r>
+      <w:proofErr w:type="spellEnd"/>
+      <w:r>
+        <w:rPr>
+          <w:rFonts w:ascii="Times New Roman" w:eastAsia="Times New Roman" w:hAnsi="Times New Roman" w:cs="Times New Roman"/>
+          <w:sz w:val="20"/>
+          <w:szCs w:val="20"/>
+          <w:lang w:val="en-ID" w:eastAsia="en-ID"/>
+        </w:rPr>
+        <w:t xml:space="preserve">, dan </w:t>
+      </w:r>
+      <w:proofErr w:type="spellStart"/>
+      <w:r>
+        <w:rPr>
+          <w:rFonts w:ascii="Times New Roman" w:eastAsia="Times New Roman" w:hAnsi="Times New Roman" w:cs="Times New Roman"/>
+          <w:sz w:val="20"/>
+          <w:szCs w:val="20"/>
+          <w:lang w:val="en-ID" w:eastAsia="en-ID"/>
+        </w:rPr>
+        <w:t>visualisasi</w:t>
+      </w:r>
+      <w:proofErr w:type="spellEnd"/>
+      <w:r>
+        <w:rPr>
+          <w:rFonts w:ascii="Times New Roman" w:eastAsia="Times New Roman" w:hAnsi="Times New Roman" w:cs="Times New Roman"/>
+          <w:sz w:val="20"/>
+          <w:szCs w:val="20"/>
+          <w:lang w:val="en-ID" w:eastAsia="en-ID"/>
+        </w:rPr>
+        <w:t xml:space="preserve"> </w:t>
+      </w:r>
+      <w:proofErr w:type="spellStart"/>
+      <w:r>
+        <w:rPr>
+          <w:rFonts w:ascii="Times New Roman" w:eastAsia="Times New Roman" w:hAnsi="Times New Roman" w:cs="Times New Roman"/>
+          <w:sz w:val="20"/>
+          <w:szCs w:val="20"/>
+          <w:lang w:val="en-ID" w:eastAsia="en-ID"/>
+        </w:rPr>
+        <w:t>telah</w:t>
+      </w:r>
+      <w:proofErr w:type="spellEnd"/>
+      <w:r>
+        <w:rPr>
+          <w:rFonts w:ascii="Times New Roman" w:eastAsia="Times New Roman" w:hAnsi="Times New Roman" w:cs="Times New Roman"/>
+          <w:sz w:val="20"/>
+          <w:szCs w:val="20"/>
+          <w:lang w:val="en-ID" w:eastAsia="en-ID"/>
+        </w:rPr>
+        <w:t xml:space="preserve"> </w:t>
+      </w:r>
+      <w:proofErr w:type="spellStart"/>
+      <w:r>
+        <w:rPr>
+          <w:rFonts w:ascii="Times New Roman" w:eastAsia="Times New Roman" w:hAnsi="Times New Roman" w:cs="Times New Roman"/>
+          <w:sz w:val="20"/>
+          <w:szCs w:val="20"/>
+          <w:lang w:val="en-ID" w:eastAsia="en-ID"/>
+        </w:rPr>
+        <w:t>dikembangkan</w:t>
+      </w:r>
+      <w:proofErr w:type="spellEnd"/>
+      <w:r>
+        <w:rPr>
+          <w:rFonts w:ascii="Times New Roman" w:eastAsia="Times New Roman" w:hAnsi="Times New Roman" w:cs="Times New Roman"/>
+          <w:sz w:val="20"/>
+          <w:szCs w:val="20"/>
+          <w:lang w:val="en-ID" w:eastAsia="en-ID"/>
+        </w:rPr>
+        <w:t xml:space="preserve"> dan </w:t>
+      </w:r>
+      <w:proofErr w:type="spellStart"/>
+      <w:r>
+        <w:rPr>
+          <w:rFonts w:ascii="Times New Roman" w:eastAsia="Times New Roman" w:hAnsi="Times New Roman" w:cs="Times New Roman"/>
+          <w:sz w:val="20"/>
+          <w:szCs w:val="20"/>
+          <w:lang w:val="en-ID" w:eastAsia="en-ID"/>
+        </w:rPr>
+        <w:t>siap</w:t>
+      </w:r>
+      <w:proofErr w:type="spellEnd"/>
+      <w:r>
+        <w:rPr>
+          <w:rFonts w:ascii="Times New Roman" w:eastAsia="Times New Roman" w:hAnsi="Times New Roman" w:cs="Times New Roman"/>
+          <w:sz w:val="20"/>
+          <w:szCs w:val="20"/>
+          <w:lang w:val="en-ID" w:eastAsia="en-ID"/>
+        </w:rPr>
+        <w:t xml:space="preserve"> </w:t>
+      </w:r>
+      <w:proofErr w:type="spellStart"/>
+      <w:r>
+        <w:rPr>
+          <w:rFonts w:ascii="Times New Roman" w:eastAsia="Times New Roman" w:hAnsi="Times New Roman" w:cs="Times New Roman"/>
+          <w:sz w:val="20"/>
+          <w:szCs w:val="20"/>
+          <w:lang w:val="en-ID" w:eastAsia="en-ID"/>
+        </w:rPr>
+        <w:t>untuk</w:t>
+      </w:r>
+      <w:proofErr w:type="spellEnd"/>
+      <w:r>
+        <w:rPr>
+          <w:rFonts w:ascii="Times New Roman" w:eastAsia="Times New Roman" w:hAnsi="Times New Roman" w:cs="Times New Roman"/>
+          <w:sz w:val="20"/>
+          <w:szCs w:val="20"/>
+          <w:lang w:val="en-ID" w:eastAsia="en-ID"/>
+        </w:rPr>
+        <w:t xml:space="preserve"> </w:t>
+      </w:r>
+      <w:proofErr w:type="spellStart"/>
+      <w:r>
+        <w:rPr>
+          <w:rFonts w:ascii="Times New Roman" w:eastAsia="Times New Roman" w:hAnsi="Times New Roman" w:cs="Times New Roman"/>
+          <w:sz w:val="20"/>
+          <w:szCs w:val="20"/>
+          <w:lang w:val="en-ID" w:eastAsia="en-ID"/>
+        </w:rPr>
+        <w:t>dipublikasikan</w:t>
+      </w:r>
+      <w:proofErr w:type="spellEnd"/>
+      <w:r>
+        <w:rPr>
+          <w:rFonts w:ascii="Times New Roman" w:eastAsia="Times New Roman" w:hAnsi="Times New Roman" w:cs="Times New Roman"/>
+          <w:sz w:val="20"/>
+          <w:szCs w:val="20"/>
+          <w:lang w:val="en-ID" w:eastAsia="en-ID"/>
+        </w:rPr>
+        <w:t xml:space="preserve"> di repository GitHub. </w:t>
+      </w:r>
+      <w:proofErr w:type="spellStart"/>
+      <w:r>
+        <w:rPr>
+          <w:rFonts w:ascii="Times New Roman" w:eastAsia="Times New Roman" w:hAnsi="Times New Roman" w:cs="Times New Roman"/>
+          <w:sz w:val="20"/>
+          <w:szCs w:val="20"/>
+          <w:lang w:val="en-ID" w:eastAsia="en-ID"/>
+        </w:rPr>
+        <w:t>Publikasi</w:t>
+      </w:r>
+      <w:proofErr w:type="spellEnd"/>
+      <w:r>
+        <w:rPr>
+          <w:rFonts w:ascii="Times New Roman" w:eastAsia="Times New Roman" w:hAnsi="Times New Roman" w:cs="Times New Roman"/>
+          <w:sz w:val="20"/>
+          <w:szCs w:val="20"/>
+          <w:lang w:val="en-ID" w:eastAsia="en-ID"/>
+        </w:rPr>
+        <w:t xml:space="preserve"> </w:t>
+      </w:r>
+      <w:proofErr w:type="spellStart"/>
+      <w:r>
+        <w:rPr>
+          <w:rFonts w:ascii="Times New Roman" w:eastAsia="Times New Roman" w:hAnsi="Times New Roman" w:cs="Times New Roman"/>
+          <w:sz w:val="20"/>
+          <w:szCs w:val="20"/>
+          <w:lang w:val="en-ID" w:eastAsia="en-ID"/>
+        </w:rPr>
+        <w:t>akan</w:t>
+      </w:r>
+      <w:proofErr w:type="spellEnd"/>
+      <w:r>
+        <w:rPr>
+          <w:rFonts w:ascii="Times New Roman" w:eastAsia="Times New Roman" w:hAnsi="Times New Roman" w:cs="Times New Roman"/>
+          <w:sz w:val="20"/>
+          <w:szCs w:val="20"/>
+          <w:lang w:val="en-ID" w:eastAsia="en-ID"/>
+        </w:rPr>
+        <w:t xml:space="preserve"> </w:t>
+      </w:r>
+      <w:proofErr w:type="spellStart"/>
+      <w:r>
+        <w:rPr>
+          <w:rFonts w:ascii="Times New Roman" w:eastAsia="Times New Roman" w:hAnsi="Times New Roman" w:cs="Times New Roman"/>
+          <w:sz w:val="20"/>
+          <w:szCs w:val="20"/>
+          <w:lang w:val="en-ID" w:eastAsia="en-ID"/>
+        </w:rPr>
+        <w:t>dilakukan</w:t>
+      </w:r>
+      <w:proofErr w:type="spellEnd"/>
+      <w:r>
+        <w:rPr>
+          <w:rFonts w:ascii="Times New Roman" w:eastAsia="Times New Roman" w:hAnsi="Times New Roman" w:cs="Times New Roman"/>
+          <w:sz w:val="20"/>
+          <w:szCs w:val="20"/>
+          <w:lang w:val="en-ID" w:eastAsia="en-ID"/>
+        </w:rPr>
+        <w:t xml:space="preserve"> </w:t>
+      </w:r>
+      <w:proofErr w:type="spellStart"/>
+      <w:r>
+        <w:rPr>
+          <w:rFonts w:ascii="Times New Roman" w:eastAsia="Times New Roman" w:hAnsi="Times New Roman" w:cs="Times New Roman"/>
+          <w:sz w:val="20"/>
+          <w:szCs w:val="20"/>
+          <w:lang w:val="en-ID" w:eastAsia="en-ID"/>
+        </w:rPr>
+        <w:t>setelah</w:t>
+      </w:r>
+      <w:proofErr w:type="spellEnd"/>
+      <w:r>
+        <w:rPr>
+          <w:rFonts w:ascii="Times New Roman" w:eastAsia="Times New Roman" w:hAnsi="Times New Roman" w:cs="Times New Roman"/>
+          <w:sz w:val="20"/>
+          <w:szCs w:val="20"/>
+          <w:lang w:val="en-ID" w:eastAsia="en-ID"/>
+        </w:rPr>
+        <w:t xml:space="preserve"> </w:t>
+      </w:r>
+      <w:proofErr w:type="spellStart"/>
+      <w:r>
+        <w:rPr>
+          <w:rFonts w:ascii="Times New Roman" w:eastAsia="Times New Roman" w:hAnsi="Times New Roman" w:cs="Times New Roman"/>
+          <w:sz w:val="20"/>
+          <w:szCs w:val="20"/>
+          <w:lang w:val="en-ID" w:eastAsia="en-ID"/>
+        </w:rPr>
+        <w:t>artikel</w:t>
+      </w:r>
+      <w:proofErr w:type="spellEnd"/>
+      <w:r>
+        <w:rPr>
+          <w:rFonts w:ascii="Times New Roman" w:eastAsia="Times New Roman" w:hAnsi="Times New Roman" w:cs="Times New Roman"/>
+          <w:sz w:val="20"/>
+          <w:szCs w:val="20"/>
+          <w:lang w:val="en-ID" w:eastAsia="en-ID"/>
+        </w:rPr>
+        <w:t xml:space="preserve"> </w:t>
+      </w:r>
+      <w:proofErr w:type="spellStart"/>
+      <w:r>
+        <w:rPr>
+          <w:rFonts w:ascii="Times New Roman" w:eastAsia="Times New Roman" w:hAnsi="Times New Roman" w:cs="Times New Roman"/>
+          <w:sz w:val="20"/>
+          <w:szCs w:val="20"/>
+          <w:lang w:val="en-ID" w:eastAsia="en-ID"/>
+        </w:rPr>
+        <w:t>jurnal</w:t>
+      </w:r>
+      <w:proofErr w:type="spellEnd"/>
+      <w:r>
+        <w:rPr>
+          <w:rFonts w:ascii="Times New Roman" w:eastAsia="Times New Roman" w:hAnsi="Times New Roman" w:cs="Times New Roman"/>
+          <w:sz w:val="20"/>
+          <w:szCs w:val="20"/>
+          <w:lang w:val="en-ID" w:eastAsia="en-ID"/>
+        </w:rPr>
+        <w:t xml:space="preserve"> </w:t>
+      </w:r>
+      <w:proofErr w:type="spellStart"/>
+      <w:r>
+        <w:rPr>
+          <w:rFonts w:ascii="Times New Roman" w:eastAsia="Times New Roman" w:hAnsi="Times New Roman" w:cs="Times New Roman"/>
+          <w:sz w:val="20"/>
+          <w:szCs w:val="20"/>
+          <w:lang w:val="en-ID" w:eastAsia="en-ID"/>
+        </w:rPr>
+        <w:t>diterbitkan</w:t>
+      </w:r>
+      <w:proofErr w:type="spellEnd"/>
+      <w:r>
+        <w:rPr>
+          <w:rFonts w:ascii="Times New Roman" w:eastAsia="Times New Roman" w:hAnsi="Times New Roman" w:cs="Times New Roman"/>
+          <w:sz w:val="20"/>
+          <w:szCs w:val="20"/>
+          <w:lang w:val="en-ID" w:eastAsia="en-ID"/>
+        </w:rPr>
+        <w:t xml:space="preserve"> </w:t>
+      </w:r>
+      <w:proofErr w:type="spellStart"/>
+      <w:r>
+        <w:rPr>
+          <w:rFonts w:ascii="Times New Roman" w:eastAsia="Times New Roman" w:hAnsi="Times New Roman" w:cs="Times New Roman"/>
+          <w:sz w:val="20"/>
+          <w:szCs w:val="20"/>
+          <w:lang w:val="en-ID" w:eastAsia="en-ID"/>
+        </w:rPr>
+        <w:t>untuk</w:t>
+      </w:r>
+      <w:proofErr w:type="spellEnd"/>
+      <w:r>
+        <w:rPr>
+          <w:rFonts w:ascii="Times New Roman" w:eastAsia="Times New Roman" w:hAnsi="Times New Roman" w:cs="Times New Roman"/>
+          <w:sz w:val="20"/>
+          <w:szCs w:val="20"/>
+          <w:lang w:val="en-ID" w:eastAsia="en-ID"/>
+        </w:rPr>
+        <w:t xml:space="preserve"> </w:t>
+      </w:r>
+      <w:proofErr w:type="spellStart"/>
+      <w:r>
+        <w:rPr>
+          <w:rFonts w:ascii="Times New Roman" w:eastAsia="Times New Roman" w:hAnsi="Times New Roman" w:cs="Times New Roman"/>
+          <w:sz w:val="20"/>
+          <w:szCs w:val="20"/>
+          <w:lang w:val="en-ID" w:eastAsia="en-ID"/>
+        </w:rPr>
+        <w:t>memastikan</w:t>
+      </w:r>
+      <w:proofErr w:type="spellEnd"/>
+      <w:r>
+        <w:rPr>
+          <w:rFonts w:ascii="Times New Roman" w:eastAsia="Times New Roman" w:hAnsi="Times New Roman" w:cs="Times New Roman"/>
+          <w:sz w:val="20"/>
+          <w:szCs w:val="20"/>
+          <w:lang w:val="en-ID" w:eastAsia="en-ID"/>
+        </w:rPr>
+        <w:t xml:space="preserve"> </w:t>
+      </w:r>
+      <w:proofErr w:type="spellStart"/>
+      <w:r>
+        <w:rPr>
+          <w:rFonts w:ascii="Times New Roman" w:eastAsia="Times New Roman" w:hAnsi="Times New Roman" w:cs="Times New Roman"/>
+          <w:sz w:val="20"/>
+          <w:szCs w:val="20"/>
+          <w:lang w:val="en-ID" w:eastAsia="en-ID"/>
+        </w:rPr>
+        <w:t>prioritas</w:t>
+      </w:r>
+      <w:proofErr w:type="spellEnd"/>
+      <w:r>
+        <w:rPr>
+          <w:rFonts w:ascii="Times New Roman" w:eastAsia="Times New Roman" w:hAnsi="Times New Roman" w:cs="Times New Roman"/>
+          <w:sz w:val="20"/>
+          <w:szCs w:val="20"/>
+          <w:lang w:val="en-ID" w:eastAsia="en-ID"/>
+        </w:rPr>
+        <w:t xml:space="preserve"> </w:t>
+      </w:r>
+      <w:proofErr w:type="spellStart"/>
+      <w:r>
+        <w:rPr>
+          <w:rFonts w:ascii="Times New Roman" w:eastAsia="Times New Roman" w:hAnsi="Times New Roman" w:cs="Times New Roman"/>
+          <w:sz w:val="20"/>
+          <w:szCs w:val="20"/>
+          <w:lang w:val="en-ID" w:eastAsia="en-ID"/>
+        </w:rPr>
+        <w:t>publikasi</w:t>
+      </w:r>
+      <w:proofErr w:type="spellEnd"/>
+      <w:r>
+        <w:rPr>
+          <w:rFonts w:ascii="Times New Roman" w:eastAsia="Times New Roman" w:hAnsi="Times New Roman" w:cs="Times New Roman"/>
+          <w:sz w:val="20"/>
+          <w:szCs w:val="20"/>
+          <w:lang w:val="en-ID" w:eastAsia="en-ID"/>
+        </w:rPr>
+        <w:t xml:space="preserve"> dan </w:t>
+      </w:r>
+      <w:proofErr w:type="spellStart"/>
+      <w:r>
+        <w:rPr>
+          <w:rFonts w:ascii="Times New Roman" w:eastAsia="Times New Roman" w:hAnsi="Times New Roman" w:cs="Times New Roman"/>
+          <w:sz w:val="20"/>
+          <w:szCs w:val="20"/>
+          <w:lang w:val="en-ID" w:eastAsia="en-ID"/>
+        </w:rPr>
+        <w:t>melindungi</w:t>
+      </w:r>
+      <w:proofErr w:type="spellEnd"/>
+      <w:r>
+        <w:rPr>
+          <w:rFonts w:ascii="Times New Roman" w:eastAsia="Times New Roman" w:hAnsi="Times New Roman" w:cs="Times New Roman"/>
+          <w:sz w:val="20"/>
+          <w:szCs w:val="20"/>
+          <w:lang w:val="en-ID" w:eastAsia="en-ID"/>
+        </w:rPr>
+        <w:t xml:space="preserve"> </w:t>
+      </w:r>
+      <w:proofErr w:type="spellStart"/>
+      <w:r>
+        <w:rPr>
+          <w:rFonts w:ascii="Times New Roman" w:eastAsia="Times New Roman" w:hAnsi="Times New Roman" w:cs="Times New Roman"/>
+          <w:sz w:val="20"/>
+          <w:szCs w:val="20"/>
+          <w:lang w:val="en-ID" w:eastAsia="en-ID"/>
+        </w:rPr>
+        <w:t>klaim</w:t>
+      </w:r>
+      <w:proofErr w:type="spellEnd"/>
+      <w:r>
+        <w:rPr>
+          <w:rFonts w:ascii="Times New Roman" w:eastAsia="Times New Roman" w:hAnsi="Times New Roman" w:cs="Times New Roman"/>
+          <w:sz w:val="20"/>
+          <w:szCs w:val="20"/>
+          <w:lang w:val="en-ID" w:eastAsia="en-ID"/>
+        </w:rPr>
+        <w:t xml:space="preserve"> </w:t>
+      </w:r>
+      <w:proofErr w:type="spellStart"/>
+      <w:r>
+        <w:rPr>
+          <w:rFonts w:ascii="Times New Roman" w:eastAsia="Times New Roman" w:hAnsi="Times New Roman" w:cs="Times New Roman"/>
+          <w:sz w:val="20"/>
+          <w:szCs w:val="20"/>
+          <w:lang w:val="en-ID" w:eastAsia="en-ID"/>
+        </w:rPr>
+        <w:t>kontribusi</w:t>
+      </w:r>
+      <w:proofErr w:type="spellEnd"/>
+      <w:r>
+        <w:rPr>
+          <w:rFonts w:ascii="Times New Roman" w:eastAsia="Times New Roman" w:hAnsi="Times New Roman" w:cs="Times New Roman"/>
+          <w:sz w:val="20"/>
+          <w:szCs w:val="20"/>
+          <w:lang w:val="en-ID" w:eastAsia="en-ID"/>
+        </w:rPr>
+        <w:t xml:space="preserve"> </w:t>
+      </w:r>
+      <w:proofErr w:type="spellStart"/>
+      <w:r>
+        <w:rPr>
+          <w:rFonts w:ascii="Times New Roman" w:eastAsia="Times New Roman" w:hAnsi="Times New Roman" w:cs="Times New Roman"/>
+          <w:sz w:val="20"/>
+          <w:szCs w:val="20"/>
+          <w:lang w:val="en-ID" w:eastAsia="en-ID"/>
+        </w:rPr>
+        <w:t>ilmiah</w:t>
+      </w:r>
+      <w:proofErr w:type="spellEnd"/>
+      <w:r>
+        <w:rPr>
+          <w:rFonts w:ascii="Times New Roman" w:eastAsia="Times New Roman" w:hAnsi="Times New Roman" w:cs="Times New Roman"/>
+          <w:sz w:val="20"/>
+          <w:szCs w:val="20"/>
+          <w:lang w:val="en-ID" w:eastAsia="en-ID"/>
+        </w:rPr>
+        <w:t>.</w:t>
       </w:r>
     </w:p>
     <w:p>
@@ -18225,25 +21252,7 @@
           <w:szCs w:val="20"/>
           <w:lang w:val="en-ID" w:eastAsia="en-ID"/>
         </w:rPr>
-        <w:t>Deadline Submission Full Pape</w:t>
-      </w:r>
-      <w:r>
-        <w:rPr>
-          <w:rFonts w:ascii="Times New Roman" w:eastAsia="Times New Roman" w:hAnsi="Times New Roman" w:cs="Times New Roman"/>
-          <w:sz w:val="20"/>
-          <w:szCs w:val="20"/>
-          <w:lang w:val="en-ID" w:eastAsia="en-ID"/>
-        </w:rPr>
-        <w:t>r</w:t>
-      </w:r>
-      <w:r>
-        <w:rPr>
-          <w:rFonts w:ascii="Times New Roman" w:eastAsia="Times New Roman" w:hAnsi="Times New Roman" w:cs="Times New Roman"/>
-          <w:sz w:val="20"/>
-          <w:szCs w:val="20"/>
-          <w:lang w:val="en-ID" w:eastAsia="en-ID"/>
-        </w:rPr>
-        <w:t>: November 2025</w:t>
+        <w:t>Repository: https://github.com/akhiyarwaladi/hello_world</w:t>
       </w:r>
     </w:p>
     <w:p>
@@ -18263,8 +21272,119 @@
           <w:szCs w:val="20"/>
           <w:lang w:val="en-ID" w:eastAsia="en-ID"/>
         </w:rPr>
-        <w:t>Tanggal Konferensi: 28 November 2025</w:t>
-      </w:r>
+        <w:t xml:space="preserve">Status: Private - </w:t>
+      </w:r>
+      <w:proofErr w:type="spellStart"/>
+      <w:r>
+        <w:rPr>
+          <w:rFonts w:ascii="Times New Roman" w:eastAsia="Times New Roman" w:hAnsi="Times New Roman" w:cs="Times New Roman"/>
+          <w:sz w:val="20"/>
+          <w:szCs w:val="20"/>
+          <w:lang w:val="en-ID" w:eastAsia="en-ID"/>
+        </w:rPr>
+        <w:t>akan</w:t>
+      </w:r>
+      <w:proofErr w:type="spellEnd"/>
+      <w:r>
+        <w:rPr>
+          <w:rFonts w:ascii="Times New Roman" w:eastAsia="Times New Roman" w:hAnsi="Times New Roman" w:cs="Times New Roman"/>
+          <w:sz w:val="20"/>
+          <w:szCs w:val="20"/>
+          <w:lang w:val="en-ID" w:eastAsia="en-ID"/>
+        </w:rPr>
+        <w:t xml:space="preserve"> </w:t>
+      </w:r>
+      <w:proofErr w:type="spellStart"/>
+      <w:r>
+        <w:rPr>
+          <w:rFonts w:ascii="Times New Roman" w:eastAsia="Times New Roman" w:hAnsi="Times New Roman" w:cs="Times New Roman"/>
+          <w:sz w:val="20"/>
+          <w:szCs w:val="20"/>
+          <w:lang w:val="en-ID" w:eastAsia="en-ID"/>
+        </w:rPr>
+        <w:t>dipublikasikan</w:t>
+      </w:r>
+      <w:proofErr w:type="spellEnd"/>
+      <w:r>
+        <w:rPr>
+          <w:rFonts w:ascii="Times New Roman" w:eastAsia="Times New Roman" w:hAnsi="Times New Roman" w:cs="Times New Roman"/>
+          <w:sz w:val="20"/>
+          <w:szCs w:val="20"/>
+          <w:lang w:val="en-ID" w:eastAsia="en-ID"/>
+        </w:rPr>
+        <w:t xml:space="preserve"> </w:t>
+      </w:r>
+      <w:proofErr w:type="spellStart"/>
+      <w:r>
+        <w:rPr>
+          <w:rFonts w:ascii="Times New Roman" w:eastAsia="Times New Roman" w:hAnsi="Times New Roman" w:cs="Times New Roman"/>
+          <w:sz w:val="20"/>
+          <w:szCs w:val="20"/>
+          <w:lang w:val="en-ID" w:eastAsia="en-ID"/>
+        </w:rPr>
+        <w:t>setelah</w:t>
+      </w:r>
+      <w:proofErr w:type="spellEnd"/>
+      <w:r>
+        <w:rPr>
+          <w:rFonts w:ascii="Times New Roman" w:eastAsia="Times New Roman" w:hAnsi="Times New Roman" w:cs="Times New Roman"/>
+          <w:sz w:val="20"/>
+          <w:szCs w:val="20"/>
+          <w:lang w:val="en-ID" w:eastAsia="en-ID"/>
+        </w:rPr>
+        <w:t xml:space="preserve"> </w:t>
+      </w:r>
+      <w:proofErr w:type="spellStart"/>
+      <w:r>
+        <w:rPr>
+          <w:rFonts w:ascii="Times New Roman" w:eastAsia="Times New Roman" w:hAnsi="Times New Roman" w:cs="Times New Roman"/>
+          <w:sz w:val="20"/>
+          <w:szCs w:val="20"/>
+          <w:lang w:val="en-ID" w:eastAsia="en-ID"/>
+        </w:rPr>
+        <w:t>artikel</w:t>
+      </w:r>
+      <w:proofErr w:type="spellEnd"/>
+      <w:r>
+        <w:rPr>
+          <w:rFonts w:ascii="Times New Roman" w:eastAsia="Times New Roman" w:hAnsi="Times New Roman" w:cs="Times New Roman"/>
+          <w:sz w:val="20"/>
+          <w:szCs w:val="20"/>
+          <w:lang w:val="en-ID" w:eastAsia="en-ID"/>
+        </w:rPr>
+        <w:t xml:space="preserve"> </w:t>
+      </w:r>
+      <w:proofErr w:type="spellStart"/>
+      <w:r>
+        <w:rPr>
+          <w:rFonts w:ascii="Times New Roman" w:eastAsia="Times New Roman" w:hAnsi="Times New Roman" w:cs="Times New Roman"/>
+          <w:sz w:val="20"/>
+          <w:szCs w:val="20"/>
+          <w:lang w:val="en-ID" w:eastAsia="en-ID"/>
+        </w:rPr>
+        <w:t>jurnal</w:t>
+      </w:r>
+      <w:proofErr w:type="spellEnd"/>
+      <w:r>
+        <w:rPr>
+          <w:rFonts w:ascii="Times New Roman" w:eastAsia="Times New Roman" w:hAnsi="Times New Roman" w:cs="Times New Roman"/>
+          <w:sz w:val="20"/>
+          <w:szCs w:val="20"/>
+          <w:lang w:val="en-ID" w:eastAsia="en-ID"/>
+        </w:rPr>
+        <w:t xml:space="preserve"> </w:t>
+      </w:r>
+      <w:proofErr w:type="spellStart"/>
+      <w:r>
+        <w:rPr>
+          <w:rFonts w:ascii="Times New Roman" w:eastAsia="Times New Roman" w:hAnsi="Times New Roman" w:cs="Times New Roman"/>
+          <w:sz w:val="20"/>
+          <w:szCs w:val="20"/>
+          <w:lang w:val="en-ID" w:eastAsia="en-ID"/>
+        </w:rPr>
+        <w:t>diterbitkan</w:t>
+      </w:r>
+      <w:proofErr w:type="spellEnd"/>
     </w:p>
     <w:p>
       <w:pPr>
@@ -18276,67 +21396,37 @@
           <w:lang w:val="en-ID" w:eastAsia="en-ID"/>
         </w:rPr>
       </w:pPr>
-      <w:r>
-        <w:rPr>
-          <w:rFonts w:ascii="Times New Roman" w:eastAsia="Times New Roman" w:hAnsi="Times New Roman" w:cs="Times New Roman"/>
-          <w:sz w:val="20"/>
-          <w:szCs w:val="20"/>
-          <w:lang w:val="en-ID" w:eastAsia="en-ID"/>
-        </w:rPr>
-        <w:t>Lokasi: Universitas Jambi, Indonesia</w:t>
-      </w:r>
-    </w:p>
-    <w:p>
-      <w:pPr>
-        <w:spacing w:after="0" w:line="285" w:lineRule="atLeast"/>
-        <w:rPr>
-          <w:rFonts w:ascii="Times New Roman" w:eastAsia="Times New Roman" w:hAnsi="Times New Roman" w:cs="Times New Roman"/>
-          <w:sz w:val="20"/>
-          <w:szCs w:val="20"/>
-          <w:lang w:val="en-ID" w:eastAsia="en-ID"/>
-        </w:rPr>
-      </w:pPr>
-    </w:p>
-    <w:p>
-      <w:pPr>
-        <w:spacing w:after="0" w:line="285" w:lineRule="atLeast"/>
-        <w:rPr>
-          <w:rFonts w:ascii="Times New Roman" w:eastAsia="Times New Roman" w:hAnsi="Times New Roman" w:cs="Times New Roman"/>
-          <w:sz w:val="20"/>
-          <w:szCs w:val="20"/>
-          <w:lang w:val="en-ID" w:eastAsia="en-ID"/>
-        </w:rPr>
-      </w:pPr>
-      <w:r>
-        <w:rPr>
-          <w:rFonts w:ascii="Times New Roman" w:eastAsia="Times New Roman" w:hAnsi="Times New Roman" w:cs="Times New Roman"/>
-          <w:sz w:val="20"/>
-          <w:szCs w:val="20"/>
-          <w:lang w:val="en-ID" w:eastAsia="en-ID"/>
-        </w:rPr>
-        <w:lastRenderedPageBreak/>
-        <w:t>2. Publikasi Jurnal Nasional Terakreditasi Sinta** (Target: Sinta 3, Status: **Draft dalam Progres 60%**)</w:t>
-      </w:r>
-    </w:p>
-    <w:p>
-      <w:pPr>
-        <w:spacing w:after="0" w:line="285" w:lineRule="atLeast"/>
-        <w:rPr>
-          <w:rFonts w:ascii="Times New Roman" w:eastAsia="Times New Roman" w:hAnsi="Times New Roman" w:cs="Times New Roman"/>
-          <w:sz w:val="20"/>
-          <w:szCs w:val="20"/>
-          <w:lang w:val="en-ID" w:eastAsia="en-ID"/>
-        </w:rPr>
-      </w:pPr>
-      <w:r>
-        <w:rPr>
-          <w:rFonts w:ascii="Times New Roman" w:eastAsia="Times New Roman" w:hAnsi="Times New Roman" w:cs="Times New Roman"/>
-          <w:sz w:val="20"/>
-          <w:szCs w:val="20"/>
-          <w:lang w:val="en-ID" w:eastAsia="en-ID"/>
-        </w:rPr>
-        <w:t>Draft artikel berjudul "Parameter-Efficient Deep Learning Models Outperform Larger Architectures on Small Medical Imaging Datasets: A Malaria Detection Case Study" sedang dikembangkan untuk submission ke Journal of Applied Informatics and Computing (JAIC)</w:t>
-      </w:r>
+      <w:proofErr w:type="spellStart"/>
+      <w:r>
+        <w:rPr>
+          <w:rFonts w:ascii="Times New Roman" w:eastAsia="Times New Roman" w:hAnsi="Times New Roman" w:cs="Times New Roman"/>
+          <w:sz w:val="20"/>
+          <w:szCs w:val="20"/>
+          <w:lang w:val="en-ID" w:eastAsia="en-ID"/>
+        </w:rPr>
+        <w:t>Alasan</w:t>
+      </w:r>
+      <w:proofErr w:type="spellEnd"/>
+      <w:r>
+        <w:rPr>
+          <w:rFonts w:ascii="Times New Roman" w:eastAsia="Times New Roman" w:hAnsi="Times New Roman" w:cs="Times New Roman"/>
+          <w:sz w:val="20"/>
+          <w:szCs w:val="20"/>
+          <w:lang w:val="en-ID" w:eastAsia="en-ID"/>
+        </w:rPr>
+        <w:t xml:space="preserve">: </w:t>
+      </w:r>
+      <w:proofErr w:type="spellStart"/>
+      <w:r>
+        <w:rPr>
+          <w:rFonts w:ascii="Times New Roman" w:eastAsia="Times New Roman" w:hAnsi="Times New Roman" w:cs="Times New Roman"/>
+          <w:sz w:val="20"/>
+          <w:szCs w:val="20"/>
+          <w:lang w:val="en-ID" w:eastAsia="en-ID"/>
+        </w:rPr>
+        <w:t>Memastikan</w:t>
+      </w:r>
+      <w:proofErr w:type="spellEnd"/>
       <w:r>
         <w:rPr>
           <w:rFonts w:ascii="Times New Roman" w:eastAsia="Times New Roman" w:hAnsi="Times New Roman" w:cs="Times New Roman"/>
@@ -18346,24 +21436,17 @@
         </w:rPr>
         <w:t xml:space="preserve"> </w:t>
       </w:r>
-      <w:r>
-        <w:rPr>
-          <w:rFonts w:ascii="Times New Roman" w:eastAsia="Times New Roman" w:hAnsi="Times New Roman" w:cs="Times New Roman"/>
-          <w:sz w:val="20"/>
-          <w:szCs w:val="20"/>
-          <w:lang w:eastAsia="en-ID"/>
-        </w:rPr>
-        <w:t>Politeknik Negeri Batam</w:t>
-      </w:r>
-      <w:r>
-        <w:rPr>
-          <w:rFonts w:ascii="Times New Roman" w:eastAsia="Times New Roman" w:hAnsi="Times New Roman" w:cs="Times New Roman"/>
-          <w:sz w:val="20"/>
-          <w:szCs w:val="20"/>
-          <w:lang w:val="en-ID" w:eastAsia="en-ID"/>
-        </w:rPr>
-        <w:t xml:space="preserve"> yang terindeks Sinta 3</w:t>
-      </w:r>
+      <w:proofErr w:type="spellStart"/>
+      <w:r>
+        <w:rPr>
+          <w:rFonts w:ascii="Times New Roman" w:eastAsia="Times New Roman" w:hAnsi="Times New Roman" w:cs="Times New Roman"/>
+          <w:sz w:val="20"/>
+          <w:szCs w:val="20"/>
+          <w:lang w:val="en-ID" w:eastAsia="en-ID"/>
+        </w:rPr>
+        <w:t>prioritas</w:t>
+      </w:r>
+      <w:proofErr w:type="spellEnd"/>
       <w:r>
         <w:rPr>
           <w:rFonts w:ascii="Times New Roman" w:eastAsia="Times New Roman" w:hAnsi="Times New Roman" w:cs="Times New Roman"/>
@@ -18373,15 +21456,37 @@
         </w:rPr>
         <w:t xml:space="preserve"> </w:t>
       </w:r>
-      <w:r>
-        <w:rPr>
-          <w:rFonts w:ascii="Times New Roman" w:eastAsia="Times New Roman" w:hAnsi="Times New Roman" w:cs="Times New Roman"/>
-          <w:sz w:val="20"/>
-          <w:szCs w:val="20"/>
-          <w:lang w:val="en-ID" w:eastAsia="en-ID"/>
-        </w:rPr>
-        <w:t>(https://jurnal.polibatam.ac.id/index.php/JAIC/index). Artikel mencakup evaluasi komprehensif pada 2 dataset ×</w:t>
-      </w:r>
+      <w:proofErr w:type="spellStart"/>
+      <w:r>
+        <w:rPr>
+          <w:rFonts w:ascii="Times New Roman" w:eastAsia="Times New Roman" w:hAnsi="Times New Roman" w:cs="Times New Roman"/>
+          <w:sz w:val="20"/>
+          <w:szCs w:val="20"/>
+          <w:lang w:val="en-ID" w:eastAsia="en-ID"/>
+        </w:rPr>
+        <w:t>publikasi</w:t>
+      </w:r>
+      <w:proofErr w:type="spellEnd"/>
+      <w:r>
+        <w:rPr>
+          <w:rFonts w:ascii="Times New Roman" w:eastAsia="Times New Roman" w:hAnsi="Times New Roman" w:cs="Times New Roman"/>
+          <w:sz w:val="20"/>
+          <w:szCs w:val="20"/>
+          <w:lang w:val="en-ID" w:eastAsia="en-ID"/>
+        </w:rPr>
+        <w:t xml:space="preserve"> dan </w:t>
+      </w:r>
+      <w:proofErr w:type="spellStart"/>
+      <w:r>
+        <w:rPr>
+          <w:rFonts w:ascii="Times New Roman" w:eastAsia="Times New Roman" w:hAnsi="Times New Roman" w:cs="Times New Roman"/>
+          <w:sz w:val="20"/>
+          <w:szCs w:val="20"/>
+          <w:lang w:val="en-ID" w:eastAsia="en-ID"/>
+        </w:rPr>
+        <w:t>melindungi</w:t>
+      </w:r>
+      <w:proofErr w:type="spellEnd"/>
       <w:r>
         <w:rPr>
           <w:rFonts w:ascii="Times New Roman" w:eastAsia="Times New Roman" w:hAnsi="Times New Roman" w:cs="Times New Roman"/>
@@ -18391,15 +21496,17 @@
         </w:rPr>
         <w:t xml:space="preserve"> </w:t>
       </w:r>
-      <w:r>
-        <w:rPr>
-          <w:rFonts w:ascii="Times New Roman" w:eastAsia="Times New Roman" w:hAnsi="Times New Roman" w:cs="Times New Roman"/>
-          <w:sz w:val="20"/>
-          <w:szCs w:val="20"/>
-          <w:lang w:val="en-ID" w:eastAsia="en-ID"/>
-        </w:rPr>
-        <w:t>3 model deteksi × 6 model klasifikasi = 36 kombinasi model, mendemonstrasikan bahwa model EfficientNet</w:t>
-      </w:r>
+      <w:proofErr w:type="spellStart"/>
+      <w:r>
+        <w:rPr>
+          <w:rFonts w:ascii="Times New Roman" w:eastAsia="Times New Roman" w:hAnsi="Times New Roman" w:cs="Times New Roman"/>
+          <w:sz w:val="20"/>
+          <w:szCs w:val="20"/>
+          <w:lang w:val="en-ID" w:eastAsia="en-ID"/>
+        </w:rPr>
+        <w:t>klaim</w:t>
+      </w:r>
+      <w:proofErr w:type="spellEnd"/>
       <w:r>
         <w:rPr>
           <w:rFonts w:ascii="Times New Roman" w:eastAsia="Times New Roman" w:hAnsi="Times New Roman" w:cs="Times New Roman"/>
@@ -18409,15 +21516,17 @@
         </w:rPr>
         <w:t xml:space="preserve"> </w:t>
       </w:r>
-      <w:r>
-        <w:rPr>
-          <w:rFonts w:ascii="Times New Roman" w:eastAsia="Times New Roman" w:hAnsi="Times New Roman" w:cs="Times New Roman"/>
-          <w:sz w:val="20"/>
-          <w:szCs w:val="20"/>
-          <w:lang w:val="en-ID" w:eastAsia="en-ID"/>
-        </w:rPr>
-        <w:t>lebih kecil (5,3-7,8M parameter) secara konsisten mengungguli varian ResNet lebih besar (25,6-44,5M</w:t>
-      </w:r>
+      <w:proofErr w:type="spellStart"/>
+      <w:r>
+        <w:rPr>
+          <w:rFonts w:ascii="Times New Roman" w:eastAsia="Times New Roman" w:hAnsi="Times New Roman" w:cs="Times New Roman"/>
+          <w:sz w:val="20"/>
+          <w:szCs w:val="20"/>
+          <w:lang w:val="en-ID" w:eastAsia="en-ID"/>
+        </w:rPr>
+        <w:t>ilmiah</w:t>
+      </w:r>
+      <w:proofErr w:type="spellEnd"/>
       <w:r>
         <w:rPr>
           <w:rFonts w:ascii="Times New Roman" w:eastAsia="Times New Roman" w:hAnsi="Times New Roman" w:cs="Times New Roman"/>
@@ -18427,46 +21536,17 @@
         </w:rPr>
         <w:t xml:space="preserve"> </w:t>
       </w:r>
-      <w:r>
-        <w:rPr>
-          <w:rFonts w:ascii="Times New Roman" w:eastAsia="Times New Roman" w:hAnsi="Times New Roman" w:cs="Times New Roman"/>
-          <w:sz w:val="20"/>
-          <w:szCs w:val="20"/>
-          <w:lang w:val="en-ID" w:eastAsia="en-ID"/>
-        </w:rPr>
-        <w:t>parameter) sebesar 5-10% pada dataset medis kecil [8,9].</w:t>
-      </w:r>
-    </w:p>
-    <w:p>
-      <w:pPr>
-        <w:spacing w:after="0" w:line="285" w:lineRule="atLeast"/>
-        <w:rPr>
-          <w:rFonts w:ascii="Times New Roman" w:eastAsia="Times New Roman" w:hAnsi="Times New Roman" w:cs="Times New Roman"/>
-          <w:sz w:val="20"/>
-          <w:szCs w:val="20"/>
-          <w:lang w:val="en-ID" w:eastAsia="en-ID"/>
-        </w:rPr>
-      </w:pPr>
-    </w:p>
-    <w:p>
-      <w:pPr>
-        <w:spacing w:after="0" w:line="285" w:lineRule="atLeast"/>
-        <w:rPr>
-          <w:rFonts w:ascii="Times New Roman" w:eastAsia="Times New Roman" w:hAnsi="Times New Roman" w:cs="Times New Roman"/>
-          <w:sz w:val="20"/>
-          <w:szCs w:val="20"/>
-          <w:lang w:val="en-ID" w:eastAsia="en-ID"/>
-        </w:rPr>
-      </w:pPr>
-      <w:r>
-        <w:rPr>
-          <w:rFonts w:ascii="Times New Roman" w:eastAsia="Times New Roman" w:hAnsi="Times New Roman" w:cs="Times New Roman"/>
-          <w:sz w:val="20"/>
-          <w:szCs w:val="20"/>
-          <w:lang w:val="en-ID" w:eastAsia="en-ID"/>
-        </w:rPr>
-        <w:t>Struktur artikel: (1) Pendahuluan dengan tinjauan pustaka tentang AI medis dan deteksi objek</w:t>
-      </w:r>
+      <w:proofErr w:type="spellStart"/>
+      <w:r>
+        <w:rPr>
+          <w:rFonts w:ascii="Times New Roman" w:eastAsia="Times New Roman" w:hAnsi="Times New Roman" w:cs="Times New Roman"/>
+          <w:sz w:val="20"/>
+          <w:szCs w:val="20"/>
+          <w:lang w:val="en-ID" w:eastAsia="en-ID"/>
+        </w:rPr>
+        <w:t>sebelum</w:t>
+      </w:r>
+      <w:proofErr w:type="spellEnd"/>
       <w:r>
         <w:rPr>
           <w:rFonts w:ascii="Times New Roman" w:eastAsia="Times New Roman" w:hAnsi="Times New Roman" w:cs="Times New Roman"/>
@@ -18476,15 +21556,17 @@
         </w:rPr>
         <w:t xml:space="preserve"> </w:t>
       </w:r>
-      <w:r>
-        <w:rPr>
-          <w:rFonts w:ascii="Times New Roman" w:eastAsia="Times New Roman" w:hAnsi="Times New Roman" w:cs="Times New Roman"/>
-          <w:sz w:val="20"/>
-          <w:szCs w:val="20"/>
-          <w:lang w:val="en-ID" w:eastAsia="en-ID"/>
-        </w:rPr>
-        <w:t>[28,29,30,31,32,14], (2) Metode yang mendeskripsikan arsitektur klasifikasi bersama dan pengaturan eksperimen, (3) Hasil yang menyajikan performa deteksi [5,6], metrik klasifikasi dengan rincian per-kelas, dan analisis efisiensi [7,8,9,11], (4) Pembahasan yang menganalisis temuan dalam konteks implementasi klinis [13,15,19], dan (5) Kesimpulan dengan arah masa depan [20,21,23,24].</w:t>
-      </w:r>
+      <w:proofErr w:type="spellStart"/>
+      <w:r>
+        <w:rPr>
+          <w:rFonts w:ascii="Times New Roman" w:eastAsia="Times New Roman" w:hAnsi="Times New Roman" w:cs="Times New Roman"/>
+          <w:sz w:val="20"/>
+          <w:szCs w:val="20"/>
+          <w:lang w:val="en-ID" w:eastAsia="en-ID"/>
+        </w:rPr>
+        <w:t>dipublikasikan</w:t>
+      </w:r>
+      <w:proofErr w:type="spellEnd"/>
       <w:r>
         <w:rPr>
           <w:rFonts w:ascii="Times New Roman" w:eastAsia="Times New Roman" w:hAnsi="Times New Roman" w:cs="Times New Roman"/>
@@ -18494,25 +21576,17 @@
         </w:rPr>
         <w:t xml:space="preserve"> </w:t>
       </w:r>
-      <w:r>
-        <w:rPr>
-          <w:rFonts w:ascii="Times New Roman" w:eastAsia="Times New Roman" w:hAnsi="Times New Roman" w:cs="Times New Roman"/>
-          <w:sz w:val="20"/>
-          <w:szCs w:val="20"/>
-          <w:lang w:val="en-ID" w:eastAsia="en-ID"/>
-        </w:rPr>
-        <w:t xml:space="preserve">Target </w:t>
-      </w:r>
-      <w:proofErr w:type="gramStart"/>
-      <w:r>
-        <w:rPr>
-          <w:rFonts w:ascii="Times New Roman" w:eastAsia="Times New Roman" w:hAnsi="Times New Roman" w:cs="Times New Roman"/>
-          <w:sz w:val="20"/>
-          <w:szCs w:val="20"/>
-          <w:lang w:val="en-ID" w:eastAsia="en-ID"/>
-        </w:rPr>
-        <w:t>Submission</w:t>
-      </w:r>
+      <w:proofErr w:type="spellStart"/>
+      <w:r>
+        <w:rPr>
+          <w:rFonts w:ascii="Times New Roman" w:eastAsia="Times New Roman" w:hAnsi="Times New Roman" w:cs="Times New Roman"/>
+          <w:sz w:val="20"/>
+          <w:szCs w:val="20"/>
+          <w:lang w:val="en-ID" w:eastAsia="en-ID"/>
+        </w:rPr>
+        <w:t>secara</w:t>
+      </w:r>
+      <w:proofErr w:type="spellEnd"/>
       <w:r>
         <w:rPr>
           <w:rFonts w:ascii="Times New Roman" w:eastAsia="Times New Roman" w:hAnsi="Times New Roman" w:cs="Times New Roman"/>
@@ -18522,165 +21596,17 @@
         </w:rPr>
         <w:t xml:space="preserve"> </w:t>
       </w:r>
-      <w:r>
-        <w:rPr>
-          <w:rFonts w:ascii="Times New Roman" w:eastAsia="Times New Roman" w:hAnsi="Times New Roman" w:cs="Times New Roman"/>
-          <w:sz w:val="20"/>
-          <w:szCs w:val="20"/>
-          <w:lang w:val="en-ID" w:eastAsia="en-ID"/>
-        </w:rPr>
-        <w:t>:</w:t>
-      </w:r>
-      <w:proofErr w:type="gramEnd"/>
-      <w:r>
-        <w:rPr>
-          <w:rFonts w:ascii="Times New Roman" w:eastAsia="Times New Roman" w:hAnsi="Times New Roman" w:cs="Times New Roman"/>
-          <w:sz w:val="20"/>
-          <w:szCs w:val="20"/>
-          <w:lang w:val="en-ID" w:eastAsia="en-ID"/>
-        </w:rPr>
-        <w:t xml:space="preserve"> November 2025</w:t>
-      </w:r>
-    </w:p>
-    <w:p>
-      <w:pPr>
-        <w:spacing w:after="0" w:line="285" w:lineRule="atLeast"/>
-        <w:rPr>
-          <w:rFonts w:ascii="Times New Roman" w:eastAsia="Times New Roman" w:hAnsi="Times New Roman" w:cs="Times New Roman"/>
-          <w:sz w:val="20"/>
-          <w:szCs w:val="20"/>
-          <w:lang w:val="en-ID" w:eastAsia="en-ID"/>
-        </w:rPr>
-      </w:pPr>
-    </w:p>
-    <w:p>
-      <w:pPr>
-        <w:spacing w:after="0" w:line="285" w:lineRule="atLeast"/>
-        <w:rPr>
-          <w:rFonts w:ascii="Times New Roman" w:eastAsia="Times New Roman" w:hAnsi="Times New Roman" w:cs="Times New Roman"/>
-          <w:sz w:val="20"/>
-          <w:szCs w:val="20"/>
-          <w:lang w:val="en-ID" w:eastAsia="en-ID"/>
-        </w:rPr>
-      </w:pPr>
-      <w:r>
-        <w:rPr>
-          <w:rFonts w:ascii="Times New Roman" w:eastAsia="Times New Roman" w:hAnsi="Times New Roman" w:cs="Times New Roman"/>
-          <w:sz w:val="20"/>
-          <w:szCs w:val="20"/>
-          <w:lang w:val="en-ID" w:eastAsia="en-ID"/>
-        </w:rPr>
-        <w:t>Luaran Tambahan</w:t>
-      </w:r>
-    </w:p>
-    <w:p>
-      <w:pPr>
-        <w:spacing w:after="0" w:line="285" w:lineRule="atLeast"/>
-        <w:rPr>
-          <w:rFonts w:ascii="Times New Roman" w:eastAsia="Times New Roman" w:hAnsi="Times New Roman" w:cs="Times New Roman"/>
-          <w:sz w:val="20"/>
-          <w:szCs w:val="20"/>
-          <w:lang w:val="en-ID" w:eastAsia="en-ID"/>
-        </w:rPr>
-      </w:pPr>
-      <w:r>
-        <w:rPr>
-          <w:rFonts w:ascii="Times New Roman" w:eastAsia="Times New Roman" w:hAnsi="Times New Roman" w:cs="Times New Roman"/>
-          <w:sz w:val="20"/>
-          <w:szCs w:val="20"/>
-          <w:lang w:val="en-ID" w:eastAsia="en-ID"/>
-        </w:rPr>
-        <w:t>1. Implementasi Open-Source</w:t>
-      </w:r>
-      <w:r>
-        <w:rPr>
-          <w:rFonts w:ascii="Times New Roman" w:eastAsia="Times New Roman" w:hAnsi="Times New Roman" w:cs="Times New Roman"/>
-          <w:sz w:val="20"/>
-          <w:szCs w:val="20"/>
-          <w:lang w:val="en-ID" w:eastAsia="en-ID"/>
-        </w:rPr>
-        <w:t xml:space="preserve"> </w:t>
-      </w:r>
-    </w:p>
-    <w:p>
-      <w:pPr>
-        <w:spacing w:after="0" w:line="285" w:lineRule="atLeast"/>
-        <w:rPr>
-          <w:rFonts w:ascii="Times New Roman" w:eastAsia="Times New Roman" w:hAnsi="Times New Roman" w:cs="Times New Roman"/>
-          <w:sz w:val="20"/>
-          <w:szCs w:val="20"/>
-          <w:lang w:val="en-ID" w:eastAsia="en-ID"/>
-        </w:rPr>
-      </w:pPr>
-      <w:r>
-        <w:rPr>
-          <w:rFonts w:ascii="Times New Roman" w:eastAsia="Times New Roman" w:hAnsi="Times New Roman" w:cs="Times New Roman"/>
-          <w:sz w:val="20"/>
-          <w:szCs w:val="20"/>
-          <w:lang w:val="en-ID" w:eastAsia="en-ID"/>
-        </w:rPr>
-        <w:t>Codebase lengkap dengan 12 skrip Python untuk persiapan data, pelatihan, evaluasi, dan visualisasi telah dikembangkan dan siap untuk dipublikasikan di repository GitHub. Publikasi akan dilakukan setelah artikel jurnal diterbitkan untuk memastikan prioritas publikasi dan melindungi klaim kontribusi ilmiah.</w:t>
-      </w:r>
-    </w:p>
-    <w:p>
-      <w:pPr>
-        <w:spacing w:after="0" w:line="285" w:lineRule="atLeast"/>
-        <w:rPr>
-          <w:rFonts w:ascii="Times New Roman" w:eastAsia="Times New Roman" w:hAnsi="Times New Roman" w:cs="Times New Roman"/>
-          <w:sz w:val="20"/>
-          <w:szCs w:val="20"/>
-          <w:lang w:val="en-ID" w:eastAsia="en-ID"/>
-        </w:rPr>
-      </w:pPr>
-      <w:r>
-        <w:rPr>
-          <w:rFonts w:ascii="Times New Roman" w:eastAsia="Times New Roman" w:hAnsi="Times New Roman" w:cs="Times New Roman"/>
-          <w:sz w:val="20"/>
-          <w:szCs w:val="20"/>
-          <w:lang w:val="en-ID" w:eastAsia="en-ID"/>
-        </w:rPr>
-        <w:t>Repository: https://github.com/akhiyarwaladi/hello_world</w:t>
-      </w:r>
-    </w:p>
-    <w:p>
-      <w:pPr>
-        <w:spacing w:after="0" w:line="285" w:lineRule="atLeast"/>
-        <w:rPr>
-          <w:rFonts w:ascii="Times New Roman" w:eastAsia="Times New Roman" w:hAnsi="Times New Roman" w:cs="Times New Roman"/>
-          <w:sz w:val="20"/>
-          <w:szCs w:val="20"/>
-          <w:lang w:val="en-ID" w:eastAsia="en-ID"/>
-        </w:rPr>
-      </w:pPr>
-      <w:r>
-        <w:rPr>
-          <w:rFonts w:ascii="Times New Roman" w:eastAsia="Times New Roman" w:hAnsi="Times New Roman" w:cs="Times New Roman"/>
-          <w:sz w:val="20"/>
-          <w:szCs w:val="20"/>
-          <w:lang w:val="en-ID" w:eastAsia="en-ID"/>
-        </w:rPr>
-        <w:t>Status: Private - akan dipublikasikan setelah artikel jurnal diterbitkan</w:t>
-      </w:r>
-    </w:p>
-    <w:p>
-      <w:pPr>
-        <w:spacing w:after="0" w:line="285" w:lineRule="atLeast"/>
-        <w:rPr>
-          <w:rFonts w:ascii="Times New Roman" w:eastAsia="Times New Roman" w:hAnsi="Times New Roman" w:cs="Times New Roman"/>
-          <w:sz w:val="20"/>
-          <w:szCs w:val="20"/>
-          <w:lang w:val="en-ID" w:eastAsia="en-ID"/>
-        </w:rPr>
-      </w:pPr>
-      <w:r>
-        <w:rPr>
-          <w:rFonts w:ascii="Times New Roman" w:eastAsia="Times New Roman" w:hAnsi="Times New Roman" w:cs="Times New Roman"/>
-          <w:sz w:val="20"/>
-          <w:szCs w:val="20"/>
-          <w:lang w:val="en-ID" w:eastAsia="en-ID"/>
-        </w:rPr>
-        <w:t>Alasan: Memastikan prioritas publikasi dan melindungi klaim ilmiah sebelum dipublikasikan secara luas</w:t>
-      </w:r>
+      <w:proofErr w:type="spellStart"/>
+      <w:r>
+        <w:rPr>
+          <w:rFonts w:ascii="Times New Roman" w:eastAsia="Times New Roman" w:hAnsi="Times New Roman" w:cs="Times New Roman"/>
+          <w:sz w:val="20"/>
+          <w:szCs w:val="20"/>
+          <w:lang w:val="en-ID" w:eastAsia="en-ID"/>
+        </w:rPr>
+        <w:t>luas</w:t>
+      </w:r>
+      <w:proofErr w:type="spellEnd"/>
     </w:p>
     <w:permEnd w:id="361708070"/>
     <w:p>
@@ -18921,7 +21847,7 @@
           <w:noProof/>
           <w:sz w:val="20"/>
           <w:szCs w:val="20"/>
-          <w:lang w:val="id-ID"/>
+          <w:lang w:val="en-ID"/>
         </w:rPr>
       </w:pPr>
       <w:permStart w:id="138624273" w:edGrp="everyone"/>
@@ -18931,9 +21857,195 @@
           <w:noProof/>
           <w:sz w:val="20"/>
           <w:szCs w:val="20"/>
+          <w:lang w:val="en-ID"/>
+        </w:rPr>
+        <w:t>Penelitian ini dilaksanakan secara mandiri tanpa keterlibatan mitra institusional formal, mendemonstrasikan bahwa pengembangan sistem deteksi malaria berbasis deep learning yang kompetitif dapat dicapai dengan sumber daya terbatas namun terkelola secara efektif. Pendekatan mandiri ini dimungkinkan oleh beberapa faktor kunci yang saling mendukung.</w:t>
+      </w:r>
+    </w:p>
+    <w:p>
+      <w:pPr>
+        <w:rPr>
+          <w:rFonts w:ascii="Times New Roman" w:hAnsi="Times New Roman" w:cs="Times New Roman"/>
+          <w:noProof/>
+          <w:sz w:val="20"/>
+          <w:szCs w:val="20"/>
+          <w:lang w:val="en-ID"/>
+        </w:rPr>
+      </w:pPr>
+      <w:r>
+        <w:rPr>
+          <w:rFonts w:ascii="Times New Roman" w:hAnsi="Times New Roman" w:cs="Times New Roman"/>
+          <w:noProof/>
+          <w:sz w:val="20"/>
+          <w:szCs w:val="20"/>
+          <w:lang w:val="en-ID"/>
+        </w:rPr>
+        <w:t>Pertama, ketersediaan sumber daya komputasi yang memadai menjadi fondasi teknis penelitian. GPU NVIDIA RTX 3060 dengan 12GB VRAM, meskipun termasuk kategori perangkat keras kelas konsumen, terbukti mencukupi untuk melatih keseluruhan 36 kombinasi model (2 dataset × 3 model YOLO × 6 model CNN) dengan total waktu pelatihan sekitar 40 jam. Infrastruktur ini memungkinkan eksperimen iteratif yang diperlukan untuk optimisasi hyperparameter, evaluasi berbagai arsitektur neural network, dan perbandingan strategi penanganan ketidakseimbangan kelas tanpa ketergantungan pada fasilitas komputasi institusional yang mahal atau antrian penjadwalan cluster GPU bersama.</w:t>
+      </w:r>
+    </w:p>
+    <w:p>
+      <w:pPr>
+        <w:rPr>
+          <w:rFonts w:ascii="Times New Roman" w:hAnsi="Times New Roman" w:cs="Times New Roman"/>
+          <w:noProof/>
+          <w:sz w:val="20"/>
+          <w:szCs w:val="20"/>
+          <w:lang w:val="en-ID"/>
+        </w:rPr>
+      </w:pPr>
+      <w:r>
+        <w:rPr>
+          <w:rFonts w:ascii="Times New Roman" w:hAnsi="Times New Roman" w:cs="Times New Roman"/>
+          <w:noProof/>
+          <w:sz w:val="20"/>
+          <w:szCs w:val="20"/>
+          <w:lang w:val="en-ID"/>
+        </w:rPr>
+        <w:t>Kedua, ekosistem dataset pencitraan medis publik yang semakin matang mengeliminasi kebutuhan kolaborasi formal untuk akses data. Dataset MP-IDB (Malaria Parasite Image Database) yang digunakan dalam penelitian ini merupakan benchmark terstandar yang tersedia bebas dan telah divalidasi secara ekstensif dalam literatur deteksi malaria [31,32,14]. Penggunaan dataset publik ini memberikan keuntungan ganda: (1) memungkinkan perbandingan langsung dan adil dengan penelitian sebelumnya karena menggunakan data pengujian identik, dan (2) memfasilitasi reproduksibilitas penuh dimana peneliti lain dapat memverifikasi temuan dengan mereplikasi eksperimen pada data yang sama. Status publik dataset juga menghindari kompleksitas administratif seperti perjanjian transfer data, persetujuan komite etik untuk data pasien, atau pembatasan penggunaan yang sering menyertai dataset klinis proprietary.</w:t>
+      </w:r>
+    </w:p>
+    <w:p>
+      <w:pPr>
+        <w:rPr>
+          <w:rFonts w:ascii="Times New Roman" w:hAnsi="Times New Roman" w:cs="Times New Roman"/>
+          <w:noProof/>
+          <w:sz w:val="20"/>
+          <w:szCs w:val="20"/>
+          <w:lang w:val="en-ID"/>
+        </w:rPr>
+      </w:pPr>
+      <w:r>
+        <w:rPr>
+          <w:rFonts w:ascii="Times New Roman" w:hAnsi="Times New Roman" w:cs="Times New Roman"/>
+          <w:noProof/>
+          <w:sz w:val="20"/>
+          <w:szCs w:val="20"/>
+          <w:lang w:val="en-ID"/>
+        </w:rPr>
+        <w:t xml:space="preserve">Ketiga, kemajuan pesat dalam kerangka kerja deep learning open-source dan tersedianya model terlatih awal (pretrained models) secara signifikan menurunkan hambatan masuk untuk penelitian AI medis. Framework seperti </w:t>
+      </w:r>
+      <w:r>
+        <w:rPr>
+          <w:rFonts w:ascii="Times New Roman" w:hAnsi="Times New Roman" w:cs="Times New Roman"/>
+          <w:noProof/>
+          <w:sz w:val="20"/>
+          <w:szCs w:val="20"/>
+          <w:lang w:val="en-ID"/>
+        </w:rPr>
+        <w:lastRenderedPageBreak/>
+        <w:t>PyTorch dan Ultralytics YOLO menyediakan implementasi state-of-the-art yang sudah dioptimalkan, dokumentasi komprehensif, dan komunitas aktif yang mengeliminasi kebutuhan bimbingan institusional intensif. Model-model seperti EfficientNet, ResNet, dan DenseNet tersedia dengan bobot ImageNet yang memungkinkan transfer learning efektif, dimana peneliti mandiri dapat mencapai performa setara atau melampaui implementasi custom dari laboratorium besar dengan sumber daya minimal.</w:t>
+      </w:r>
+    </w:p>
+    <w:p>
+      <w:pPr>
+        <w:rPr>
+          <w:rFonts w:ascii="Times New Roman" w:hAnsi="Times New Roman" w:cs="Times New Roman"/>
+          <w:noProof/>
+          <w:sz w:val="20"/>
+          <w:szCs w:val="20"/>
+          <w:lang w:val="en-ID"/>
+        </w:rPr>
+      </w:pPr>
+      <w:r>
+        <w:rPr>
+          <w:rFonts w:ascii="Times New Roman" w:hAnsi="Times New Roman" w:cs="Times New Roman"/>
+          <w:noProof/>
+          <w:sz w:val="20"/>
+          <w:szCs w:val="20"/>
+          <w:lang w:val="en-ID"/>
+        </w:rPr>
+        <w:t>Keempat, pendekatan mandiri memberikan fleksibilitas metodologis dan kecepatan iterasi yang kadang sulit dicapai dalam kolaborasi formal. Desain eksperimen, pemilihan arsitektur, strategi augmentasi data, dan keputusan teknis lainnya dapat dibuat dan diimplementasikan dengan cepat tanpa memerlukan konsensus multi-pihak atau navigasi birokrasi institusional. Otonomi ini memungkinkan eksplorasi mendalam dari pertanyaan penelitian spesifik</w:t>
+      </w:r>
+      <w:r>
+        <w:rPr>
+          <w:rFonts w:ascii="Times New Roman" w:hAnsi="Times New Roman" w:cs="Times New Roman"/>
+          <w:noProof/>
+          <w:sz w:val="20"/>
+          <w:szCs w:val="20"/>
+          <w:lang w:val="en-ID"/>
+        </w:rPr>
+        <w:t xml:space="preserve"> </w:t>
+      </w:r>
+      <w:r>
+        <w:rPr>
+          <w:rFonts w:ascii="Times New Roman" w:hAnsi="Times New Roman" w:cs="Times New Roman"/>
+          <w:noProof/>
+          <w:sz w:val="20"/>
+          <w:szCs w:val="20"/>
+          <w:lang w:val="en-ID"/>
+        </w:rPr>
+        <w:t>seperti perbandingan sistematis antara model parameter-efisien versus model besar pada dataset medis kecil</w:t>
+      </w:r>
+      <w:r>
+        <w:rPr>
+          <w:rFonts w:ascii="Times New Roman" w:hAnsi="Times New Roman" w:cs="Times New Roman"/>
+          <w:noProof/>
+          <w:sz w:val="20"/>
+          <w:szCs w:val="20"/>
+          <w:lang w:val="en-ID"/>
+        </w:rPr>
+        <w:t xml:space="preserve"> </w:t>
+      </w:r>
+      <w:r>
+        <w:rPr>
+          <w:rFonts w:ascii="Times New Roman" w:hAnsi="Times New Roman" w:cs="Times New Roman"/>
+          <w:noProof/>
+          <w:sz w:val="20"/>
+          <w:szCs w:val="20"/>
+          <w:lang w:val="en-ID"/>
+        </w:rPr>
+        <w:t>yang mungkin tidak menjadi prioritas dalam agenda penelitian laboratorium dengan fokus lebih luas.</w:t>
+      </w:r>
+    </w:p>
+    <w:p>
+      <w:pPr>
+        <w:rPr>
+          <w:rFonts w:ascii="Times New Roman" w:hAnsi="Times New Roman" w:cs="Times New Roman"/>
+          <w:noProof/>
+          <w:sz w:val="20"/>
+          <w:szCs w:val="20"/>
           <w:lang w:val="id-ID"/>
         </w:rPr>
-        <w:t>………………………………………………………………………………………………………………………………………………………………………………………………………………………………………………………………………………………………………………………………………………………………………………………………………………………………………………………………………………………………………………………………………………………………………………………………………………………</w:t>
+      </w:pPr>
+      <w:r>
+        <w:rPr>
+          <w:rFonts w:ascii="Times New Roman" w:hAnsi="Times New Roman" w:cs="Times New Roman"/>
+          <w:noProof/>
+          <w:sz w:val="20"/>
+          <w:szCs w:val="20"/>
+          <w:lang w:val="en-ID"/>
+        </w:rPr>
+        <w:t>Kelima, ruang lingkup penelitian saat ini sebagai proof-of-concept algoritmik berada dalam domain yang dapat diselesaikan secara mandiri. Tujuan utama adalah mendemonstrasikan kelayakan teknis dari arsitektur klasifikasi bersama, membandingkan performa berbagai kombinasi model deteksi-klasifikasi, dan mengidentifikasi strategi optimal untuk menangani ketidakseimbangan kelas ekstrem dalam dataset pencitraan medis kecil. Objektif-objektif ini tidak memerlukan akses ke sampel klinis lapangan, validasi klinisi ahli secara real-time, atau integrasi dengan sistem informasi rumah sakit</w:t>
+      </w:r>
+      <w:r>
+        <w:rPr>
+          <w:rFonts w:ascii="Times New Roman" w:hAnsi="Times New Roman" w:cs="Times New Roman"/>
+          <w:noProof/>
+          <w:sz w:val="20"/>
+          <w:szCs w:val="20"/>
+          <w:lang w:val="en-ID"/>
+        </w:rPr>
+        <w:t xml:space="preserve"> </w:t>
+      </w:r>
+      <w:r>
+        <w:rPr>
+          <w:rFonts w:ascii="Times New Roman" w:hAnsi="Times New Roman" w:cs="Times New Roman"/>
+          <w:noProof/>
+          <w:sz w:val="20"/>
+          <w:szCs w:val="20"/>
+          <w:lang w:val="en-ID"/>
+        </w:rPr>
+        <w:t>komponen-komponen yang memang memerlukan kemitraan formal namun berada di luar scope penelitian fase proof-of-concept ini</w:t>
+      </w:r>
+      <w:r>
+        <w:rPr>
+          <w:rFonts w:ascii="Times New Roman" w:hAnsi="Times New Roman" w:cs="Times New Roman"/>
+          <w:noProof/>
+          <w:sz w:val="20"/>
+          <w:szCs w:val="20"/>
+          <w:lang w:val="id-ID"/>
+        </w:rPr>
+        <w:t>,</w:t>
       </w:r>
       <w:permEnd w:id="138624273"/>
     </w:p>
@@ -19051,7 +22163,123 @@
           <w:szCs w:val="20"/>
           <w:lang w:val="id-ID"/>
         </w:rPr>
-        <w:t>………………………………………………………………………………………………………………………………………………………………………………………………………………………………………………………………………………………………………………………………………………………………………………………………………………………………………………………………………………………………………………………………………………………………………………………………………………………</w:t>
+        <w:t>Penelitian mandiri ini menghadapi beberapa keterbatasan inheren yang perlu diakui secara jujur untuk memahami konteks dan scope kontribusi ilmiah yang dihasilkan. Kendala-kendala ini dapat dikategorikan dalam dimensi teknis metodologis dan dimensi strategis penelitian.</w:t>
+      </w:r>
+    </w:p>
+    <w:p>
+      <w:pPr>
+        <w:rPr>
+          <w:rFonts w:ascii="Times New Roman" w:hAnsi="Times New Roman" w:cs="Times New Roman"/>
+          <w:noProof/>
+          <w:sz w:val="20"/>
+          <w:szCs w:val="20"/>
+          <w:lang w:val="id-ID"/>
+        </w:rPr>
+      </w:pPr>
+      <w:r>
+        <w:rPr>
+          <w:rFonts w:ascii="Times New Roman" w:hAnsi="Times New Roman" w:cs="Times New Roman"/>
+          <w:noProof/>
+          <w:sz w:val="20"/>
+          <w:szCs w:val="20"/>
+          <w:lang w:val="id-ID"/>
+        </w:rPr>
+        <w:t>Dari perspektif teknis metodologis, keterbatasan paling fundamental adalah ukuran terbatas dataset beranotasi yang tersedia secara publik. Dengan total 418 citra yang dibagi menjadi dua tugas klasifikasi terpisah (Species dan Stages), penelitian ini beroperasi pada rezim data yang secara signifikan lebih kecil dibandingkan standar industri untuk pelatihan model deep learning yang optimal [10]. Meskipun strategi augmentasi aman-medis [3] diterapkan secara intensif untuk memperluas dataset pelatihan menjadi 1.280 citra deteksi dan 1.024 citra klasifikasi, teknik augmentasi tidak dapat sepenuhnya menggantikan keberagaman semantik dari sampel independen asli. Konsekuensinya, jaringan neural dalam—terutama arsitektur besar seperti ResNet101 dengan 44,5 juta parameter—mengalami overfitting substansial dimana model menghafal pola spesifik dari training set daripada mempelajari representasi fitur general yang robust. Fenomena ini termanifestasi dalam kesenjangan besar antara akurasi training dan validation, serta performa suboptimal pada kelas minoritas dengan &lt;10 sampel pelatihan yang mencapai F1-score hanya 15-75% meskipun optimisasi Focal Loss [11].</w:t>
+      </w:r>
+    </w:p>
+    <w:p>
+      <w:pPr>
+        <w:rPr>
+          <w:rFonts w:ascii="Times New Roman" w:hAnsi="Times New Roman" w:cs="Times New Roman"/>
+          <w:noProof/>
+          <w:sz w:val="20"/>
+          <w:szCs w:val="20"/>
+          <w:lang w:val="id-ID"/>
+        </w:rPr>
+      </w:pPr>
+      <w:r>
+        <w:rPr>
+          <w:rFonts w:ascii="Times New Roman" w:hAnsi="Times New Roman" w:cs="Times New Roman"/>
+          <w:noProof/>
+          <w:sz w:val="20"/>
+          <w:szCs w:val="20"/>
+          <w:lang w:val="id-ID"/>
+        </w:rPr>
+        <w:t>Ketidakseimbangan kelas ekstrem (rasio hingga 54:1 antara Ring dan Gametocyte) merepresentasikan kendala teknis kedua yang secara fundamental membatasi performa klasifikasi pada spesies dan tahap langka. Meskipun teknik state-of-the-art diterapkan—termasuk Focal Loss dengan parameter optimal (α=0.25, γ=2.0), weighted random sampling, dan oversampling agresif dengan rasio 3:1—sistem tetap menunjukkan degradasi performa signifikan pada kelas dengan support &lt;10 sampel. Keterbatasan ini bersifat inheren dalam realitas klinis dimana spesies seperti P. ovale dan P. malariae, serta tahap gametocyte, memang secara natural jarang ditemukan dalam praktik diagnostik rutin. Bahkan dengan recall tinggi pada kelas minoritas (100% untuk P. ovale), precision yang moderat (62,5%) mengindikasikan bahwa model mengalami kesulitan membedakan pola morfologis halus yang membedakan spesies langka dari spesies dominan, suatu tantangan yang juga dialami oleh teknisi mikroskopis manusia dengan pengalaman terbatas [16,2].</w:t>
+      </w:r>
+    </w:p>
+    <w:p>
+      <w:pPr>
+        <w:rPr>
+          <w:rFonts w:ascii="Times New Roman" w:hAnsi="Times New Roman" w:cs="Times New Roman"/>
+          <w:noProof/>
+          <w:sz w:val="20"/>
+          <w:szCs w:val="20"/>
+          <w:lang w:val="id-ID"/>
+        </w:rPr>
+      </w:pPr>
+      <w:r>
+        <w:rPr>
+          <w:rFonts w:ascii="Times New Roman" w:hAnsi="Times New Roman" w:cs="Times New Roman"/>
+          <w:noProof/>
+          <w:sz w:val="20"/>
+          <w:szCs w:val="20"/>
+          <w:lang w:val="id-ID"/>
+        </w:rPr>
+        <w:t xml:space="preserve">Dari perspektif sumber daya komputasi, penelitian mandiri ini dibatasi oleh infrastruktur GPU tunggal (NVIDIA RTX 3060) yang, meskipun mencukupi untuk melatih 36 kombinasi model dengan total waktu 40 jam, tidak memungkinkan eksplorasi hyperparameter ekstensif atau eksperimen ensemble skala besar yang dapat meningkatkan performa lebih lanjut. Sebagai perbandingan, penelitian dari laboratorium institusional besar seperti Google Research atau Meta AI Research sering menggunakan cluster GPU dengan ratusan hingga ribuan accelerator untuk melakukan neural architecture search, optimisasi hyperparameter Bayesian, atau ensemble distillation yang memerlukan ratusan hingga ribuan jam GPU-equivalent [8,10]. Keterbatasan ini berarti penelitian ini memfokuskan pada eksplorasi sistematis dari arsitektur standar yang sudah terbukti (EfficientNet, ResNet, </w:t>
+      </w:r>
+      <w:r>
+        <w:rPr>
+          <w:rFonts w:ascii="Times New Roman" w:hAnsi="Times New Roman" w:cs="Times New Roman"/>
+          <w:noProof/>
+          <w:sz w:val="20"/>
+          <w:szCs w:val="20"/>
+          <w:lang w:val="id-ID"/>
+        </w:rPr>
+        <w:lastRenderedPageBreak/>
+        <w:t>DenseNet) dengan hyperparameter yang direkomendasikan dari literatur, daripada pencarian arsitektur custom yang dioptimalkan spesifik untuk domain malaria.</w:t>
+      </w:r>
+    </w:p>
+    <w:p>
+      <w:pPr>
+        <w:rPr>
+          <w:rFonts w:ascii="Times New Roman" w:hAnsi="Times New Roman" w:cs="Times New Roman"/>
+          <w:noProof/>
+          <w:sz w:val="20"/>
+          <w:szCs w:val="20"/>
+          <w:lang w:val="id-ID"/>
+        </w:rPr>
+      </w:pPr>
+      <w:r>
+        <w:rPr>
+          <w:rFonts w:ascii="Times New Roman" w:hAnsi="Times New Roman" w:cs="Times New Roman"/>
+          <w:noProof/>
+          <w:sz w:val="20"/>
+          <w:szCs w:val="20"/>
+          <w:lang w:val="id-ID"/>
+        </w:rPr>
+        <w:t>Dari dimensi strategis penelitian, scope proof-of-concept algoritmik yang dipilih—meskipun memungkinkan eksekusi mandiri—mengakibatkan keterbatasan dalam validasi generalisasi dunia nyata. Kedua dataset MP-IDB yang digunakan berasal dari pengaturan laboratorium terkontrol dengan protokol pewarnaan Giemsa terstandar WHO [1,2], kondisi mikroskop konsisten (perbesaran 1000×, pencitraan bright-field), dan kualitas digitalisasi uniform. Validasi eksternal pada sampel lapangan dengan variabilitas tinggi—seperti kualitas pewarnaan heterogen dari klinik rural, beragam jenis mikroskop dengan karakteristik optik berbeda, variasi teknik akuisisi citra oleh teknisi dengan pelatihan bervariasi, dan keberagaman strain parasit geografis—memerlukan akses ke data klinis proprietary yang berada di luar kemampuan penelitian mandiri tanpa kolaborasi institusional formal. Konsekuensinya, performa sistem pada kondisi deployment realistis tetap menjadi pertanyaan empiris terbuka yang memerlukan investigasi lanjutan dengan kemitraan rumah sakit atau institusi kesehatan publik.</w:t>
+      </w:r>
+    </w:p>
+    <w:p>
+      <w:pPr>
+        <w:rPr>
+          <w:rFonts w:ascii="Times New Roman" w:hAnsi="Times New Roman" w:cs="Times New Roman"/>
+          <w:noProof/>
+          <w:sz w:val="20"/>
+          <w:szCs w:val="20"/>
+          <w:lang w:val="id-ID"/>
+        </w:rPr>
+      </w:pPr>
+      <w:r>
+        <w:rPr>
+          <w:rFonts w:ascii="Times New Roman" w:hAnsi="Times New Roman" w:cs="Times New Roman"/>
+          <w:noProof/>
+          <w:sz w:val="20"/>
+          <w:szCs w:val="20"/>
+          <w:lang w:val="id-ID"/>
+        </w:rPr>
+        <w:t>Akhirnya, keterbatasan dalam aspek explainability dan clinical trust merepresentasikan gap antara proof-of-concept teknis dengan sistem siap-implementasi. Sistem saat ini memproduksi prediksi klasifikasi tanpa penjelasan visual yang mengindikasikan wilayah citra mana yang menjadi dasar keputusan model—fitur yang kritis untuk membangun kepercayaan klinisi dan memfasilitasi deteksi kesalahan prediksi [26,27]. Integrasi teknik visualisasi seperti Grad-CAM atau attention maps memerlukan modifikasi arsitektur dan evaluasi kualitatif dengan domain expert (ahli patologi klinis), yang lagi-lagi berada di luar scope penelitian mandiri fase proof-of-concept ini namun menjadi prioritas esensial untuk translasi ke alat bantu diagnostik klinis yang dapat diadopsi.</w:t>
       </w:r>
     </w:p>
     <w:tbl>
@@ -19135,18 +22363,7 @@
                 <w:szCs w:val="20"/>
                 <w:lang w:val="id-ID"/>
               </w:rPr>
-              <w:t xml:space="preserve">penelitian selanjutnya berdasarkan indikator luaran yang telah dicapai, rencana realisasi luaran wajib yang dijanjikan dan </w:t>
-            </w:r>
-            <w:r>
-              <w:rPr>
-                <w:rFonts w:ascii="Times New Roman" w:hAnsi="Times New Roman" w:cs="Times New Roman"/>
-                <w:noProof/>
-                <w:sz w:val="20"/>
-                <w:szCs w:val="20"/>
-                <w:lang w:val="id-ID"/>
-              </w:rPr>
-              <w:lastRenderedPageBreak/>
-              <w:t xml:space="preserve">tambahan (jika ada) di tahun berikutnya serta </w:t>
+              <w:t xml:space="preserve">penelitian selanjutnya berdasarkan indikator luaran yang telah dicapai, rencana realisasi luaran wajib yang dijanjikan dan tambahan (jika ada) di tahun berikutnya serta </w:t>
             </w:r>
             <w:r>
               <w:rPr>
@@ -19223,7 +22440,251 @@
           <w:szCs w:val="20"/>
           <w:lang w:val="id-ID"/>
         </w:rPr>
-        <w:t>………………………………………………………………………………………………………………………………………………………………………………………………………………………………………………………………………………………………………………………………………………………………………………………………………………………………………………………………………………………………………………………………………………………………………………………………………………………</w:t>
+        <w:t>Dengan mempertimbangkan pendekatan penelitian yang telah terbukti efektif dalam fase proof-of-concept ini, rencana tahapan selanjutnya dirancang untuk memaksimalkan kontribusi ilmiah yang dapat dicapai secara realistis dengan sumber daya terbatas sambil mengidentifikasi jalur potensial untuk kolaborasi strategis yang dapat memperluas impact penelitian.</w:t>
+      </w:r>
+    </w:p>
+    <w:p>
+      <w:pPr>
+        <w:rPr>
+          <w:rFonts w:ascii="Times New Roman" w:hAnsi="Times New Roman" w:cs="Times New Roman"/>
+          <w:b/>
+          <w:bCs/>
+          <w:noProof/>
+          <w:sz w:val="20"/>
+          <w:szCs w:val="20"/>
+          <w:lang w:val="id-ID"/>
+        </w:rPr>
+      </w:pPr>
+      <w:r>
+        <w:rPr>
+          <w:rFonts w:ascii="Times New Roman" w:hAnsi="Times New Roman" w:cs="Times New Roman"/>
+          <w:b/>
+          <w:bCs/>
+          <w:noProof/>
+          <w:sz w:val="20"/>
+          <w:szCs w:val="20"/>
+          <w:lang w:val="id-ID"/>
+        </w:rPr>
+        <w:t>Prioritas Jangka Pendek (Bulan 11-12): Finalisasi Publikasi dan Diseminasi Ilmiah</w:t>
+      </w:r>
+    </w:p>
+    <w:p>
+      <w:pPr>
+        <w:rPr>
+          <w:rFonts w:ascii="Times New Roman" w:hAnsi="Times New Roman" w:cs="Times New Roman"/>
+          <w:noProof/>
+          <w:sz w:val="20"/>
+          <w:szCs w:val="20"/>
+          <w:lang w:val="id-ID"/>
+        </w:rPr>
+      </w:pPr>
+      <w:r>
+        <w:rPr>
+          <w:rFonts w:ascii="Times New Roman" w:hAnsi="Times New Roman" w:cs="Times New Roman"/>
+          <w:noProof/>
+          <w:sz w:val="20"/>
+          <w:szCs w:val="20"/>
+          <w:lang w:val="id-ID"/>
+        </w:rPr>
+        <w:t>Fokus utama periode ini adalah menyelesaikan dua luaran wajib penelitian yang sudah dalam tahap lanjut. Untuk publikasi konferensi JICEST (deadline November 2025), full paper yang saat ini telah mencapai progres 70% akan diselesaikan dengan menambahkan analisis komparatif mendalam antara arsitektur klasifikasi bersama (shared classification) versus pendekatan tradisional end-to-end, dilengkapi dengan breakdown detail dari penghematan komputasi (70% storage, 60% training time) dan trade-off performa yang terkait. Artikel ini akan menyajikan pipeline efficiency sebagai kontribusi metodologis utama yang dapat diadopsi oleh peneliti lain dengan infrastruktur terbatas [7,8,9].</w:t>
+      </w:r>
+    </w:p>
+    <w:p>
+      <w:pPr>
+        <w:rPr>
+          <w:rFonts w:ascii="Times New Roman" w:hAnsi="Times New Roman" w:cs="Times New Roman"/>
+          <w:noProof/>
+          <w:sz w:val="20"/>
+          <w:szCs w:val="20"/>
+          <w:lang w:val="id-ID"/>
+        </w:rPr>
+      </w:pPr>
+      <w:r>
+        <w:rPr>
+          <w:rFonts w:ascii="Times New Roman" w:hAnsi="Times New Roman" w:cs="Times New Roman"/>
+          <w:noProof/>
+          <w:sz w:val="20"/>
+          <w:szCs w:val="20"/>
+          <w:lang w:val="id-ID"/>
+        </w:rPr>
+        <w:t>Untuk artikel jurnal JAIC (target submission November 2025, progres saat ini 60%), upaya finalisasi akan fokus pada penguatan narasi ilmiah seputar temuan counter-intuitive bahwa model EfficientNet parameter-efisien (5,3-7,8M params) secara konsisten mengungguli arsitektur ResNet besar (25,6-44,5M params) dengan margin 5-10% pada dataset medis kecil. Analisis tambahan yang akan ditambahkan mencakup: (1) studi ablasi untuk mengukur kontribusi independen dari transfer learning, augmentasi data, dan Focal Loss terhadap performa akhir, (2) visualisasi embedding space menggunakan t-SNE atau UMAP untuk menunjukkan separabilitas kelas yang dipelajari model berbeda, dan (3) analisis kesalahan kualitatif mendalam pada kasus-kasus misklasifikasi untuk mengidentifikasi pola morfologis parasit yang menantang secara konsisten. Revisi berbasis feedback reviewer diharapkan selesai pada Januari-Februari 2026.</w:t>
+      </w:r>
+    </w:p>
+    <w:p>
+      <w:pPr>
+        <w:rPr>
+          <w:rFonts w:ascii="Times New Roman" w:hAnsi="Times New Roman" w:cs="Times New Roman"/>
+          <w:noProof/>
+          <w:sz w:val="20"/>
+          <w:szCs w:val="20"/>
+          <w:lang w:val="id-ID"/>
+        </w:rPr>
+      </w:pPr>
+      <w:r>
+        <w:rPr>
+          <w:rFonts w:ascii="Times New Roman" w:hAnsi="Times New Roman" w:cs="Times New Roman"/>
+          <w:noProof/>
+          <w:sz w:val="20"/>
+          <w:szCs w:val="20"/>
+          <w:lang w:val="id-ID"/>
+        </w:rPr>
+        <w:t>Diseminasi hasil penelitian melalui presentasi konferensi JICEST di Universitas Jambi (28 November 2025) akan menjadi kesempatan untuk membangun networking dengan komunitas peneliti AI medis Indonesia dan potensial mengidentifikasi peluang kolaborasi masa depan. Publikasi codebase open-source di GitHub (dijadwalkan setelah jurnal diterbitkan) akan memaksimalkan reproducibility dan memungkinkan peneliti lain mengadaptasi pipeline untuk domain pencitraan medis lain seperti deteksi tuberkulosis, leukemia, atau parasit lain [14,15].</w:t>
+      </w:r>
+    </w:p>
+    <w:p>
+      <w:pPr>
+        <w:rPr>
+          <w:rFonts w:ascii="Times New Roman" w:hAnsi="Times New Roman" w:cs="Times New Roman"/>
+          <w:b/>
+          <w:bCs/>
+          <w:noProof/>
+          <w:sz w:val="20"/>
+          <w:szCs w:val="20"/>
+          <w:lang w:val="id-ID"/>
+        </w:rPr>
+      </w:pPr>
+      <w:r>
+        <w:rPr>
+          <w:rFonts w:ascii="Times New Roman" w:hAnsi="Times New Roman" w:cs="Times New Roman"/>
+          <w:b/>
+          <w:bCs/>
+          <w:noProof/>
+          <w:sz w:val="20"/>
+          <w:szCs w:val="20"/>
+          <w:lang w:val="id-ID"/>
+        </w:rPr>
+        <w:lastRenderedPageBreak/>
+        <w:t>Pengembangan Jangka Menengah (3-6 Bulan Pasca-Publikasi): Eksplorasi Teknik Lanjutan untuk Minoritas Kelas</w:t>
+      </w:r>
+    </w:p>
+    <w:p>
+      <w:pPr>
+        <w:rPr>
+          <w:rFonts w:ascii="Times New Roman" w:hAnsi="Times New Roman" w:cs="Times New Roman"/>
+          <w:noProof/>
+          <w:sz w:val="20"/>
+          <w:szCs w:val="20"/>
+          <w:lang w:val="id-ID"/>
+        </w:rPr>
+      </w:pPr>
+      <w:r>
+        <w:rPr>
+          <w:rFonts w:ascii="Times New Roman" w:hAnsi="Times New Roman" w:cs="Times New Roman"/>
+          <w:noProof/>
+          <w:sz w:val="20"/>
+          <w:szCs w:val="20"/>
+          <w:lang w:val="id-ID"/>
+        </w:rPr>
+        <w:t>Setelah publikasi konferensi dan jurnal, prioritas penelitian akan bergeser ke eksplorasi teknik state-of-the-art untuk mengatasi keterbatasan fundamental sistem pada kelas minoritas (&lt;10 sampel). Pendekatan yang akan diinvestigasi mencakup: (1) generasi data sintetik menggunakan diffusion models seperti Stable Diffusion atau DALL-E yang dapat menghasilkan citra parasit P. ovale dan P. malariae dengan variasi morfologis realistis [20,21], (2) pembelajaran few-shot menggunakan framework seperti MAML (Model-Agnostic Meta-Learning) [24] atau Prototypical Networks [25] yang dirancang khusus untuk generalisasi dari sampel terbatas, dan (3) knowledge distillation dari model ensemble untuk meningkatkan robustness prediksi pada kelas langka. Eksperimen-eksperimen ini dapat dilakukan sepenuhnya dengan infrastruktur existing dan dataset publik yang sama.</w:t>
+      </w:r>
+    </w:p>
+    <w:p>
+      <w:pPr>
+        <w:rPr>
+          <w:rFonts w:ascii="Times New Roman" w:hAnsi="Times New Roman" w:cs="Times New Roman"/>
+          <w:noProof/>
+          <w:sz w:val="20"/>
+          <w:szCs w:val="20"/>
+          <w:lang w:val="id-ID"/>
+        </w:rPr>
+      </w:pPr>
+      <w:r>
+        <w:rPr>
+          <w:rFonts w:ascii="Times New Roman" w:hAnsi="Times New Roman" w:cs="Times New Roman"/>
+          <w:noProof/>
+          <w:sz w:val="20"/>
+          <w:szCs w:val="20"/>
+          <w:lang w:val="id-ID"/>
+        </w:rPr>
+        <w:t>Integrasi fitur explainability menggunakan teknik seperti Grad-CAM [26], Integrated Gradients, atau attention visualization [27] akan diimplementasikan untuk menghasilkan heatmap yang menunjukkan region citra mana yang paling mempengaruhi keputusan klasifikasi. Implementasi teknis ini tidak memerlukan kolaborasi eksternal dan dapat diselesaikan secara independen, namun evaluasi kualitatif dari kualitas penjelasan visual idealnya memerlukan feedback dari ahli patologi—suatu komponen yang dapat dicari melalui kolaborasi informal dengan fakultas kedokteran atau laboratorium klinik yang tertarik pada AI diagnostik.</w:t>
+      </w:r>
+    </w:p>
+    <w:p>
+      <w:pPr>
+        <w:rPr>
+          <w:rFonts w:ascii="Times New Roman" w:hAnsi="Times New Roman" w:cs="Times New Roman"/>
+          <w:b/>
+          <w:bCs/>
+          <w:noProof/>
+          <w:sz w:val="20"/>
+          <w:szCs w:val="20"/>
+          <w:lang w:val="id-ID"/>
+        </w:rPr>
+      </w:pPr>
+      <w:r>
+        <w:rPr>
+          <w:rFonts w:ascii="Times New Roman" w:hAnsi="Times New Roman" w:cs="Times New Roman"/>
+          <w:b/>
+          <w:bCs/>
+          <w:noProof/>
+          <w:sz w:val="20"/>
+          <w:szCs w:val="20"/>
+          <w:lang w:val="id-ID"/>
+        </w:rPr>
+        <w:t>Visi Jangka Panjang (12+ Bulan): Transisi dari Proof-of-Concept ke Validasi Klinis</w:t>
+      </w:r>
+    </w:p>
+    <w:p>
+      <w:pPr>
+        <w:rPr>
+          <w:rFonts w:ascii="Times New Roman" w:hAnsi="Times New Roman" w:cs="Times New Roman"/>
+          <w:noProof/>
+          <w:sz w:val="20"/>
+          <w:szCs w:val="20"/>
+          <w:lang w:val="id-ID"/>
+        </w:rPr>
+      </w:pPr>
+      <w:r>
+        <w:rPr>
+          <w:rFonts w:ascii="Times New Roman" w:hAnsi="Times New Roman" w:cs="Times New Roman"/>
+          <w:noProof/>
+          <w:sz w:val="20"/>
+          <w:szCs w:val="20"/>
+          <w:lang w:val="id-ID"/>
+        </w:rPr>
+        <w:t>Transisi dari sistem proof-of-concept algoritmik ke alat diagnostik yang dapat divalidasi dalam setting klinis merepresentasikan gap signifikan yang memerlukan kolaborasi institusional formal. Jalur ini akan dimulai dengan pencarian kemitraan strategis dengan rumah sakit rujukan atau institusi riset medis yang memiliki infrastruktur pengumpulan data klinis dan akses ke populasi pasien malaria. Kolaborasi ideal akan mencakup: (1) akses ke dataset prospektif dengan 500-1000 sampel klinis beragam untuk validasi eksternal [22], (2) keterlibatan ahli patologi klinis untuk anotasi ground truth dan evaluasi kualitatif performa sistem, dan (3) dukungan navigasi proses ethical clearance dan regulatory compliance [19].</w:t>
+      </w:r>
+    </w:p>
+    <w:p>
+      <w:pPr>
+        <w:rPr>
+          <w:rFonts w:ascii="Times New Roman" w:hAnsi="Times New Roman" w:cs="Times New Roman"/>
+          <w:noProof/>
+          <w:sz w:val="20"/>
+          <w:szCs w:val="20"/>
+          <w:lang w:val="id-ID"/>
+        </w:rPr>
+      </w:pPr>
+      <w:r>
+        <w:rPr>
+          <w:rFonts w:ascii="Times New Roman" w:hAnsi="Times New Roman" w:cs="Times New Roman"/>
+          <w:noProof/>
+          <w:sz w:val="20"/>
+          <w:szCs w:val="20"/>
+          <w:lang w:val="id-ID"/>
+        </w:rPr>
+        <w:t>Namun, mengakui bahwa pembentukan kolaborasi formal semacam ini memerlukan waktu (6-12 bulan untuk MoU, ethical approval, dll.) dan tidak ada jaminan keberhasilan, pendekatan pragmatis adalah melanjutkan kontribusi metodologis pada dataset publik existing sambil aktif mempresentasikan hasil penelitian dalam konferensi dan workshop untuk membangun visibilitas yang dapat menarik minat mitra potensial. Eksplorasi jalur alternatif mencakup: (1) partisipasi dalam kompetisi/challenge dataset medis internasional (seperti yang diorganisir oleh MICCAI atau Kaggle) untuk benchmarking terhadap state-of-the-art global, (2) publikasi systematic review atau survey paper tentang AI dalam deteksi malaria untuk memposisikan kontribusi penelitian dalam konteks literatur lebih luas, dan (3) pengembangan tutorial/workshop materials untuk mengajarkan pipeline multi-model kepada komunitas peneliti yang dapat memperluas impact melalui educational outreach.</w:t>
+      </w:r>
+    </w:p>
+    <w:p>
+      <w:pPr>
+        <w:rPr>
+          <w:rFonts w:ascii="Times New Roman" w:hAnsi="Times New Roman" w:cs="Times New Roman"/>
+          <w:noProof/>
+          <w:sz w:val="20"/>
+          <w:szCs w:val="20"/>
+          <w:lang w:val="id-ID"/>
+        </w:rPr>
+      </w:pPr>
+      <w:r>
+        <w:rPr>
+          <w:rFonts w:ascii="Times New Roman" w:hAnsi="Times New Roman" w:cs="Times New Roman"/>
+          <w:noProof/>
+          <w:sz w:val="20"/>
+          <w:szCs w:val="20"/>
+          <w:lang w:val="id-ID"/>
+        </w:rPr>
+        <w:t>Pengembangan sistem deployment-ready dengan optimisasi untuk resource-constrained environments—termasuk kuantisasi model [17], pruning [18], dan portabilitas ke mobile/edge devices—akan dilakukan sebagai persiapan untuk eventual clinical pilot study, bahkan sebelum kolaborasi formal terbentuk. Ini memastikan sistem siap untuk rapid deployment ketika kesempatan kolaborasi muncul, meminimalkan time-to-deployment dan maksimalisasi peluang translasi impact dari penelitian algoritmik ke aplikasi dunia nyata yang dapat meningkatkan kualitas diagnostik malaria di setting resource-limited.</w:t>
       </w:r>
       <w:permEnd w:id="1433160520"/>
     </w:p>

--- a/luaran/Laporan Kemajuan Malaria.docx
+++ b/luaran/Laporan Kemajuan Malaria.docx
@@ -289,7 +289,57 @@
           <w:szCs w:val="20"/>
           <w:lang w:val="id-ID"/>
         </w:rPr>
-        <w:t>Penelitian ini memanfaatkan dua dataset publik dari repository MP-IDB (Malaria Parasite Image Database) yang dipilih untuk mengevaluasi performa sistem pada tugas klasifikasi yang berbeda namun saling terkait, yaitu identifikasi spesies Plasmodium dan pengenalan tahapan siklus hidup parasit. Kedua dataset terdiri dari citra thin blood smear yang diambil menggunakan mikroskopi cahaya dengan pembesaran 1000× dan pewarnaan Giemsa, mengikuti protokol standar WHO untuk diagnosis malaria. Pemilihan dataset ini memberikan representasi kondisi laboratorium yang terkontrol dengan kualitas gambar konsisten, meskipun external validation pada sampel dari lapangan dengan variasi kondisi imaging masih diperlukan untuk menilai robustness sistem dalam deployment klinis nyata.</w:t>
+        <w:t>Penelitian ini memanfaatkan dua dataset publik dari repository MP-IDB (Malaria Parasite Image Database) yang dipilih untuk mengevaluasi performa sistem pada tugas klasifikasi yang berbeda namun saling terkait, yaitu identifikasi spesies Plasmodium dan pengenalan tahapan siklus hidup parasit. Kedua dataset terdiri dari citra thin blood smear yang diambil menggunakan mikroskopi cahaya dengan pembesaran 1000× dan pewarnaan Giemsa, mengikuti protokol standar WHO untuk diagnosis malaria</w:t>
+      </w:r>
+      <w:r>
+        <w:rPr>
+          <w:rFonts w:ascii="Times New Roman" w:hAnsi="Times New Roman" w:cs="Times New Roman"/>
+          <w:noProof/>
+          <w:sz w:val="20"/>
+          <w:szCs w:val="20"/>
+          <w:lang w:val="id-ID"/>
+        </w:rPr>
+        <w:t xml:space="preserve"> </w:t>
+      </w:r>
+      <w:r>
+        <w:rPr>
+          <w:rFonts w:ascii="Times New Roman" w:hAnsi="Times New Roman" w:cs="Times New Roman"/>
+          <w:noProof/>
+          <w:sz w:val="20"/>
+          <w:szCs w:val="20"/>
+          <w:lang w:val="id-ID"/>
+        </w:rPr>
+        <w:t>[1][2]</w:t>
+      </w:r>
+      <w:r>
+        <w:rPr>
+          <w:rFonts w:ascii="Times New Roman" w:hAnsi="Times New Roman" w:cs="Times New Roman"/>
+          <w:noProof/>
+          <w:sz w:val="20"/>
+          <w:szCs w:val="20"/>
+          <w:lang w:val="id-ID"/>
+        </w:rPr>
+        <w:t>. Pemilihan dataset ini memberikan representasi kondisi laboratorium yang terkontrol dengan kualitas gambar konsisten, meskipun external validation pada sampel dari lapangan dengan variasi kondisi imaging masih diperlukan untuk menilai robustness sistem dalam deployment klinis nyata</w:t>
+      </w:r>
+      <w:r>
+        <w:rPr>
+          <w:rFonts w:ascii="Times New Roman" w:hAnsi="Times New Roman" w:cs="Times New Roman"/>
+          <w:noProof/>
+          <w:sz w:val="20"/>
+          <w:szCs w:val="20"/>
+          <w:lang w:val="id-ID"/>
+        </w:rPr>
+        <w:t xml:space="preserve"> [3]</w:t>
+      </w:r>
+      <w:r>
+        <w:rPr>
+          <w:rFonts w:ascii="Times New Roman" w:hAnsi="Times New Roman" w:cs="Times New Roman"/>
+          <w:noProof/>
+          <w:sz w:val="20"/>
+          <w:szCs w:val="20"/>
+          <w:lang w:val="id-ID"/>
+        </w:rPr>
+        <w:t>.</w:t>
       </w:r>
     </w:p>
     <w:p>
@@ -310,7 +360,27 @@
           <w:szCs w:val="20"/>
           <w:lang w:val="id-ID"/>
         </w:rPr>
-        <w:t>Dataset MP-IDB Species Classification mencakup 209 citra mikroskopik dengan anotasi untuk empat spesies Plasmodium: P. falciparum (spesies paling mematikan dan prevalensi tertinggi), P. vivax (distribusi geografis terluas), P. malariae (infeksi kronis), dan P. ovale (langka namun signifikan). Dataset menunjukkan class imbalance substansial yang mencerminkan distribusi klinis nyata di daerah endemis, dengan P. falciparum mendominasi pada 227 sampel dalam combined train/validation/test sets, sementara minority species seperti P. ovale hanya memiliki 5 sampel total. Distribusi ini mencerminkan realita epidemiologis dimana P. falciparum bertanggung jawab atas 75-80 persen kasus malaria global, terutama di sub-Sahara Afrika dimana mortalitas tertinggi terjadi. Citra dibagi menjadi training set (146 gambar, 69,9 persen), validation set (42 gambar, 20,1 persen), dan testing set (21 gambar, 10,0 persen) menggunakan stratified sampling untuk mempertahankan konsistensi distribusi kelas across splits.</w:t>
+        <w:t>Dataset MP-IDB Species Classification mencakup 209 citra mikroskopik dengan anotasi untuk empat spesies Plasmodium: P. falciparum (spesies paling mematikan dan prevalensi tertinggi), P. vivax (distribusi geografis terluas), P. malariae (infeksi kronis), dan P. ovale (langka namun signifikan)</w:t>
+      </w:r>
+      <w:r>
+        <w:rPr>
+          <w:rFonts w:ascii="Times New Roman" w:hAnsi="Times New Roman" w:cs="Times New Roman"/>
+          <w:noProof/>
+          <w:sz w:val="20"/>
+          <w:szCs w:val="20"/>
+          <w:lang w:val="id-ID"/>
+        </w:rPr>
+        <w:t>[4][5]</w:t>
+      </w:r>
+      <w:r>
+        <w:rPr>
+          <w:rFonts w:ascii="Times New Roman" w:hAnsi="Times New Roman" w:cs="Times New Roman"/>
+          <w:noProof/>
+          <w:sz w:val="20"/>
+          <w:szCs w:val="20"/>
+          <w:lang w:val="id-ID"/>
+        </w:rPr>
+        <w:t>. Dataset menunjukkan class imbalance substansial yang mencerminkan distribusi klinis nyata di daerah endemis, dengan P. falciparum mendominasi pada 227 sampel dalam combined train/validation/test sets, sementara minority species seperti P. ovale hanya memiliki 5 sampel total. Distribusi ini mencerminkan realita epidemiologis dimana P. falciparum bertanggung jawab atas 75-80 persen kasus malaria global, terutama di sub-Sahara Afrika dimana mortalitas tertinggi terjadi. Citra dibagi menjadi training set (146 gambar, 69,9 persen), validation set (42 gambar, 20,1 persen), dan testing set (21 gambar, 10,0 persen) menggunakan stratified sampling untuk mempertahankan konsistensi distribusi kelas across splits.</w:t>
       </w:r>
     </w:p>
     <w:p>
@@ -331,7 +401,47 @@
           <w:szCs w:val="20"/>
           <w:lang w:val="id-ID"/>
         </w:rPr>
-        <w:t>Dataset MP-IDB Stages Classification terdiri dari 209 citra mikroskopik dengan anotasi untuk empat tahapan siklus hidup parasit Plasmodium: ring (early trophozoite, tahap awal infeksi), trophozoite (mature feeding stage, tahap feeding aktif), schizont (meront stage dengan multiple nuclei, tahap replikasi), dan gametocyte (sexual stage, tahap transmisi). Dataset ini menyajikan tantangan ketidakseimbangan kelas yang bahkan lebih ekstrem dibandingkan dataset spesies, dengan parasit tahap ring mendominasi pada 272 sampel dalam set tes sementara gametocyte (5 sampel), schizont (7 sampel), dan trophozoite (15 sampel) merupakan kelas minoritas yang sangat parah. Rasio 54:1 antara kelas mayoritas (ring) dan kelas minoritas minimum (gametocyte) merepresentasikan skenario terburuk untuk klasifikasi citra medis, di mana bahkan teknik canggih seperti Focal Loss dan weighted sampling menghadapi kesulitan signifikan dalam mencapai performa tingkat klinis. Pembagian data mengikuti pendekatan stratified 66/17/17 persen yang sama dengan dataset spesies untuk memastikan komparabilitas pada seluruh eksperimen.</w:t>
+        <w:t>Dataset MP-IDB Stages Classification terdiri dari 209 citra mikroskopik dengan anotasi untuk empat tahapan siklus hidup parasit Plasmodium: ring (early trophozoite, tahap awal infeksi), trophozoite (mature feeding stage, tahap feeding aktif), schizont (meront stage dengan multiple nuclei, tahap replikasi), dan gametocyte (sexual stage, tahap transmisi)</w:t>
+      </w:r>
+      <w:r>
+        <w:rPr>
+          <w:rFonts w:ascii="Times New Roman" w:hAnsi="Times New Roman" w:cs="Times New Roman"/>
+          <w:noProof/>
+          <w:sz w:val="20"/>
+          <w:szCs w:val="20"/>
+          <w:lang w:val="id-ID"/>
+        </w:rPr>
+        <w:t xml:space="preserve"> [6]</w:t>
+      </w:r>
+      <w:r>
+        <w:rPr>
+          <w:rFonts w:ascii="Times New Roman" w:hAnsi="Times New Roman" w:cs="Times New Roman"/>
+          <w:noProof/>
+          <w:sz w:val="20"/>
+          <w:szCs w:val="20"/>
+          <w:lang w:val="id-ID"/>
+        </w:rPr>
+        <w:t>. Dataset ini menyajikan tantangan ketidakseimbangan kelas yang bahkan lebih ekstrem dibandingkan dataset spesies, dengan parasit tahap ring mendominasi pada 272 sampel dalam set tes sementara gametocyte (5 sampel), schizont (7 sampel), dan trophozoite (15 sampel) merupakan kelas minoritas yang sangat parah. Rasio 54:1 antara kelas mayoritas (ring) dan kelas minoritas minimum (gametocyte) merepresentasikan skenario terburuk untuk klasifikasi citra medis, di mana bahkan teknik canggih seperti Focal Loss dan weighted sampling menghadapi kesulitan signifikan dalam mencapai performa tingkat klinis. Pembagian data mengikuti pendekatan stratified 66/17/17 persen yang sama dengan dataset spesies untuk memastikan komparabilitas pada seluruh eksperimen</w:t>
+      </w:r>
+      <w:r>
+        <w:rPr>
+          <w:rFonts w:ascii="Times New Roman" w:hAnsi="Times New Roman" w:cs="Times New Roman"/>
+          <w:noProof/>
+          <w:sz w:val="20"/>
+          <w:szCs w:val="20"/>
+          <w:lang w:val="id-ID"/>
+        </w:rPr>
+        <w:t xml:space="preserve"> [7]</w:t>
+      </w:r>
+      <w:r>
+        <w:rPr>
+          <w:rFonts w:ascii="Times New Roman" w:hAnsi="Times New Roman" w:cs="Times New Roman"/>
+          <w:noProof/>
+          <w:sz w:val="20"/>
+          <w:szCs w:val="20"/>
+          <w:lang w:val="id-ID"/>
+        </w:rPr>
+        <w:t>.</w:t>
       </w:r>
     </w:p>
     <w:tbl>
@@ -1681,7 +1791,27 @@
           <w:szCs w:val="20"/>
           <w:lang w:val="id-ID"/>
         </w:rPr>
-        <w:t xml:space="preserve"> menyajikan statistik komprehensif untuk kedua dataset termasuk total images, train/val/test splits, class distributions, augmentation multipliers (4,4× untuk detection, 3,5× untuk classification), dan resulting augmented dataset sizes (1.280 detection images, 1.024 classification images total).</w:t>
+        <w:t xml:space="preserve"> menyajikan statistik komprehensif untuk kedua dataset termasuk total images, train/val/test splits, class distributions, augmentation multipliers (4,4× untuk detection, 3,5× untuk classification), dan resulting augmented dataset sizes (1.280 detection images, 1.024 classification images total)</w:t>
+      </w:r>
+      <w:r>
+        <w:rPr>
+          <w:rFonts w:ascii="Times New Roman" w:hAnsi="Times New Roman" w:cs="Times New Roman"/>
+          <w:noProof/>
+          <w:sz w:val="20"/>
+          <w:szCs w:val="20"/>
+          <w:lang w:val="id-ID"/>
+        </w:rPr>
+        <w:t xml:space="preserve"> [8]</w:t>
+      </w:r>
+      <w:r>
+        <w:rPr>
+          <w:rFonts w:ascii="Times New Roman" w:hAnsi="Times New Roman" w:cs="Times New Roman"/>
+          <w:noProof/>
+          <w:sz w:val="20"/>
+          <w:szCs w:val="20"/>
+          <w:lang w:val="id-ID"/>
+        </w:rPr>
+        <w:t>.</w:t>
       </w:r>
     </w:p>
     <w:p>
@@ -1713,7 +1843,27 @@
           <w:lang w:val="id-ID"/>
         </w:rPr>
         <w:lastRenderedPageBreak/>
-        <w:t>tumpang tindih tingkat pasien antara set pelatihan, validasi, dan pengujian, meskipun informasi metadata pasien tidak tersedia dalam dataset publik ini.</w:t>
+        <w:t>tumpang tindih tingkat pasien antara set pelatihan, validasi, dan pengujian, meskipun informasi metadata pasien tidak tersedia dalam dataset publik ini</w:t>
+      </w:r>
+      <w:r>
+        <w:rPr>
+          <w:rFonts w:ascii="Times New Roman" w:hAnsi="Times New Roman" w:cs="Times New Roman"/>
+          <w:noProof/>
+          <w:sz w:val="20"/>
+          <w:szCs w:val="20"/>
+          <w:lang w:val="id-ID"/>
+        </w:rPr>
+        <w:t xml:space="preserve"> [9]</w:t>
+      </w:r>
+      <w:r>
+        <w:rPr>
+          <w:rFonts w:ascii="Times New Roman" w:hAnsi="Times New Roman" w:cs="Times New Roman"/>
+          <w:noProof/>
+          <w:sz w:val="20"/>
+          <w:szCs w:val="20"/>
+          <w:lang w:val="id-ID"/>
+        </w:rPr>
+        <w:t>.</w:t>
       </w:r>
     </w:p>
     <w:p>
@@ -1760,6 +1910,7 @@
     </w:p>
     <w:p>
       <w:pPr>
+        <w:jc w:val="center"/>
         <w:rPr>
           <w:rFonts w:ascii="Times New Roman" w:hAnsi="Times New Roman" w:cs="Times New Roman"/>
           <w:noProof/>
@@ -1776,7 +1927,7 @@
           <w:szCs w:val="20"/>
           <w:lang w:val="id-ID"/>
         </w:rPr>
-        <w:t>**[INSERT FIGURE A1: Data Augmentation Examples - MP-IDB Species Dataset]**</w:t>
+        <w:t>Data Augmentation Examples - MP-IDB Species Dataset</w:t>
       </w:r>
     </w:p>
     <w:p>
@@ -1870,7 +2021,6 @@
     </w:p>
     <w:p>
       <w:pPr>
-        <w:jc w:val="center"/>
         <w:rPr>
           <w:rFonts w:ascii="Times New Roman" w:hAnsi="Times New Roman" w:cs="Times New Roman"/>
           <w:noProof/>
@@ -1887,11 +2037,23 @@
           <w:szCs w:val="20"/>
           <w:lang w:val="id-ID"/>
         </w:rPr>
-        <w:t>Data Augmentation Examples - MP-IDB Stages Dataset</w:t>
+        <w:t xml:space="preserve">Gambar A2 memvisualisasikan efek 7 augmentasi (Original, rotasi 90°, brightness 0.7×, contrast 1.4×, saturation 1.4×, sharpness 2.0×, flip horizontal) pada klasifikasi tahap siklus hidup, yang sangat penting mengingat ketidakseimbangan kelas ekstrem (rasio 54:1) dalam dataset ini. Visualisasi dengan jelas mendemonstrasikan pelestarian fitur morfologi spesifik-tahap pada semua transformasi: titik kromatin kompak dan sitoplasma minimal untuk tahap ring, morfologi amoeboid dengan pigmen hemozoin yang terlihat untuk trophozoites, multiple merozoites dengan penampilan tersegmentasi untuk schizonts, dan morfologi memanjang berbentuk pisang untuk </w:t>
+      </w:r>
+      <w:r>
+        <w:rPr>
+          <w:rFonts w:ascii="Times New Roman" w:hAnsi="Times New Roman" w:cs="Times New Roman"/>
+          <w:noProof/>
+          <w:sz w:val="20"/>
+          <w:szCs w:val="20"/>
+          <w:lang w:val="id-ID"/>
+        </w:rPr>
+        <w:lastRenderedPageBreak/>
+        <w:t>gametocytes. Kualitas gambar yang diaugmentasi divalidasi melalui review ahli untuk memastikan relevansi diagnostik klinis terpelihara pada semua transformasi. Visualisasi resolusi tinggi (512×512 pixels per crop, 300 DPI, format PNG lossless) dihasilkan menggunakan interpolasi LANCZOS4 untuk output kualitas publikasi yang sesuai untuk materi suplemen naskah.</w:t>
       </w:r>
     </w:p>
     <w:p>
       <w:pPr>
+        <w:jc w:val="center"/>
         <w:rPr>
           <w:rFonts w:ascii="Times New Roman" w:hAnsi="Times New Roman" w:cs="Times New Roman"/>
           <w:noProof/>
@@ -1908,7 +2070,27 @@
           <w:szCs w:val="20"/>
           <w:lang w:val="id-ID"/>
         </w:rPr>
-        <w:lastRenderedPageBreak/>
+        <w:t>Data Augmentation Examples - MP-IDB Stages Dataset</w:t>
+      </w:r>
+    </w:p>
+    <w:p>
+      <w:pPr>
+        <w:rPr>
+          <w:rFonts w:ascii="Times New Roman" w:hAnsi="Times New Roman" w:cs="Times New Roman"/>
+          <w:noProof/>
+          <w:sz w:val="20"/>
+          <w:szCs w:val="20"/>
+          <w:lang w:val="id-ID"/>
+        </w:rPr>
+      </w:pPr>
+      <w:r>
+        <w:rPr>
+          <w:rFonts w:ascii="Times New Roman" w:hAnsi="Times New Roman" w:cs="Times New Roman"/>
+          <w:noProof/>
+          <w:sz w:val="20"/>
+          <w:szCs w:val="20"/>
+          <w:lang w:val="id-ID"/>
+        </w:rPr>
         <w:drawing>
           <wp:inline distT="0" distB="0" distL="0" distR="0" wp14:anchorId="541D709A" wp14:editId="0C1B7CDA">
             <wp:extent cx="5727700" cy="3584575"/>
@@ -1957,27 +2139,6 @@
             </a:graphic>
           </wp:inline>
         </w:drawing>
-      </w:r>
-    </w:p>
-    <w:p>
-      <w:pPr>
-        <w:rPr>
-          <w:rFonts w:ascii="Times New Roman" w:hAnsi="Times New Roman" w:cs="Times New Roman"/>
-          <w:noProof/>
-          <w:sz w:val="20"/>
-          <w:szCs w:val="20"/>
-          <w:lang w:val="id-ID"/>
-        </w:rPr>
-      </w:pPr>
-      <w:r>
-        <w:rPr>
-          <w:rFonts w:ascii="Times New Roman" w:hAnsi="Times New Roman" w:cs="Times New Roman"/>
-          <w:noProof/>
-          <w:sz w:val="20"/>
-          <w:szCs w:val="20"/>
-          <w:lang w:val="id-ID"/>
-        </w:rPr>
-        <w:t>Gambar A2 memvisualisasikan efek 7 augmentasi (Original, rotasi 90°, brightness 0.7×, contrast 1.4×, saturation 1.4×, sharpness 2.0×, flip horizontal) pada klasifikasi tahap siklus hidup, yang sangat penting mengingat ketidakseimbangan kelas ekstrem (rasio 54:1) dalam dataset ini. Visualisasi dengan jelas mendemonstrasikan pelestarian fitur morfologi spesifik-tahap pada semua transformasi: titik kromatin kompak dan sitoplasma minimal untuk tahap ring, morfologi amoeboid dengan pigmen hemozoin yang terlihat untuk trophozoites, multiple merozoites dengan penampilan tersegmentasi untuk schizonts, dan morfologi memanjang berbentuk pisang untuk gametocytes. Kualitas gambar yang diaugmentasi divalidasi melalui review ahli untuk memastikan relevansi diagnostik klinis terpelihara pada semua transformasi. Visualisasi resolusi tinggi (512×512 pixels per crop, 300 DPI, format PNG lossless) dihasilkan menggunakan interpolasi LANCZOS4 untuk output kualitas publikasi yang sesuai untuk materi suplemen naskah.</w:t>
       </w:r>
     </w:p>
     <w:p>
@@ -2137,7 +2298,7 @@
           <w:szCs w:val="20"/>
           <w:lang w:val="id-ID"/>
         </w:rPr>
-        <w:t xml:space="preserve">Tahap pertama dari pipeline adalah Deteksi YOLO, dimana tiga varian YOLO (YOLOv10, YOLOv11, YOLOv12) dilatih secara independen untuk melokalisasi parasit dalam gambar apusan darah. Ketiga model menggunakan varian ukuran medium (YOLOv10m, YOLOv11m, YOLOv12m) karena memberikan keseimbangan optimal antara akurasi dan kecepatan inferensi untuk aplikasi pencitraan medis. Gambar input diubah ukurannya menjadi 640×640 piksel dengan mempertahankan rasio aspek melalui letterboxing untuk </w:t>
+        <w:t xml:space="preserve">Tahap pertama dari pipeline adalah Deteksi YOLO, dimana tiga varian YOLO (YOLOv10, YOLOv11, YOLOv12) dilatih secara independen untuk melokalisasi parasit dalam gambar apusan darah. Ketiga model menggunakan varian ukuran medium (YOLOv10m, YOLOv11m, YOLOv12m) karena memberikan keseimbangan optimal antara akurasi dan kecepatan inferensi untuk aplikasi pencitraan medis. Gambar input diubah ukurannya menjadi 640×640 piksel dengan mempertahankan rasio aspek melalui letterboxing untuk menghindari distorsi yang dapat mempengaruhi morfologi parasit. Pelatihan menggunakan optimizer AdamW dengan learning rate awal 0,0005, ukuran batch yang disesuaikan secara dinamis berdasarkan ketersediaan memori GPU (berkisar 16-32 gambar), dan jadwal learning rate cosine annealing selama 100 epoch. Penghentian dini dengan patience 20 epoch mencegah overfitting sambil memungkinkan konvergensi pelatihan yang memadai. </w:t>
       </w:r>
       <w:r>
         <w:rPr>
@@ -2148,7 +2309,7 @@
           <w:lang w:val="id-ID"/>
         </w:rPr>
         <w:lastRenderedPageBreak/>
-        <w:t>menghindari distorsi yang dapat mempengaruhi morfologi parasit. Pelatihan menggunakan optimizer AdamW dengan learning rate awal 0,0005, ukuran batch yang disesuaikan secara dinamis berdasarkan ketersediaan memori GPU (berkisar 16-32 gambar), dan jadwal learning rate cosine annealing selama 100 epoch. Penghentian dini dengan patience 20 epoch mencegah overfitting sambil memungkinkan konvergensi pelatihan yang memadai. Total waktu pelatihan untuk tahap deteksi adalah 6,3 jam-GPU untuk keenam model (3 varian YOLO × 2 dataset), dengan pelatihan model individual berkisar 1,8-2,1 jam tergantung kompleksitas arsitektur.</w:t>
+        <w:t>Total waktu pelatihan untuk tahap deteksi adalah 6,3 jam-GPU untuk keenam model (3 varian YOLO × 2 dataset), dengan pelatihan model individual berkisar 1,8-2,1 jam tergantung kompleksitas arsitektur.</w:t>
       </w:r>
     </w:p>
     <w:p>
@@ -2274,8 +2435,18 @@
           <w:szCs w:val="20"/>
           <w:lang w:val="id-ID"/>
         </w:rPr>
+        <w:t xml:space="preserve">Augmentasi data untuk klasifikasi menggunakan transformasi aman-medis termasuk rotasi acak (±20°), transformasi affine (translasi: ±10%, geser: ±5%), color jitter (kecerahan: ±15%, kontras: ±15%), dan noise Gaussian (σ=0,01) untuk meningkatkan ketahanan terhadap variasi dalam kondisi pencitraan. Berbeda dengan </w:t>
+      </w:r>
+      <w:r>
+        <w:rPr>
+          <w:rFonts w:ascii="Times New Roman" w:hAnsi="Times New Roman" w:cs="Times New Roman"/>
+          <w:noProof/>
+          <w:sz w:val="20"/>
+          <w:szCs w:val="20"/>
+          <w:lang w:val="id-ID"/>
+        </w:rPr>
         <w:lastRenderedPageBreak/>
-        <w:t>Augmentasi data untuk klasifikasi menggunakan transformasi aman-medis termasuk rotasi acak (±20°), transformasi affine (translasi: ±10%, geser: ±5%), color jitter (kecerahan: ±15%, kontras: ±15%), dan noise Gaussian (σ=0,01) untuk meningkatkan ketahanan terhadap variasi dalam kondisi pencitraan. Berbeda dengan deteksi, pembalikan horizontal dan vertikal diperbolehkan untuk klasifikasi karena orientasi tingkat-crop kurang signifikan secara diagnostik dibandingkan orientasi sel-utuh. Total waktu pelatihan klasifikasi pada semua 12 model (6 arsitektur × 2 dataset) adalah 32,9 jam-GPU, dengan pelatihan model individual berkisar 2,3-3,4 jam tergantung kompleksitas arsitektur dan kecepatan konvergensi.</w:t>
+        <w:t>deteksi, pembalikan horizontal dan vertikal diperbolehkan untuk klasifikasi karena orientasi tingkat-crop kurang signifikan secara diagnostik dibandingkan orientasi sel-utuh. Total waktu pelatihan klasifikasi pada semua 12 model (6 arsitektur × 2 dataset) adalah 32,9 jam-GPU, dengan pelatihan model individual berkisar 2,3-3,4 jam tergantung kompleksitas arsitektur dan kecepatan konvergensi.</w:t>
       </w:r>
     </w:p>
     <w:p>
@@ -4121,7 +4292,7 @@
           <w:szCs w:val="20"/>
           <w:lang w:val="en-ID"/>
         </w:rPr>
-        <w:t xml:space="preserve">Evaluasi kualitatif dilakukan melalui perbandingan visual berdampingan antara anotasi acuan (kotak biru) dengan prediksi otomatis dari YOLOv11 (kotak hijau), memvalidasi temuan kuantitatif bahwa sistem tidak hanya </w:t>
+        <w:t>Evaluasi kualitatif dilakukan melalui perbandingan visual berdampingan antara anotasi acuan (kotak biru) dengan prediksi otomatis dari YOLOv11 (kotak hijau), memvalidasi temuan kuantitatif bahwa sistem tidak hanya mencapai metrik performa tinggi secara statistik namun juga menghasilkan prediksi akurat secara visual pada beragam morfologi parasit.</w:t>
       </w:r>
       <w:r>
         <w:rPr>
@@ -4131,8 +4302,28 @@
           <w:szCs w:val="20"/>
           <w:lang w:val="en-ID"/>
         </w:rPr>
+        <w:t xml:space="preserve"> </w:t>
+      </w:r>
+      <w:r>
+        <w:rPr>
+          <w:rFonts w:ascii="Times New Roman" w:hAnsi="Times New Roman" w:cs="Times New Roman"/>
+          <w:noProof/>
+          <w:sz w:val="20"/>
+          <w:szCs w:val="20"/>
+          <w:lang w:val="en-ID"/>
+        </w:rPr>
+        <w:t xml:space="preserve">Gambar 2A menampilkan hasil deteksi pada kasus malaria parah (gambar uji: 1704282807-0012-R_T) yang mengandung 25+ parasit P. falciparum dengan estimasi parasitemia &gt;10%. Perbandingan berdampingan menunjukkan anotasi acuan (panel kiri, kotak biru) versus deteksi prediksi </w:t>
+      </w:r>
+      <w:r>
+        <w:rPr>
+          <w:rFonts w:ascii="Times New Roman" w:hAnsi="Times New Roman" w:cs="Times New Roman"/>
+          <w:noProof/>
+          <w:sz w:val="20"/>
+          <w:szCs w:val="20"/>
+          <w:lang w:val="en-ID"/>
+        </w:rPr>
         <w:lastRenderedPageBreak/>
-        <w:t>mencapai metrik performa tinggi secara statistik namun juga menghasilkan prediksi akurat secara visual pada beragam morfologi parasit.</w:t>
+        <w:t>YOLOv11 (panel kanan, kotak hijau), dimana semua 25+ parasit berhasil dideteksi dengan presisi lokalisasi tinggi (IoU &gt;0.8), memvalidasi mAP@50 93,09% dan recall 92,26% YOLOv11.</w:t>
       </w:r>
     </w:p>
     <w:p>
@@ -4302,27 +4493,6 @@
       <w:r>
         <w:rPr>
           <w:rFonts w:ascii="Times New Roman" w:hAnsi="Times New Roman" w:cs="Times New Roman"/>
-          <w:noProof/>
-          <w:sz w:val="20"/>
-          <w:szCs w:val="20"/>
-          <w:lang w:val="en-ID"/>
-        </w:rPr>
-        <w:t>Gambar 2A menampilkan hasil deteksi pada kasus malaria parah (gambar uji: 1704282807-0012-R_T) yang mengandung 25+ parasit P. falciparum dengan estimasi parasitemia &gt;10%. Perbandingan berdampingan menunjukkan anotasi acuan (panel kiri, kotak biru) versus deteksi prediksi YOLOv11 (panel kanan, kotak hijau), dimana semua 25+ parasit berhasil dideteksi dengan presisi lokalisasi tinggi (IoU &gt;0.8), memvalidasi mAP@50 93,09% dan recall 92,26% YOLOv11.</w:t>
-      </w:r>
-    </w:p>
-    <w:p>
-      <w:pPr>
-        <w:rPr>
-          <w:rFonts w:ascii="Times New Roman" w:hAnsi="Times New Roman" w:cs="Times New Roman"/>
-          <w:noProof/>
-          <w:sz w:val="20"/>
-          <w:szCs w:val="20"/>
-          <w:lang w:val="en-ID"/>
-        </w:rPr>
-      </w:pPr>
-      <w:r>
-        <w:rPr>
-          <w:rFonts w:ascii="Times New Roman" w:hAnsi="Times New Roman" w:cs="Times New Roman"/>
           <w:b/>
           <w:bCs/>
           <w:noProof/>
@@ -7186,8 +7356,18 @@
           <w:szCs w:val="20"/>
           <w:lang w:val="en-ID"/>
         </w:rPr>
+        <w:t xml:space="preserve">Yang patut dicatat adalah penurunan performa model ResNet: ResNet50 mencapai akurasi 98,00% namun hanya 75,00% balanced accuracy—kesenjangan 23 poin persentase mengindikasikan kesulitan parah dengan kelas minoritas. ResNet101, meskipun model terbesar dengan 44,5 juta parameter (5,7× lebih banyak dari 7,8 juta parameter EfficientNet-B1), hanya mencapai balanced accuracy 82,73%, tertinggal dari EfficientNet-B1 sebesar </w:t>
+      </w:r>
+      <w:r>
+        <w:rPr>
+          <w:rFonts w:ascii="Times New Roman" w:hAnsi="Times New Roman" w:cs="Times New Roman"/>
+          <w:noProof/>
+          <w:sz w:val="20"/>
+          <w:szCs w:val="20"/>
+          <w:lang w:val="en-ID"/>
+        </w:rPr>
         <w:lastRenderedPageBreak/>
-        <w:t>Yang patut dicatat adalah penurunan performa model ResNet: ResNet50 mencapai akurasi 98,00% namun hanya 75,00% balanced accuracy—kesenjangan 23 poin persentase mengindikasikan kesulitan parah dengan kelas minoritas. ResNet101, meskipun model terbesar dengan 44,5 juta parameter (5,7× lebih banyak dari 7,8 juta parameter EfficientNet-B1), hanya mencapai balanced accuracy 82,73%, tertinggal dari EfficientNet-B1 sebesar 10,45 poin persentase. Fenomena ini menunjukkan bahwa efisiensi model dan penskalaan arsitektur seimbang lebih penting dibanding jumlah parameter mentah untuk dataset pencitraan medis kecil [8,10].</w:t>
+        <w:t>10,45 poin persentase. Fenomena ini menunjukkan bahwa efisiensi model dan penskalaan arsitektur seimbang lebih penting dibanding jumlah parameter mentah untuk dataset pencitraan medis kecil [8,10].</w:t>
       </w:r>
     </w:p>
     <w:p>
@@ -7305,9 +7485,7 @@
         </w:rPr>
         <w:t>Gambar 3 menampilkan heatmap 2×6 (2 dataset × 6 model) dengan dua baris per dataset: akurasi standar (atas) dan balanced accuracy (bawah), dengan kode warna (hijau=tinggi, oranye=sedang, merah=rendah) membuat pola performa model terlihat segera, terutama kontras antara EfficientNet (hijau) dan ResNet (oranye/merah) pada balanced accuracy.</w:t>
       </w:r>
-    </w:p>
-    <w:p>
-      <w:pPr>
+      <w:r>
         <w:rPr>
           <w:rFonts w:ascii="Times New Roman" w:hAnsi="Times New Roman" w:cs="Times New Roman"/>
           <w:noProof/>
@@ -7315,7 +7493,8 @@
           <w:szCs w:val="20"/>
           <w:lang w:val="en-ID"/>
         </w:rPr>
-      </w:pPr>
+        <w:t xml:space="preserve"> </w:t>
+      </w:r>
       <w:r>
         <w:rPr>
           <w:rFonts w:ascii="Times New Roman" w:hAnsi="Times New Roman" w:cs="Times New Roman"/>
@@ -11012,7 +11191,6 @@
                 <w:szCs w:val="18"/>
                 <w:lang w:val="en-ID"/>
               </w:rPr>
-              <w:lastRenderedPageBreak/>
               <w:t>P_vivax</w:t>
             </w:r>
           </w:p>
@@ -16580,6 +16758,38 @@
     </w:p>
     <w:p>
       <w:pPr>
+        <w:rPr>
+          <w:rFonts w:ascii="Times New Roman" w:hAnsi="Times New Roman" w:cs="Times New Roman"/>
+          <w:noProof/>
+          <w:sz w:val="20"/>
+          <w:szCs w:val="20"/>
+          <w:lang w:val="en-ID"/>
+        </w:rPr>
+      </w:pPr>
+      <w:r>
+        <w:rPr>
+          <w:rFonts w:ascii="Times New Roman" w:hAnsi="Times New Roman" w:cs="Times New Roman"/>
+          <w:noProof/>
+          <w:sz w:val="20"/>
+          <w:szCs w:val="20"/>
+          <w:lang w:val="en-ID"/>
+        </w:rPr>
+        <w:t xml:space="preserve">Gambar 5 menampilkan dua matriks konfusi berdampingan yang menganalisis pola kesalahan klasifikasi dari model terbaik pada kedua tugas: (kiri) klasifikasi Spesies menggunakan EfficientNet-B1 dengan 4×4 grid merepresentasikan empat spesies Plasmodium, dan (kanan) klasifikasi Tahap siklus hidup menggunakan EfficientNet-B0 dengan 4×4 grid merepresentasikan empat tahapan parasit. Matriks menggunakan sistem kode warna gradien dari hijau gelap (prediksi benar pada diagonal) hingga merah (kesalahan misklasifikasi pada off-diagonal), dengan angka hitungan aktual di setiap sel memberikan kuantifikasi eksplisit untuk setiap kombinasi prediksi-ground truth. Visualisasi ini membuat pola misklasifikasi langsung teridentifikasi, khususnya mengungkap bahwa pada dataset Spesies, mayoritas kelas P. falciparum dan P. malariae mencapai akurasi sempurna (sel diagonal hijau pekat dengan 227 dan 7 sampel), sementara P. ovale dan P. vivax menunjukkan beberapa confusion dengan nilai off-diagonal menandakan misklasifikasi minoritas. Pada dataset Stages, diagonal dominan hijau untuk kelas mayoritas Ring (272 sampel) kontras dengan off-diagonal lebih terang untuk kelas minoritas Trophozoite dan Gametocyte, secara visual memvalidasi temuan kuantitatif bahwa extreme class </w:t>
+      </w:r>
+      <w:r>
+        <w:rPr>
+          <w:rFonts w:ascii="Times New Roman" w:hAnsi="Times New Roman" w:cs="Times New Roman"/>
+          <w:noProof/>
+          <w:sz w:val="20"/>
+          <w:szCs w:val="20"/>
+          <w:lang w:val="en-ID"/>
+        </w:rPr>
+        <w:lastRenderedPageBreak/>
+        <w:t>imbalance (rasio 54:1) menyebabkan kesulitan signifikan dalam membedakan tahapan parasit langka meskipun optimisasi Focal Loss telah diterapkan.</w:t>
+      </w:r>
+    </w:p>
+    <w:p>
+      <w:pPr>
         <w:jc w:val="center"/>
         <w:rPr>
           <w:rFonts w:ascii="Times New Roman" w:hAnsi="Times New Roman" w:cs="Times New Roman"/>
@@ -16620,7 +16830,6 @@
           <w:szCs w:val="20"/>
           <w:lang w:val="en-ID"/>
         </w:rPr>
-        <w:lastRenderedPageBreak/>
         <w:drawing>
           <wp:inline distT="0" distB="0" distL="0" distR="0" wp14:anchorId="5BA2D5EE" wp14:editId="12C4F028">
             <wp:extent cx="5723890" cy="2357755"/>
@@ -16673,27 +16882,6 @@
     </w:p>
     <w:p>
       <w:pPr>
-        <w:rPr>
-          <w:rFonts w:ascii="Times New Roman" w:hAnsi="Times New Roman" w:cs="Times New Roman"/>
-          <w:noProof/>
-          <w:sz w:val="20"/>
-          <w:szCs w:val="20"/>
-          <w:lang w:val="en-ID"/>
-        </w:rPr>
-      </w:pPr>
-      <w:r>
-        <w:rPr>
-          <w:rFonts w:ascii="Times New Roman" w:hAnsi="Times New Roman" w:cs="Times New Roman"/>
-          <w:noProof/>
-          <w:sz w:val="20"/>
-          <w:szCs w:val="20"/>
-          <w:lang w:val="en-ID"/>
-        </w:rPr>
-        <w:t>Gambar 5 menampilkan dua matriks konfusi berdampingan: (kiri) klasifikasi Spesies menggunakan EfficientNet-B1, dan (kanan) klasifikasi Tahap menggunakan EfficientNet-B0, dengan angka hitungan aktual dan kode warna menyoroti diagonal (benar) versus off-diagonal (kesalahan), membuat pola misklasifikasi langsung jelas.</w:t>
-      </w:r>
-    </w:p>
-    <w:p>
-      <w:pPr>
         <w:jc w:val="center"/>
         <w:rPr>
           <w:rFonts w:ascii="Times New Roman" w:hAnsi="Times New Roman" w:cs="Times New Roman"/>
@@ -16812,7 +17000,49 @@
           <w:szCs w:val="20"/>
           <w:lang w:val="en-ID"/>
         </w:rPr>
-        <w:t>Gambar 6 menampilkan diagram batang berkelompok dengan 4 grup spesies (P. falciparum, P. malariae, P. ovale, P. vivax) × 6 model, menunjukkan skor F1 dengan garis putus-putus merah pada 0,90 (ambang klinis), menyoroti penurunan performa dramatis pada P. ovale (5 sampel) dibandingkan spesies mayoritas.</w:t>
+        <w:t>Gambar 6 menampilkan diagram batang berkelompok yang membandingkan performa F1-score dari enam arsitektur CNN (DenseNet121, EfficientNet-B0/B1/B2, ResNet50, ResNet101) pada keempat spesies Plasmodium. Garis referensi merah pada nilai 0,90 menandakan ambang batas performa klinis untuk penerapan diagnostik otomatis. Visualisasi ini mengungkap pola performa yang mencolok: P. falciparum (227 sampel) dan P. malariae (7 sampel) mencapai F1-score sempurna 1,0 pada semua model, menunjukkan klasifikasi akurat pada kelas dengan ciri morfologi yang khas. Perbedaan mencolok terlihat pada P. ovale (5 sampel) dimana F1-score bervariasi ekstrem dari 0,0 hingga 0,77—ResNet50 mengalami kegagalan total (0% recall), sementara EfficientNet-B1 mencapai 76,92%, menyoroti keunggulan model parameter-efisien pada kelas dengan keterbatasan data ekstrem. P. vivax (11 sampel) menunjukkan performa konsisten di atas 0,80 pada semua model, mengindikasikan bahwa 10+ sampel pelatihan cukup untuk pembelajaran yang baik pada spesies dengan ciri morfologi jelas seperti titik-titik Schüffner</w:t>
+      </w:r>
+      <w:r>
+        <w:rPr>
+          <w:rFonts w:ascii="Times New Roman" w:hAnsi="Times New Roman" w:cs="Times New Roman"/>
+          <w:noProof/>
+          <w:sz w:val="20"/>
+          <w:szCs w:val="20"/>
+          <w:lang w:val="en-ID"/>
+        </w:rPr>
+        <w:t>.</w:t>
+      </w:r>
+    </w:p>
+    <w:p>
+      <w:pPr>
+        <w:rPr>
+          <w:rFonts w:ascii="Times New Roman" w:hAnsi="Times New Roman" w:cs="Times New Roman"/>
+          <w:noProof/>
+          <w:sz w:val="20"/>
+          <w:szCs w:val="20"/>
+          <w:lang w:val="en-ID"/>
+        </w:rPr>
+      </w:pPr>
+      <w:r>
+        <w:rPr>
+          <w:rFonts w:ascii="Times New Roman" w:hAnsi="Times New Roman" w:cs="Times New Roman"/>
+          <w:noProof/>
+          <w:sz w:val="20"/>
+          <w:szCs w:val="20"/>
+          <w:lang w:val="en-ID"/>
+        </w:rPr>
+        <w:t xml:space="preserve">Gambar 7 menampilkan diagram batang berkelompok yang membandingkan performa F1-score dari enam arsitektur CNN pada keempat tahapan siklus hidup parasit Plasmodium (Ring, Trophozoite, Schizont, Gametocyte). Garis referensi oranye pada nilai 0,70 (lebih rendah dari 0,90 pada Gambar 6) mencerminkan ekspektasi performa yang lebih realistis mengingat ketidakseimbangan kelas ekstrem (rasio 54:1). Visualisasi ini mengungkap perbedaan performa ekstrem antar kelas: tahap Ring (272 sampel) mencapai F1-score luar biasa &gt;0,89 pada semua model, menunjukkan pembelajaran yang kuat pada bentuk ring yang khas (kromatin padat, sitoplasma minimal). Perbedaan mencolok terlihat pada Trophozoite (15 sampel) dimana F1-score turun drastis </w:t>
+      </w:r>
+      <w:r>
+        <w:rPr>
+          <w:rFonts w:ascii="Times New Roman" w:hAnsi="Times New Roman" w:cs="Times New Roman"/>
+          <w:noProof/>
+          <w:sz w:val="20"/>
+          <w:szCs w:val="20"/>
+          <w:lang w:val="en-ID"/>
+        </w:rPr>
+        <w:lastRenderedPageBreak/>
+        <w:t>menjadi 0,15-0,52—bahkan model terbaik EfficientNet-B0 hanya mencapai 51,61%, menunjukkan keterbatasan mendasar dalam membedakan bentuk trophozoite yang bervariasi dengan data pelatihan terbatas. Schizont (7 sampel) menunjukkan performa moderat 0,63-0,92 meskipun sampel kecil, kemungkinan karena ciri bentuk yang sangat khas (banyak merozoit tersegmentasi). Gametocyte (5 sampel) mencapai F1-score 0,57-0,75 dengan presisi sempurna (1,0) namun recall rendah (40%), menunjukkan pendekatan hati-hati model untuk menghindari hasil positif palsu—strategi yang dapat diterima secara klinis karena deteksi gametosit terutama penting untuk epidemiologi transmisi.</w:t>
       </w:r>
     </w:p>
     <w:p>
@@ -16867,7 +17097,6 @@
           <w:szCs w:val="20"/>
           <w:lang w:val="en-ID"/>
         </w:rPr>
-        <w:lastRenderedPageBreak/>
         <w:drawing>
           <wp:inline distT="0" distB="0" distL="0" distR="0" wp14:anchorId="6F361F31" wp14:editId="68D9635B">
             <wp:extent cx="5732780" cy="2837180"/>
@@ -17151,7 +17380,7 @@
           <w:szCs w:val="20"/>
           <w:lang w:val="en-ID"/>
         </w:rPr>
-        <w:t xml:space="preserve">Gambar 5A menampilkan hasil klasifikasi spesies pada kasus malaria parah yang sama </w:t>
+        <w:t xml:space="preserve">Gambar 5A menampilkan hasil klasifikasi spesies pada kasus malaria parah yang sama dengan kode gambar (1704282807-0012-R_T) dengan 25+ parasit P. falciparum. Klasifikasi acuan (panel kiri, kotak biru dengan label spesies) dibandingkan dengan prediksi EfficientNet-B1 (panel kanan, kotak berkode warna). Gambar ini mencapai akurasi klasifikasi luar biasa 100% dengan semua 25 parasit teridentifikasi dengan benar (semua kotak hijau), memberikan bukti visual meyakinkan bahwa pengklasifikasi mempertahankan performa tinggi bahkan pada kepadatan parasit ekstrem. Keberhasilan klasifikasi sempurna ini didukung oleh dua faktor utama: pertama, P. </w:t>
       </w:r>
       <w:r>
         <w:rPr>
@@ -17161,7 +17390,8 @@
           <w:szCs w:val="20"/>
           <w:lang w:val="en-ID"/>
         </w:rPr>
-        <w:t xml:space="preserve">dengan kode gambar </w:t>
+        <w:lastRenderedPageBreak/>
+        <w:t>falciparum memiliki ciri morfologi yang sangat khas seperti pola titik kromatin ganda (multiple chromatin dots), bentuk ring halus dengan sitoplasma tipis, dan kemampuan menginfeksi sel darah merah dari berbagai usia yang membuat parasit lebih seragam secara visual; kedua, dataset pelatihan memiliki 227 sampel P. falciparum yang memberikan representasi sangat baik untuk pembelajaran model. Performa sempurna pada kasus klinis berat dengan tingkat parasitemia &gt;10% ini sangat penting karena P. falciparum adalah spesies paling mematikan yang menyebabkan &gt;95% kematian malaria global dan memerlukan identifikasi cepat untuk terapi agresif segera.</w:t>
       </w:r>
       <w:r>
         <w:rPr>
@@ -17171,7 +17401,7 @@
           <w:szCs w:val="20"/>
           <w:lang w:val="en-ID"/>
         </w:rPr>
-        <w:t>(1704282807-0012-R_T) dengan 25+ parasit P. falciparum. Klasifikasi acuan (panel kiri, kotak biru dengan label spesies) dibandingkan dengan prediksi EfficientNet-B1 (panel kanan, kotak berkode warna). Gambar ini mencapai akurasi klasifikasi luar biasa 100% dengan semua 25 parasit teridentifikasi dengan benar (semua kotak hijau), memberikan bukti visual meyakinkan bahwa pengklasifikasi mempertahankan performa tinggi bahkan pada kepadatan parasit ekstrem.</w:t>
+        <w:t>.</w:t>
       </w:r>
     </w:p>
     <w:p>
@@ -17193,7 +17423,6 @@
           <w:szCs w:val="20"/>
           <w:lang w:val="en-ID"/>
         </w:rPr>
-        <w:lastRenderedPageBreak/>
         <w:drawing>
           <wp:inline distT="0" distB="0" distL="0" distR="0" wp14:anchorId="233861E2" wp14:editId="690513FD">
             <wp:extent cx="2593438" cy="1944000"/>
@@ -17343,7 +17572,17 @@
           <w:szCs w:val="20"/>
           <w:lang w:val="en-ID"/>
         </w:rPr>
-        <w:t>Gambar 5B menampilkan hasil klasifikasi tahap siklus hidup pada gambar kompleks multi-parasit (1704282807-0021-T_G_R) dengan 17 parasit. Visualisasi ini mengungkap tantangan kelas minoritas dimana sekitar 65% klasifikasi benar (kotak hijau) versus 35% kesalahan klasifikasi (kotak merah), dengan kesalahan terkonsentrasi pada kelas Trophozoite, secara visual memvalidasi F1-score 46,7% yang dilaporkan untuk Trophozoite minoritas 15 sampel dan mendemonstrasikan bahwa ketidakseimbangan kelas ekstrem (272 Ring vs 5 Gametocyte, rasio 54:1) tetap menyajikan kesulitan klasifikasi signifikan.</w:t>
+        <w:t>Gambar 5B menampilkan hasil klasifikasi tahap siklus hidup pada gambar kompleks multi-parasit (1704282807-0021-T_G_R) dengan 17 parasit. Visualisasi ini mengungkap tantangan kelas minoritas dimana sekitar 65% klasifikasi benar (kotak hijau) versus 35% kesalahan klasifikasi (kotak merah), dengan kesalahan terkonsentrasi pada kelas Trophozoite, secara visual memvalidasi F1-score 46,7% yang dilaporkan untuk Trophozoite minoritas 15 sampel dan mendemonstrasikan bahwa ketidakseimbangan kelas ekstrem (272 Ring vs 5 Gametocyte, rasio 54:1) tetap menyajikan kesulitan klasifikasi signifikan. Pola kesalahan ini terutama muncul karena morfologi trophozoite yang sangat bervariasi—mulai dari bentuk awal yang mirip ring hingga bentuk matang dengan sitoplasma luas dan pigmen hemozoin yang jelas—membuat model kesulitan membedakan dengan tahapan lain ketika data pelatihan sangat terbatas (&lt;20 sampel)</w:t>
+      </w:r>
+      <w:r>
+        <w:rPr>
+          <w:rFonts w:ascii="Times New Roman" w:hAnsi="Times New Roman" w:cs="Times New Roman"/>
+          <w:noProof/>
+          <w:sz w:val="20"/>
+          <w:szCs w:val="20"/>
+          <w:lang w:val="en-ID"/>
+        </w:rPr>
+        <w:t>.</w:t>
       </w:r>
     </w:p>
     <w:p>
@@ -17494,7 +17733,18 @@
           <w:szCs w:val="20"/>
           <w:lang w:val="en-ID"/>
         </w:rPr>
-        <w:t>Focal Loss beroperasi melalui faktor modulasi (1-p_t)^γ yang menurunkan bobot contoh mudah sambil memfokuskan gradien pada contoh sulit [11], sangat efektif untuk ketidakseimbangan parah. Parameter α=0,25 dan γ=2,0 adalah pengaturan standar dalam literatur pencitraan medis. Meskipun optimisasi Focal Loss dan oversampling 3:1, F1-score di bawah 70% pada kelas &lt;10 sampel tetap tidak memadai secara klinis untuk implementasi otonom tanpa tinjauan ahli.</w:t>
+        <w:t xml:space="preserve">Focal Loss beroperasi melalui faktor modulasi (1-p_t)^γ yang menurunkan bobot contoh mudah sambil memfokuskan gradien pada contoh sulit [11], sangat efektif untuk ketidakseimbangan parah. Parameter α=0,25 dan γ=2,0 adalah pengaturan standar dalam literatur pencitraan medis. Meskipun optimisasi Focal Loss dan </w:t>
+      </w:r>
+      <w:r>
+        <w:rPr>
+          <w:rFonts w:ascii="Times New Roman" w:hAnsi="Times New Roman" w:cs="Times New Roman"/>
+          <w:noProof/>
+          <w:sz w:val="20"/>
+          <w:szCs w:val="20"/>
+          <w:lang w:val="en-ID"/>
+        </w:rPr>
+        <w:lastRenderedPageBreak/>
+        <w:t>oversampling 3:1, F1-score di bawah 70% pada kelas &lt;10 sampel tetap tidak memadai secara klinis untuk implementasi otonom tanpa tinjauan ahli.</w:t>
       </w:r>
     </w:p>
     <w:p>
@@ -17559,7 +17809,6 @@
           <w:szCs w:val="20"/>
           <w:lang w:val="en-ID"/>
         </w:rPr>
-        <w:lastRenderedPageBreak/>
         <w:t>Latensi inferensi ujung-ke-ujung &lt;25 milidetik per citra (&gt;40 FPS) pada GPU NVIDIA RTX 3060 kelas konsumen mendemonstrasikan kelayakan praktis untuk skrining malaria waktu nyata [14,15]. Sebagai perbandingan, pemeriksaan mikroskopis tradisional memerlukan 20-30 menit per slide (1200-1800 detik) untuk analisis menyeluruh 100-200 medan mikroskopis [2], merepresentasikan percepatan &gt;48.000× untuk pemrosesan gambar tunggal atau percepatan ~1.000× untuk analisis slide lengkap dengan asumsi 100 medan per slide.</w:t>
       </w:r>
     </w:p>
@@ -18655,6 +18904,7 @@
           <w:szCs w:val="20"/>
           <w:lang w:val="en-ID" w:eastAsia="en-ID"/>
         </w:rPr>
+        <w:lastRenderedPageBreak/>
         <w:t xml:space="preserve">Status: Abstract </w:t>
       </w:r>
       <w:proofErr w:type="spellStart"/>
@@ -18957,7 +19207,6 @@
           <w:szCs w:val="20"/>
           <w:lang w:val="en-ID" w:eastAsia="en-ID"/>
         </w:rPr>
-        <w:lastRenderedPageBreak/>
         <w:t xml:space="preserve">Draft </w:t>
       </w:r>
       <w:proofErr w:type="spellStart"/>
@@ -21963,7 +22212,18 @@
           <w:szCs w:val="20"/>
           <w:lang w:val="en-ID"/>
         </w:rPr>
-        <w:t>Kedua, ekosistem dataset pencitraan medis publik yang semakin matang mengeliminasi kebutuhan kolaborasi formal untuk akses data. Dataset MP-IDB (Malaria Parasite Image Database) yang digunakan dalam penelitian ini merupakan benchmark terstandar yang tersedia bebas dan telah divalidasi secara ekstensif dalam literatur deteksi malaria [31,32,14]. Penggunaan dataset publik ini memberikan keuntungan ganda: (1) memungkinkan perbandingan langsung dan adil dengan penelitian sebelumnya karena menggunakan data pengujian identik, dan (2) memfasilitasi reproduksibilitas penuh dimana peneliti lain dapat memverifikasi temuan dengan mereplikasi eksperimen pada data yang sama. Status publik dataset juga menghindari kompleksitas administratif seperti perjanjian transfer data, persetujuan komite etik untuk data pasien, atau pembatasan penggunaan yang sering menyertai dataset klinis proprietary.</w:t>
+        <w:t xml:space="preserve">Kedua, ekosistem dataset pencitraan medis publik yang semakin matang mengeliminasi kebutuhan kolaborasi formal untuk akses data. Dataset MP-IDB (Malaria Parasite Image Database) yang digunakan dalam penelitian ini merupakan benchmark terstandar yang tersedia bebas dan telah divalidasi secara ekstensif dalam literatur deteksi malaria [31,32,14]. Penggunaan dataset publik ini memberikan keuntungan ganda: (1) memungkinkan </w:t>
+      </w:r>
+      <w:r>
+        <w:rPr>
+          <w:rFonts w:ascii="Times New Roman" w:hAnsi="Times New Roman" w:cs="Times New Roman"/>
+          <w:noProof/>
+          <w:sz w:val="20"/>
+          <w:szCs w:val="20"/>
+          <w:lang w:val="en-ID"/>
+        </w:rPr>
+        <w:lastRenderedPageBreak/>
+        <w:t>perbandingan langsung dan adil dengan penelitian sebelumnya karena menggunakan data pengujian identik, dan (2) memfasilitasi reproduksibilitas penuh dimana peneliti lain dapat memverifikasi temuan dengan mereplikasi eksperimen pada data yang sama. Status publik dataset juga menghindari kompleksitas administratif seperti perjanjian transfer data, persetujuan komite etik untuk data pasien, atau pembatasan penggunaan yang sering menyertai dataset klinis proprietary.</w:t>
       </w:r>
     </w:p>
     <w:p>
@@ -21984,18 +22244,7 @@
           <w:szCs w:val="20"/>
           <w:lang w:val="en-ID"/>
         </w:rPr>
-        <w:t xml:space="preserve">Ketiga, kemajuan pesat dalam kerangka kerja deep learning open-source dan tersedianya model terlatih awal (pretrained models) secara signifikan menurunkan hambatan masuk untuk penelitian AI medis. Framework seperti </w:t>
-      </w:r>
-      <w:r>
-        <w:rPr>
-          <w:rFonts w:ascii="Times New Roman" w:hAnsi="Times New Roman" w:cs="Times New Roman"/>
-          <w:noProof/>
-          <w:sz w:val="20"/>
-          <w:szCs w:val="20"/>
-          <w:lang w:val="en-ID"/>
-        </w:rPr>
-        <w:lastRenderedPageBreak/>
-        <w:t>PyTorch dan Ultralytics YOLO menyediakan implementasi state-of-the-art yang sudah dioptimalkan, dokumentasi komprehensif, dan komunitas aktif yang mengeliminasi kebutuhan bimbingan institusional intensif. Model-model seperti EfficientNet, ResNet, dan DenseNet tersedia dengan bobot ImageNet yang memungkinkan transfer learning efektif, dimana peneliti mandiri dapat mencapai performa setara atau melampaui implementasi custom dari laboratorium besar dengan sumber daya minimal.</w:t>
+        <w:t>Ketiga, kemajuan pesat dalam kerangka kerja deep learning open-source dan tersedianya model terlatih awal (pretrained models) secara signifikan menurunkan hambatan masuk untuk penelitian AI medis. Framework seperti PyTorch dan Ultralytics YOLO menyediakan implementasi state-of-the-art yang sudah dioptimalkan, dokumentasi komprehensif, dan komunitas aktif yang mengeliminasi kebutuhan bimbingan institusional intensif. Model-model seperti EfficientNet, ResNet, dan DenseNet tersedia dengan bobot ImageNet yang memungkinkan transfer learning efektif, dimana peneliti mandiri dapat mencapai performa setara atau melampaui implementasi custom dari laboratorium besar dengan sumber daya minimal.</w:t>
       </w:r>
     </w:p>
     <w:p>
@@ -22313,18 +22562,8 @@
           <w:szCs w:val="20"/>
           <w:lang w:val="id-ID"/>
         </w:rPr>
-        <w:t xml:space="preserve">Dari perspektif sumber daya komputasi, penelitian mandiri ini dibatasi oleh infrastruktur GPU tunggal (NVIDIA RTX 3060) yang, meskipun mencukupi untuk melatih 36 kombinasi model dengan total waktu 40 jam, tidak memungkinkan eksplorasi hyperparameter ekstensif atau eksperimen ensemble skala besar yang dapat meningkatkan performa lebih lanjut. Sebagai perbandingan, penelitian dari laboratorium institusional besar seperti Google Research atau Meta AI Research sering menggunakan cluster GPU dengan ratusan hingga ribuan accelerator untuk melakukan neural architecture search, optimisasi hyperparameter Bayesian, atau ensemble distillation yang memerlukan ratusan hingga ribuan jam GPU-equivalent [8,10]. Keterbatasan ini berarti penelitian </w:t>
-      </w:r>
-      <w:r>
-        <w:rPr>
-          <w:rFonts w:ascii="Times New Roman" w:hAnsi="Times New Roman" w:cs="Times New Roman"/>
-          <w:noProof/>
-          <w:sz w:val="20"/>
-          <w:szCs w:val="20"/>
-          <w:lang w:val="id-ID"/>
-        </w:rPr>
         <w:lastRenderedPageBreak/>
-        <w:t>ini memfokuskan pada eksplorasi sistematis dari arsitektur standar yang sudah terbukti (EfficientNet, ResNet, DenseNet) dengan hyperparameter yang direkomendasikan dari literatur, daripada pencarian arsitektur custom yang dioptimalkan spesifik untuk domain malaria.</w:t>
+        <w:t>Dari perspektif sumber daya komputasi, penelitian mandiri ini dibatasi oleh infrastruktur GPU tunggal (NVIDIA RTX 3060) yang, meskipun mencukupi untuk melatih 36 kombinasi model dengan total waktu 40 jam, tidak memungkinkan eksplorasi hyperparameter ekstensif atau eksperimen ensemble skala besar yang dapat meningkatkan performa lebih lanjut. Sebagai perbandingan, penelitian dari laboratorium institusional besar seperti Google Research atau Meta AI Research sering menggunakan cluster GPU dengan ratusan hingga ribuan accelerator untuk melakukan neural architecture search, optimisasi hyperparameter Bayesian, atau ensemble distillation yang memerlukan ratusan hingga ribuan jam GPU-equivalent [8,10]. Keterbatasan ini berarti penelitian ini memfokuskan pada eksplorasi sistematis dari arsitektur standar yang sudah terbukti (EfficientNet, ResNet, DenseNet) dengan hyperparameter yang direkomendasikan dari literatur, daripada pencarian arsitektur custom yang dioptimalkan spesifik untuk domain malaria.</w:t>
       </w:r>
     </w:p>
     <w:p>
@@ -22699,7 +22938,18 @@
           <w:szCs w:val="20"/>
           <w:lang w:val="id-ID"/>
         </w:rPr>
-        <w:t>Untuk artikel jurnal JAIC (target submission November 2025, progres saat ini 60%), upaya finalisasi akan fokus pada penguatan narasi ilmiah seputar temuan counter-intuitive bahwa model EfficientNet parameter-efisien (5,3-7,8M params) secara konsisten mengungguli arsitektur ResNet besar (25,6-44,5M params) dengan margin 5-10% pada dataset medis kecil. Analisis tambahan yang akan ditambahkan mencakup: (1) studi ablasi untuk mengukur kontribusi independen dari transfer learning, augmentasi data, dan Focal Loss terhadap performa akhir, (2) visualisasi embedding space menggunakan t-SNE atau UMAP untuk menunjukkan separabilitas kelas yang dipelajari model berbeda, dan (3) analisis kesalahan kualitatif mendalam pada kasus-kasus misklasifikasi untuk mengidentifikasi pola morfologis parasit yang menantang secara konsisten. Revisi berbasis feedback reviewer diharapkan selesai pada Januari-Februari 2026.</w:t>
+        <w:t xml:space="preserve">Untuk artikel jurnal JAIC (target submission November 2025, progres saat ini 60%), upaya finalisasi akan fokus pada penguatan narasi ilmiah seputar temuan counter-intuitive bahwa model EfficientNet parameter-efisien (5,3-7,8M params) secara konsisten mengungguli arsitektur ResNet besar (25,6-44,5M params) dengan margin 5-10% pada dataset medis kecil. Analisis tambahan yang akan ditambahkan mencakup: (1) studi ablasi untuk mengukur kontribusi independen dari transfer learning, augmentasi data, dan Focal Loss terhadap performa akhir, (2) visualisasi embedding space menggunakan t-SNE atau UMAP untuk menunjukkan separabilitas kelas yang </w:t>
+      </w:r>
+      <w:r>
+        <w:rPr>
+          <w:rFonts w:ascii="Times New Roman" w:hAnsi="Times New Roman" w:cs="Times New Roman"/>
+          <w:noProof/>
+          <w:sz w:val="20"/>
+          <w:szCs w:val="20"/>
+          <w:lang w:val="id-ID"/>
+        </w:rPr>
+        <w:lastRenderedPageBreak/>
+        <w:t>dipelajari model berbeda, dan (3) analisis kesalahan kualitatif mendalam pada kasus-kasus misklasifikasi untuk mengidentifikasi pola morfologis parasit yang menantang secara konsisten. Revisi berbasis feedback reviewer diharapkan selesai pada Januari-Februari 2026.</w:t>
       </w:r>
     </w:p>
     <w:p>
@@ -22720,18 +22970,7 @@
           <w:szCs w:val="20"/>
           <w:lang w:val="id-ID"/>
         </w:rPr>
-        <w:t xml:space="preserve">Diseminasi hasil penelitian melalui presentasi konferensi JICEST di Universitas Jambi (28 November 2025) akan menjadi kesempatan untuk membangun networking dengan komunitas peneliti AI medis Indonesia dan potensial mengidentifikasi peluang kolaborasi masa depan. Publikasi codebase open-source di GitHub (dijadwalkan setelah </w:t>
-      </w:r>
-      <w:r>
-        <w:rPr>
-          <w:rFonts w:ascii="Times New Roman" w:hAnsi="Times New Roman" w:cs="Times New Roman"/>
-          <w:noProof/>
-          <w:sz w:val="20"/>
-          <w:szCs w:val="20"/>
-          <w:lang w:val="id-ID"/>
-        </w:rPr>
-        <w:lastRenderedPageBreak/>
-        <w:t>jurnal diterbitkan) akan memaksimalkan reproducibility dan memungkinkan peneliti lain mengadaptasi pipeline untuk domain pencitraan medis lain seperti deteksi tuberkulosis, leukemia, atau parasit lain [14,15].</w:t>
+        <w:t>Diseminasi hasil penelitian melalui presentasi konferensi JICEST di Universitas Jambi (28 November 2025) akan menjadi kesempatan untuk membangun networking dengan komunitas peneliti AI medis Indonesia dan potensial mengidentifikasi peluang kolaborasi masa depan. Publikasi codebase open-source di GitHub (dijadwalkan setelah jurnal diterbitkan) akan memaksimalkan reproducibility dan memungkinkan peneliti lain mengadaptasi pipeline untuk domain pencitraan medis lain seperti deteksi tuberkulosis, leukemia, atau parasit lain [14,15].</w:t>
       </w:r>
     </w:p>
     <w:p>
@@ -23090,6 +23329,7 @@
           <w:szCs w:val="18"/>
           <w:lang w:val="id-ID"/>
         </w:rPr>
+        <w:lastRenderedPageBreak/>
         <w:t>H. Zhang et al., "mixup: Beyond empirical risk minimization," in Proc. ICLR, 2018.</w:t>
       </w:r>
     </w:p>
@@ -23245,18 +23485,7 @@
           <w:szCs w:val="18"/>
           <w:lang w:val="id-ID"/>
         </w:rPr>
-        <w:t xml:space="preserve">M. Tan and Q. V. Le, "EfficientNet: Rethinking model scaling for convolutional neural networks," in Proc. ICML, </w:t>
-      </w:r>
-      <w:r>
-        <w:rPr>
-          <w:rFonts w:ascii="Times New Roman" w:hAnsi="Times New Roman" w:cs="Times New Roman"/>
-          <w:noProof/>
-          <w:sz w:val="18"/>
-          <w:szCs w:val="18"/>
-          <w:lang w:val="id-ID"/>
-        </w:rPr>
-        <w:lastRenderedPageBreak/>
-        <w:t>2019, pp. 6105-6114.</w:t>
+        <w:t>M. Tan and Q. V. Le, "EfficientNet: Rethinking model scaling for convolutional neural networks," in Proc. ICML, 2019, pp. 6105-6114.</w:t>
       </w:r>
     </w:p>
     <w:p>
@@ -25264,7 +25493,6 @@
   <w:style w:type="character" w:default="1" w:styleId="DefaultParagraphFont">
     <w:name w:val="Default Paragraph Font"/>
     <w:uiPriority w:val="1"/>
-    <w:semiHidden/>
     <w:unhideWhenUsed/>
   </w:style>
   <w:style w:type="table" w:default="1" w:styleId="TableNormal">
